--- a/templates_docx/Appraisal_Sheet_BSCS.docx
+++ b/templates_docx/Appraisal_Sheet_BSCS.docx
@@ -152,14 +152,7 @@
           <w:b/>
           <w:sz w:val="24"/>
         </w:rPr>
-        <w:t xml:space="preserve">Bachelor of Science in </w:t>
-      </w:r>
-      <w:r>
-        <w:rPr>
-          <w:b/>
-          <w:sz w:val="24"/>
-        </w:rPr>
-        <w:t>Computer Science</w:t>
+        <w:t>Bachelor of Science in Computer Science</w:t>
       </w:r>
     </w:p>
     <w:p>
@@ -282,15 +275,12 @@
       </w:pPr>
       <w:r>
         <w:rPr>
-          <w:b/>
           <w:noProof/>
-          <w:sz w:val="16"/>
-          <w:lang w:eastAsia="en-PH"/>
         </w:rPr>
         <mc:AlternateContent>
           <mc:Choice Requires="wps">
             <w:drawing>
-              <wp:anchor distT="0" distB="0" distL="114300" distR="114300" simplePos="0" relativeHeight="251660288" behindDoc="0" locked="0" layoutInCell="1" allowOverlap="1" wp14:anchorId="7107016F" wp14:editId="34CEE35B">
+              <wp:anchor distT="0" distB="0" distL="114300" distR="114300" simplePos="0" relativeHeight="251661312" behindDoc="0" locked="0" layoutInCell="1" allowOverlap="1" wp14:anchorId="01C6D89A" wp14:editId="02D61E6B">
                 <wp:simplePos x="0" y="0"/>
                 <wp:positionH relativeFrom="column">
                   <wp:posOffset>5715</wp:posOffset>
@@ -299,9 +289,9 @@
                   <wp:posOffset>142240</wp:posOffset>
                 </wp:positionV>
                 <wp:extent cx="5726430" cy="0"/>
-                <wp:effectExtent l="0" t="0" r="26670" b="19050"/>
+                <wp:effectExtent l="0" t="0" r="0" b="0"/>
                 <wp:wrapNone/>
-                <wp:docPr id="1" name="Straight Connector 1"/>
+                <wp:docPr id="19" name="Straight Connector 19"/>
                 <wp:cNvGraphicFramePr/>
                 <a:graphic xmlns:a="http://schemas.openxmlformats.org/drawingml/2006/main">
                   <a:graphicData uri="http://schemas.microsoft.com/office/word/2010/wordprocessingShape">
@@ -338,12 +328,15 @@
                 <wp14:sizeRelH relativeFrom="margin">
                   <wp14:pctWidth>0</wp14:pctWidth>
                 </wp14:sizeRelH>
+                <wp14:sizeRelV relativeFrom="page">
+                  <wp14:pctHeight>0</wp14:pctHeight>
+                </wp14:sizeRelV>
               </wp:anchor>
             </w:drawing>
           </mc:Choice>
           <mc:Fallback>
             <w:pict>
-              <v:line w14:anchorId="462431C4" id="Straight Connector 1" o:spid="_x0000_s1026" style="position:absolute;z-index:251660288;visibility:visible;mso-wrap-style:square;mso-width-percent:0;mso-wrap-distance-left:9pt;mso-wrap-distance-top:0;mso-wrap-distance-right:9pt;mso-wrap-distance-bottom:0;mso-position-horizontal:absolute;mso-position-horizontal-relative:text;mso-position-vertical:absolute;mso-position-vertical-relative:text;mso-width-percent:0;mso-width-relative:margin" from=".45pt,11.2pt" to="451.35pt,11.2pt" o:gfxdata="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" strokecolor="black [3200]">
+              <v:line w14:anchorId="0DB0CB23" id="Straight Connector 19" o:spid="_x0000_s1026" style="position:absolute;z-index:251661312;visibility:visible;mso-wrap-style:square;mso-width-percent:0;mso-height-percent:0;mso-wrap-distance-left:9pt;mso-wrap-distance-top:0;mso-wrap-distance-right:9pt;mso-wrap-distance-bottom:0;mso-position-horizontal:absolute;mso-position-horizontal-relative:text;mso-position-vertical:absolute;mso-position-vertical-relative:text;mso-width-percent:0;mso-height-percent:0;mso-width-relative:margin;mso-height-relative:page" from=".45pt,11.2pt" to="451.35pt,11.2pt" o:gfxdata="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" strokecolor="black [3200]">
                 <v:stroke joinstyle="miter"/>
               </v:line>
             </w:pict>
@@ -390,12 +383,19 @@
       </w:tblGrid>
       <w:tr>
         <w:trPr>
-          <w:trHeight w:val="320" w:hRule="atLeast"/>
           <w:cantSplit/>
+          <w:trHeight w:val="58"/>
         </w:trPr>
         <w:tc>
           <w:tcPr>
             <w:tcW w:w="1165" w:type="dxa"/>
+            <w:tcBorders>
+              <w:top w:val="single" w:sz="4" w:space="0" w:color="auto"/>
+              <w:left w:val="single" w:sz="4" w:space="0" w:color="auto"/>
+              <w:bottom w:val="single" w:sz="4" w:space="0" w:color="auto"/>
+              <w:right w:val="single" w:sz="4" w:space="0" w:color="auto"/>
+            </w:tcBorders>
+            <w:hideMark/>
           </w:tcPr>
           <w:p>
             <w:pPr>
@@ -420,6 +420,13 @@
         <w:tc>
           <w:tcPr>
             <w:tcW w:w="2765" w:type="dxa"/>
+            <w:tcBorders>
+              <w:top w:val="single" w:sz="4" w:space="0" w:color="auto"/>
+              <w:left w:val="single" w:sz="4" w:space="0" w:color="auto"/>
+              <w:bottom w:val="single" w:sz="4" w:space="0" w:color="auto"/>
+              <w:right w:val="single" w:sz="4" w:space="0" w:color="auto"/>
+            </w:tcBorders>
+            <w:hideMark/>
           </w:tcPr>
           <w:p>
             <w:pPr>
@@ -444,6 +451,13 @@
         <w:tc>
           <w:tcPr>
             <w:tcW w:w="565" w:type="dxa"/>
+            <w:tcBorders>
+              <w:top w:val="single" w:sz="4" w:space="0" w:color="auto"/>
+              <w:left w:val="single" w:sz="4" w:space="0" w:color="auto"/>
+              <w:bottom w:val="single" w:sz="4" w:space="0" w:color="auto"/>
+              <w:right w:val="single" w:sz="4" w:space="0" w:color="auto"/>
+            </w:tcBorders>
+            <w:hideMark/>
           </w:tcPr>
           <w:p>
             <w:pPr>
@@ -468,6 +482,13 @@
         <w:tc>
           <w:tcPr>
             <w:tcW w:w="630" w:type="dxa"/>
+            <w:tcBorders>
+              <w:top w:val="single" w:sz="4" w:space="0" w:color="auto"/>
+              <w:left w:val="single" w:sz="4" w:space="0" w:color="auto"/>
+              <w:bottom w:val="single" w:sz="4" w:space="0" w:color="auto"/>
+              <w:right w:val="single" w:sz="4" w:space="0" w:color="auto"/>
+            </w:tcBorders>
+            <w:hideMark/>
           </w:tcPr>
           <w:p>
             <w:pPr>
@@ -492,6 +513,13 @@
         <w:tc>
           <w:tcPr>
             <w:tcW w:w="2390" w:type="dxa"/>
+            <w:tcBorders>
+              <w:top w:val="single" w:sz="4" w:space="0" w:color="auto"/>
+              <w:left w:val="single" w:sz="4" w:space="0" w:color="auto"/>
+              <w:bottom w:val="single" w:sz="4" w:space="0" w:color="auto"/>
+              <w:right w:val="single" w:sz="4" w:space="0" w:color="auto"/>
+            </w:tcBorders>
+            <w:hideMark/>
           </w:tcPr>
           <w:p>
             <w:pPr>
@@ -516,6 +544,13 @@
         <w:tc>
           <w:tcPr>
             <w:tcW w:w="1504" w:type="dxa"/>
+            <w:tcBorders>
+              <w:top w:val="single" w:sz="4" w:space="0" w:color="auto"/>
+              <w:left w:val="single" w:sz="4" w:space="0" w:color="auto"/>
+              <w:bottom w:val="single" w:sz="4" w:space="0" w:color="auto"/>
+              <w:right w:val="single" w:sz="4" w:space="0" w:color="auto"/>
+            </w:tcBorders>
+            <w:hideMark/>
           </w:tcPr>
           <w:p>
             <w:pPr>
@@ -540,12 +575,18 @@
       </w:tr>
       <w:tr>
         <w:trPr>
-          <w:trHeight w:val="320" w:hRule="atLeast"/>
           <w:cantSplit/>
+          <w:trHeight w:val="58"/>
         </w:trPr>
         <w:tc>
           <w:tcPr>
             <w:tcW w:w="1165" w:type="dxa"/>
+            <w:tcBorders>
+              <w:top w:val="single" w:sz="4" w:space="0" w:color="auto"/>
+              <w:left w:val="single" w:sz="4" w:space="0" w:color="auto"/>
+              <w:bottom w:val="single" w:sz="4" w:space="0" w:color="auto"/>
+              <w:right w:val="single" w:sz="4" w:space="0" w:color="auto"/>
+            </w:tcBorders>
           </w:tcPr>
           <w:p>
             <w:pPr>
@@ -560,6 +601,12 @@
         <w:tc>
           <w:tcPr>
             <w:tcW w:w="2765" w:type="dxa"/>
+            <w:tcBorders>
+              <w:top w:val="single" w:sz="4" w:space="0" w:color="auto"/>
+              <w:left w:val="single" w:sz="4" w:space="0" w:color="auto"/>
+              <w:bottom w:val="single" w:sz="4" w:space="0" w:color="auto"/>
+              <w:right w:val="single" w:sz="4" w:space="0" w:color="auto"/>
+            </w:tcBorders>
           </w:tcPr>
           <w:p>
             <w:pPr>
@@ -574,6 +621,12 @@
         <w:tc>
           <w:tcPr>
             <w:tcW w:w="565" w:type="dxa"/>
+            <w:tcBorders>
+              <w:top w:val="single" w:sz="4" w:space="0" w:color="auto"/>
+              <w:left w:val="single" w:sz="4" w:space="0" w:color="auto"/>
+              <w:bottom w:val="single" w:sz="4" w:space="0" w:color="auto"/>
+              <w:right w:val="single" w:sz="4" w:space="0" w:color="auto"/>
+            </w:tcBorders>
           </w:tcPr>
           <w:p>
             <w:pPr>
@@ -589,6 +642,12 @@
         <w:tc>
           <w:tcPr>
             <w:tcW w:w="630" w:type="dxa"/>
+            <w:tcBorders>
+              <w:top w:val="single" w:sz="4" w:space="0" w:color="auto"/>
+              <w:left w:val="single" w:sz="4" w:space="0" w:color="auto"/>
+              <w:bottom w:val="single" w:sz="4" w:space="0" w:color="auto"/>
+              <w:right w:val="single" w:sz="4" w:space="0" w:color="auto"/>
+            </w:tcBorders>
           </w:tcPr>
           <w:p>
             <w:pPr>
@@ -603,6 +662,12 @@
         <w:tc>
           <w:tcPr>
             <w:tcW w:w="2390" w:type="dxa"/>
+            <w:tcBorders>
+              <w:top w:val="single" w:sz="4" w:space="0" w:color="auto"/>
+              <w:left w:val="single" w:sz="4" w:space="0" w:color="auto"/>
+              <w:bottom w:val="single" w:sz="4" w:space="0" w:color="auto"/>
+              <w:right w:val="single" w:sz="4" w:space="0" w:color="auto"/>
+            </w:tcBorders>
           </w:tcPr>
           <w:p>
             <w:pPr>
@@ -617,6 +682,12 @@
         <w:tc>
           <w:tcPr>
             <w:tcW w:w="1504" w:type="dxa"/>
+            <w:tcBorders>
+              <w:top w:val="single" w:sz="4" w:space="0" w:color="auto"/>
+              <w:left w:val="single" w:sz="4" w:space="0" w:color="auto"/>
+              <w:bottom w:val="single" w:sz="4" w:space="0" w:color="auto"/>
+              <w:right w:val="single" w:sz="4" w:space="0" w:color="auto"/>
+            </w:tcBorders>
           </w:tcPr>
           <w:p>
             <w:pPr>
@@ -631,12 +702,18 @@
       </w:tr>
       <w:tr>
         <w:trPr>
-          <w:trHeight w:val="320" w:hRule="atLeast"/>
           <w:cantSplit/>
+          <w:trHeight w:val="58"/>
         </w:trPr>
         <w:tc>
           <w:tcPr>
             <w:tcW w:w="1165" w:type="dxa"/>
+            <w:tcBorders>
+              <w:top w:val="single" w:sz="4" w:space="0" w:color="auto"/>
+              <w:left w:val="single" w:sz="4" w:space="0" w:color="auto"/>
+              <w:bottom w:val="single" w:sz="4" w:space="0" w:color="auto"/>
+              <w:right w:val="single" w:sz="4" w:space="0" w:color="auto"/>
+            </w:tcBorders>
           </w:tcPr>
           <w:p>
             <w:pPr>
@@ -651,6 +728,12 @@
         <w:tc>
           <w:tcPr>
             <w:tcW w:w="2765" w:type="dxa"/>
+            <w:tcBorders>
+              <w:top w:val="single" w:sz="4" w:space="0" w:color="auto"/>
+              <w:left w:val="single" w:sz="4" w:space="0" w:color="auto"/>
+              <w:bottom w:val="single" w:sz="4" w:space="0" w:color="auto"/>
+              <w:right w:val="single" w:sz="4" w:space="0" w:color="auto"/>
+            </w:tcBorders>
           </w:tcPr>
           <w:p>
             <w:pPr>
@@ -665,6 +748,12 @@
         <w:tc>
           <w:tcPr>
             <w:tcW w:w="565" w:type="dxa"/>
+            <w:tcBorders>
+              <w:top w:val="single" w:sz="4" w:space="0" w:color="auto"/>
+              <w:left w:val="single" w:sz="4" w:space="0" w:color="auto"/>
+              <w:bottom w:val="single" w:sz="4" w:space="0" w:color="auto"/>
+              <w:right w:val="single" w:sz="4" w:space="0" w:color="auto"/>
+            </w:tcBorders>
           </w:tcPr>
           <w:p>
             <w:pPr>
@@ -680,6 +769,12 @@
         <w:tc>
           <w:tcPr>
             <w:tcW w:w="630" w:type="dxa"/>
+            <w:tcBorders>
+              <w:top w:val="single" w:sz="4" w:space="0" w:color="auto"/>
+              <w:left w:val="single" w:sz="4" w:space="0" w:color="auto"/>
+              <w:bottom w:val="single" w:sz="4" w:space="0" w:color="auto"/>
+              <w:right w:val="single" w:sz="4" w:space="0" w:color="auto"/>
+            </w:tcBorders>
           </w:tcPr>
           <w:p>
             <w:pPr>
@@ -694,6 +789,12 @@
         <w:tc>
           <w:tcPr>
             <w:tcW w:w="2390" w:type="dxa"/>
+            <w:tcBorders>
+              <w:top w:val="single" w:sz="4" w:space="0" w:color="auto"/>
+              <w:left w:val="single" w:sz="4" w:space="0" w:color="auto"/>
+              <w:bottom w:val="single" w:sz="4" w:space="0" w:color="auto"/>
+              <w:right w:val="single" w:sz="4" w:space="0" w:color="auto"/>
+            </w:tcBorders>
           </w:tcPr>
           <w:p>
             <w:pPr>
@@ -708,6 +809,12 @@
         <w:tc>
           <w:tcPr>
             <w:tcW w:w="1504" w:type="dxa"/>
+            <w:tcBorders>
+              <w:top w:val="single" w:sz="4" w:space="0" w:color="auto"/>
+              <w:left w:val="single" w:sz="4" w:space="0" w:color="auto"/>
+              <w:bottom w:val="single" w:sz="4" w:space="0" w:color="auto"/>
+              <w:right w:val="single" w:sz="4" w:space="0" w:color="auto"/>
+            </w:tcBorders>
           </w:tcPr>
           <w:p>
             <w:pPr>
@@ -722,12 +829,18 @@
       </w:tr>
       <w:tr>
         <w:trPr>
-          <w:trHeight w:val="320" w:hRule="atLeast"/>
           <w:cantSplit/>
+          <w:trHeight w:val="58"/>
         </w:trPr>
         <w:tc>
           <w:tcPr>
             <w:tcW w:w="1165" w:type="dxa"/>
+            <w:tcBorders>
+              <w:top w:val="single" w:sz="4" w:space="0" w:color="auto"/>
+              <w:left w:val="single" w:sz="4" w:space="0" w:color="auto"/>
+              <w:bottom w:val="single" w:sz="4" w:space="0" w:color="auto"/>
+              <w:right w:val="single" w:sz="4" w:space="0" w:color="auto"/>
+            </w:tcBorders>
           </w:tcPr>
           <w:p>
             <w:pPr>
@@ -742,6 +855,12 @@
         <w:tc>
           <w:tcPr>
             <w:tcW w:w="2765" w:type="dxa"/>
+            <w:tcBorders>
+              <w:top w:val="single" w:sz="4" w:space="0" w:color="auto"/>
+              <w:left w:val="single" w:sz="4" w:space="0" w:color="auto"/>
+              <w:bottom w:val="single" w:sz="4" w:space="0" w:color="auto"/>
+              <w:right w:val="single" w:sz="4" w:space="0" w:color="auto"/>
+            </w:tcBorders>
           </w:tcPr>
           <w:p>
             <w:pPr>
@@ -756,6 +875,12 @@
         <w:tc>
           <w:tcPr>
             <w:tcW w:w="565" w:type="dxa"/>
+            <w:tcBorders>
+              <w:top w:val="single" w:sz="4" w:space="0" w:color="auto"/>
+              <w:left w:val="single" w:sz="4" w:space="0" w:color="auto"/>
+              <w:bottom w:val="single" w:sz="4" w:space="0" w:color="auto"/>
+              <w:right w:val="single" w:sz="4" w:space="0" w:color="auto"/>
+            </w:tcBorders>
           </w:tcPr>
           <w:p>
             <w:pPr>
@@ -771,6 +896,12 @@
         <w:tc>
           <w:tcPr>
             <w:tcW w:w="630" w:type="dxa"/>
+            <w:tcBorders>
+              <w:top w:val="single" w:sz="4" w:space="0" w:color="auto"/>
+              <w:left w:val="single" w:sz="4" w:space="0" w:color="auto"/>
+              <w:bottom w:val="single" w:sz="4" w:space="0" w:color="auto"/>
+              <w:right w:val="single" w:sz="4" w:space="0" w:color="auto"/>
+            </w:tcBorders>
           </w:tcPr>
           <w:p>
             <w:pPr>
@@ -785,6 +916,12 @@
         <w:tc>
           <w:tcPr>
             <w:tcW w:w="2390" w:type="dxa"/>
+            <w:tcBorders>
+              <w:top w:val="single" w:sz="4" w:space="0" w:color="auto"/>
+              <w:left w:val="single" w:sz="4" w:space="0" w:color="auto"/>
+              <w:bottom w:val="single" w:sz="4" w:space="0" w:color="auto"/>
+              <w:right w:val="single" w:sz="4" w:space="0" w:color="auto"/>
+            </w:tcBorders>
           </w:tcPr>
           <w:p>
             <w:pPr>
@@ -799,6 +936,12 @@
         <w:tc>
           <w:tcPr>
             <w:tcW w:w="1504" w:type="dxa"/>
+            <w:tcBorders>
+              <w:top w:val="single" w:sz="4" w:space="0" w:color="auto"/>
+              <w:left w:val="single" w:sz="4" w:space="0" w:color="auto"/>
+              <w:bottom w:val="single" w:sz="4" w:space="0" w:color="auto"/>
+              <w:right w:val="single" w:sz="4" w:space="0" w:color="auto"/>
+            </w:tcBorders>
           </w:tcPr>
           <w:p>
             <w:pPr>
@@ -813,12 +956,18 @@
       </w:tr>
       <w:tr>
         <w:trPr>
-          <w:trHeight w:val="320" w:hRule="atLeast"/>
           <w:cantSplit/>
+          <w:trHeight w:val="58"/>
         </w:trPr>
         <w:tc>
           <w:tcPr>
             <w:tcW w:w="1165" w:type="dxa"/>
+            <w:tcBorders>
+              <w:top w:val="single" w:sz="4" w:space="0" w:color="auto"/>
+              <w:left w:val="single" w:sz="4" w:space="0" w:color="auto"/>
+              <w:bottom w:val="single" w:sz="4" w:space="0" w:color="auto"/>
+              <w:right w:val="single" w:sz="4" w:space="0" w:color="auto"/>
+            </w:tcBorders>
           </w:tcPr>
           <w:p>
             <w:pPr>
@@ -833,6 +982,12 @@
         <w:tc>
           <w:tcPr>
             <w:tcW w:w="2765" w:type="dxa"/>
+            <w:tcBorders>
+              <w:top w:val="single" w:sz="4" w:space="0" w:color="auto"/>
+              <w:left w:val="single" w:sz="4" w:space="0" w:color="auto"/>
+              <w:bottom w:val="single" w:sz="4" w:space="0" w:color="auto"/>
+              <w:right w:val="single" w:sz="4" w:space="0" w:color="auto"/>
+            </w:tcBorders>
           </w:tcPr>
           <w:p>
             <w:pPr>
@@ -847,6 +1002,12 @@
         <w:tc>
           <w:tcPr>
             <w:tcW w:w="565" w:type="dxa"/>
+            <w:tcBorders>
+              <w:top w:val="single" w:sz="4" w:space="0" w:color="auto"/>
+              <w:left w:val="single" w:sz="4" w:space="0" w:color="auto"/>
+              <w:bottom w:val="single" w:sz="4" w:space="0" w:color="auto"/>
+              <w:right w:val="single" w:sz="4" w:space="0" w:color="auto"/>
+            </w:tcBorders>
           </w:tcPr>
           <w:p>
             <w:pPr>
@@ -862,6 +1023,12 @@
         <w:tc>
           <w:tcPr>
             <w:tcW w:w="630" w:type="dxa"/>
+            <w:tcBorders>
+              <w:top w:val="single" w:sz="4" w:space="0" w:color="auto"/>
+              <w:left w:val="single" w:sz="4" w:space="0" w:color="auto"/>
+              <w:bottom w:val="single" w:sz="4" w:space="0" w:color="auto"/>
+              <w:right w:val="single" w:sz="4" w:space="0" w:color="auto"/>
+            </w:tcBorders>
           </w:tcPr>
           <w:p>
             <w:pPr>
@@ -876,6 +1043,12 @@
         <w:tc>
           <w:tcPr>
             <w:tcW w:w="2390" w:type="dxa"/>
+            <w:tcBorders>
+              <w:top w:val="single" w:sz="4" w:space="0" w:color="auto"/>
+              <w:left w:val="single" w:sz="4" w:space="0" w:color="auto"/>
+              <w:bottom w:val="single" w:sz="4" w:space="0" w:color="auto"/>
+              <w:right w:val="single" w:sz="4" w:space="0" w:color="auto"/>
+            </w:tcBorders>
           </w:tcPr>
           <w:p>
             <w:pPr>
@@ -890,6 +1063,12 @@
         <w:tc>
           <w:tcPr>
             <w:tcW w:w="1504" w:type="dxa"/>
+            <w:tcBorders>
+              <w:top w:val="single" w:sz="4" w:space="0" w:color="auto"/>
+              <w:left w:val="single" w:sz="4" w:space="0" w:color="auto"/>
+              <w:bottom w:val="single" w:sz="4" w:space="0" w:color="auto"/>
+              <w:right w:val="single" w:sz="4" w:space="0" w:color="auto"/>
+            </w:tcBorders>
           </w:tcPr>
           <w:p>
             <w:pPr>
@@ -904,12 +1083,18 @@
       </w:tr>
       <w:tr>
         <w:trPr>
-          <w:trHeight w:val="320" w:hRule="atLeast"/>
           <w:cantSplit/>
+          <w:trHeight w:val="58"/>
         </w:trPr>
         <w:tc>
           <w:tcPr>
             <w:tcW w:w="1165" w:type="dxa"/>
+            <w:tcBorders>
+              <w:top w:val="single" w:sz="4" w:space="0" w:color="auto"/>
+              <w:left w:val="single" w:sz="4" w:space="0" w:color="auto"/>
+              <w:bottom w:val="single" w:sz="4" w:space="0" w:color="auto"/>
+              <w:right w:val="single" w:sz="4" w:space="0" w:color="auto"/>
+            </w:tcBorders>
           </w:tcPr>
           <w:p>
             <w:pPr>
@@ -924,6 +1109,12 @@
         <w:tc>
           <w:tcPr>
             <w:tcW w:w="2765" w:type="dxa"/>
+            <w:tcBorders>
+              <w:top w:val="single" w:sz="4" w:space="0" w:color="auto"/>
+              <w:left w:val="single" w:sz="4" w:space="0" w:color="auto"/>
+              <w:bottom w:val="single" w:sz="4" w:space="0" w:color="auto"/>
+              <w:right w:val="single" w:sz="4" w:space="0" w:color="auto"/>
+            </w:tcBorders>
           </w:tcPr>
           <w:p>
             <w:pPr>
@@ -938,6 +1129,12 @@
         <w:tc>
           <w:tcPr>
             <w:tcW w:w="565" w:type="dxa"/>
+            <w:tcBorders>
+              <w:top w:val="single" w:sz="4" w:space="0" w:color="auto"/>
+              <w:left w:val="single" w:sz="4" w:space="0" w:color="auto"/>
+              <w:bottom w:val="single" w:sz="4" w:space="0" w:color="auto"/>
+              <w:right w:val="single" w:sz="4" w:space="0" w:color="auto"/>
+            </w:tcBorders>
           </w:tcPr>
           <w:p>
             <w:pPr>
@@ -953,6 +1150,12 @@
         <w:tc>
           <w:tcPr>
             <w:tcW w:w="630" w:type="dxa"/>
+            <w:tcBorders>
+              <w:top w:val="single" w:sz="4" w:space="0" w:color="auto"/>
+              <w:left w:val="single" w:sz="4" w:space="0" w:color="auto"/>
+              <w:bottom w:val="single" w:sz="4" w:space="0" w:color="auto"/>
+              <w:right w:val="single" w:sz="4" w:space="0" w:color="auto"/>
+            </w:tcBorders>
           </w:tcPr>
           <w:p>
             <w:pPr>
@@ -967,6 +1170,12 @@
         <w:tc>
           <w:tcPr>
             <w:tcW w:w="2390" w:type="dxa"/>
+            <w:tcBorders>
+              <w:top w:val="single" w:sz="4" w:space="0" w:color="auto"/>
+              <w:left w:val="single" w:sz="4" w:space="0" w:color="auto"/>
+              <w:bottom w:val="single" w:sz="4" w:space="0" w:color="auto"/>
+              <w:right w:val="single" w:sz="4" w:space="0" w:color="auto"/>
+            </w:tcBorders>
           </w:tcPr>
           <w:p>
             <w:pPr>
@@ -981,6 +1190,12 @@
         <w:tc>
           <w:tcPr>
             <w:tcW w:w="1504" w:type="dxa"/>
+            <w:tcBorders>
+              <w:top w:val="single" w:sz="4" w:space="0" w:color="auto"/>
+              <w:left w:val="single" w:sz="4" w:space="0" w:color="auto"/>
+              <w:bottom w:val="single" w:sz="4" w:space="0" w:color="auto"/>
+              <w:right w:val="single" w:sz="4" w:space="0" w:color="auto"/>
+            </w:tcBorders>
           </w:tcPr>
           <w:p>
             <w:pPr>
@@ -995,12 +1210,18 @@
       </w:tr>
       <w:tr>
         <w:trPr>
-          <w:trHeight w:val="320" w:hRule="atLeast"/>
           <w:cantSplit/>
+          <w:trHeight w:val="58"/>
         </w:trPr>
         <w:tc>
           <w:tcPr>
             <w:tcW w:w="1165" w:type="dxa"/>
+            <w:tcBorders>
+              <w:top w:val="single" w:sz="4" w:space="0" w:color="auto"/>
+              <w:left w:val="single" w:sz="4" w:space="0" w:color="auto"/>
+              <w:bottom w:val="single" w:sz="4" w:space="0" w:color="auto"/>
+              <w:right w:val="single" w:sz="4" w:space="0" w:color="auto"/>
+            </w:tcBorders>
           </w:tcPr>
           <w:p>
             <w:pPr>
@@ -1015,6 +1236,12 @@
         <w:tc>
           <w:tcPr>
             <w:tcW w:w="2765" w:type="dxa"/>
+            <w:tcBorders>
+              <w:top w:val="single" w:sz="4" w:space="0" w:color="auto"/>
+              <w:left w:val="single" w:sz="4" w:space="0" w:color="auto"/>
+              <w:bottom w:val="single" w:sz="4" w:space="0" w:color="auto"/>
+              <w:right w:val="single" w:sz="4" w:space="0" w:color="auto"/>
+            </w:tcBorders>
           </w:tcPr>
           <w:p>
             <w:pPr>
@@ -1029,6 +1256,12 @@
         <w:tc>
           <w:tcPr>
             <w:tcW w:w="565" w:type="dxa"/>
+            <w:tcBorders>
+              <w:top w:val="single" w:sz="4" w:space="0" w:color="auto"/>
+              <w:left w:val="single" w:sz="4" w:space="0" w:color="auto"/>
+              <w:bottom w:val="single" w:sz="4" w:space="0" w:color="auto"/>
+              <w:right w:val="single" w:sz="4" w:space="0" w:color="auto"/>
+            </w:tcBorders>
           </w:tcPr>
           <w:p>
             <w:pPr>
@@ -1044,6 +1277,12 @@
         <w:tc>
           <w:tcPr>
             <w:tcW w:w="630" w:type="dxa"/>
+            <w:tcBorders>
+              <w:top w:val="single" w:sz="4" w:space="0" w:color="auto"/>
+              <w:left w:val="single" w:sz="4" w:space="0" w:color="auto"/>
+              <w:bottom w:val="single" w:sz="4" w:space="0" w:color="auto"/>
+              <w:right w:val="single" w:sz="4" w:space="0" w:color="auto"/>
+            </w:tcBorders>
           </w:tcPr>
           <w:p>
             <w:pPr>
@@ -1058,6 +1297,12 @@
         <w:tc>
           <w:tcPr>
             <w:tcW w:w="2390" w:type="dxa"/>
+            <w:tcBorders>
+              <w:top w:val="single" w:sz="4" w:space="0" w:color="auto"/>
+              <w:left w:val="single" w:sz="4" w:space="0" w:color="auto"/>
+              <w:bottom w:val="single" w:sz="4" w:space="0" w:color="auto"/>
+              <w:right w:val="single" w:sz="4" w:space="0" w:color="auto"/>
+            </w:tcBorders>
           </w:tcPr>
           <w:p>
             <w:pPr>
@@ -1072,6 +1317,12 @@
         <w:tc>
           <w:tcPr>
             <w:tcW w:w="1504" w:type="dxa"/>
+            <w:tcBorders>
+              <w:top w:val="single" w:sz="4" w:space="0" w:color="auto"/>
+              <w:left w:val="single" w:sz="4" w:space="0" w:color="auto"/>
+              <w:bottom w:val="single" w:sz="4" w:space="0" w:color="auto"/>
+              <w:right w:val="single" w:sz="4" w:space="0" w:color="auto"/>
+            </w:tcBorders>
           </w:tcPr>
           <w:p>
             <w:pPr>
@@ -1086,12 +1337,18 @@
       </w:tr>
       <w:tr>
         <w:trPr>
-          <w:trHeight w:val="320" w:hRule="atLeast"/>
           <w:cantSplit/>
+          <w:trHeight w:val="58"/>
         </w:trPr>
         <w:tc>
           <w:tcPr>
             <w:tcW w:w="1165" w:type="dxa"/>
+            <w:tcBorders>
+              <w:top w:val="single" w:sz="4" w:space="0" w:color="auto"/>
+              <w:left w:val="single" w:sz="4" w:space="0" w:color="auto"/>
+              <w:bottom w:val="single" w:sz="4" w:space="0" w:color="auto"/>
+              <w:right w:val="single" w:sz="4" w:space="0" w:color="auto"/>
+            </w:tcBorders>
           </w:tcPr>
           <w:p>
             <w:pPr>
@@ -1106,6 +1363,12 @@
         <w:tc>
           <w:tcPr>
             <w:tcW w:w="2765" w:type="dxa"/>
+            <w:tcBorders>
+              <w:top w:val="single" w:sz="4" w:space="0" w:color="auto"/>
+              <w:left w:val="single" w:sz="4" w:space="0" w:color="auto"/>
+              <w:bottom w:val="single" w:sz="4" w:space="0" w:color="auto"/>
+              <w:right w:val="single" w:sz="4" w:space="0" w:color="auto"/>
+            </w:tcBorders>
           </w:tcPr>
           <w:p>
             <w:pPr>
@@ -1120,6 +1383,12 @@
         <w:tc>
           <w:tcPr>
             <w:tcW w:w="565" w:type="dxa"/>
+            <w:tcBorders>
+              <w:top w:val="single" w:sz="4" w:space="0" w:color="auto"/>
+              <w:left w:val="single" w:sz="4" w:space="0" w:color="auto"/>
+              <w:bottom w:val="single" w:sz="4" w:space="0" w:color="auto"/>
+              <w:right w:val="single" w:sz="4" w:space="0" w:color="auto"/>
+            </w:tcBorders>
           </w:tcPr>
           <w:p>
             <w:pPr>
@@ -1135,6 +1404,12 @@
         <w:tc>
           <w:tcPr>
             <w:tcW w:w="630" w:type="dxa"/>
+            <w:tcBorders>
+              <w:top w:val="single" w:sz="4" w:space="0" w:color="auto"/>
+              <w:left w:val="single" w:sz="4" w:space="0" w:color="auto"/>
+              <w:bottom w:val="single" w:sz="4" w:space="0" w:color="auto"/>
+              <w:right w:val="single" w:sz="4" w:space="0" w:color="auto"/>
+            </w:tcBorders>
           </w:tcPr>
           <w:p>
             <w:pPr>
@@ -1149,6 +1424,12 @@
         <w:tc>
           <w:tcPr>
             <w:tcW w:w="2390" w:type="dxa"/>
+            <w:tcBorders>
+              <w:top w:val="single" w:sz="4" w:space="0" w:color="auto"/>
+              <w:left w:val="single" w:sz="4" w:space="0" w:color="auto"/>
+              <w:bottom w:val="single" w:sz="4" w:space="0" w:color="auto"/>
+              <w:right w:val="single" w:sz="4" w:space="0" w:color="auto"/>
+            </w:tcBorders>
           </w:tcPr>
           <w:p>
             <w:pPr>
@@ -1163,6 +1444,12 @@
         <w:tc>
           <w:tcPr>
             <w:tcW w:w="1504" w:type="dxa"/>
+            <w:tcBorders>
+              <w:top w:val="single" w:sz="4" w:space="0" w:color="auto"/>
+              <w:left w:val="single" w:sz="4" w:space="0" w:color="auto"/>
+              <w:bottom w:val="single" w:sz="4" w:space="0" w:color="auto"/>
+              <w:right w:val="single" w:sz="4" w:space="0" w:color="auto"/>
+            </w:tcBorders>
           </w:tcPr>
           <w:p>
             <w:pPr>
@@ -1177,12 +1464,18 @@
       </w:tr>
       <w:tr>
         <w:trPr>
-          <w:trHeight w:val="320" w:hRule="atLeast"/>
           <w:cantSplit/>
+          <w:trHeight w:val="58"/>
         </w:trPr>
         <w:tc>
           <w:tcPr>
             <w:tcW w:w="1165" w:type="dxa"/>
+            <w:tcBorders>
+              <w:top w:val="single" w:sz="4" w:space="0" w:color="auto"/>
+              <w:left w:val="single" w:sz="4" w:space="0" w:color="auto"/>
+              <w:bottom w:val="single" w:sz="4" w:space="0" w:color="auto"/>
+              <w:right w:val="single" w:sz="4" w:space="0" w:color="auto"/>
+            </w:tcBorders>
           </w:tcPr>
           <w:p>
             <w:pPr>
@@ -1197,6 +1490,12 @@
         <w:tc>
           <w:tcPr>
             <w:tcW w:w="2765" w:type="dxa"/>
+            <w:tcBorders>
+              <w:top w:val="single" w:sz="4" w:space="0" w:color="auto"/>
+              <w:left w:val="single" w:sz="4" w:space="0" w:color="auto"/>
+              <w:bottom w:val="single" w:sz="4" w:space="0" w:color="auto"/>
+              <w:right w:val="single" w:sz="4" w:space="0" w:color="auto"/>
+            </w:tcBorders>
           </w:tcPr>
           <w:p>
             <w:pPr>
@@ -1211,6 +1510,12 @@
         <w:tc>
           <w:tcPr>
             <w:tcW w:w="565" w:type="dxa"/>
+            <w:tcBorders>
+              <w:top w:val="single" w:sz="4" w:space="0" w:color="auto"/>
+              <w:left w:val="single" w:sz="4" w:space="0" w:color="auto"/>
+              <w:bottom w:val="single" w:sz="4" w:space="0" w:color="auto"/>
+              <w:right w:val="single" w:sz="4" w:space="0" w:color="auto"/>
+            </w:tcBorders>
           </w:tcPr>
           <w:p>
             <w:pPr>
@@ -1226,6 +1531,12 @@
         <w:tc>
           <w:tcPr>
             <w:tcW w:w="630" w:type="dxa"/>
+            <w:tcBorders>
+              <w:top w:val="single" w:sz="4" w:space="0" w:color="auto"/>
+              <w:left w:val="single" w:sz="4" w:space="0" w:color="auto"/>
+              <w:bottom w:val="single" w:sz="4" w:space="0" w:color="auto"/>
+              <w:right w:val="single" w:sz="4" w:space="0" w:color="auto"/>
+            </w:tcBorders>
           </w:tcPr>
           <w:p>
             <w:pPr>
@@ -1240,6 +1551,12 @@
         <w:tc>
           <w:tcPr>
             <w:tcW w:w="2390" w:type="dxa"/>
+            <w:tcBorders>
+              <w:top w:val="single" w:sz="4" w:space="0" w:color="auto"/>
+              <w:left w:val="single" w:sz="4" w:space="0" w:color="auto"/>
+              <w:bottom w:val="single" w:sz="4" w:space="0" w:color="auto"/>
+              <w:right w:val="single" w:sz="4" w:space="0" w:color="auto"/>
+            </w:tcBorders>
           </w:tcPr>
           <w:p>
             <w:pPr>
@@ -1254,6 +1571,12 @@
         <w:tc>
           <w:tcPr>
             <w:tcW w:w="1504" w:type="dxa"/>
+            <w:tcBorders>
+              <w:top w:val="single" w:sz="4" w:space="0" w:color="auto"/>
+              <w:left w:val="single" w:sz="4" w:space="0" w:color="auto"/>
+              <w:bottom w:val="single" w:sz="4" w:space="0" w:color="auto"/>
+              <w:right w:val="single" w:sz="4" w:space="0" w:color="auto"/>
+            </w:tcBorders>
           </w:tcPr>
           <w:p>
             <w:pPr>
@@ -1268,12 +1591,18 @@
       </w:tr>
       <w:tr>
         <w:trPr>
-          <w:trHeight w:val="320" w:hRule="atLeast"/>
           <w:cantSplit/>
+          <w:trHeight w:val="58"/>
         </w:trPr>
         <w:tc>
           <w:tcPr>
             <w:tcW w:w="1165" w:type="dxa"/>
+            <w:tcBorders>
+              <w:top w:val="single" w:sz="4" w:space="0" w:color="auto"/>
+              <w:left w:val="single" w:sz="4" w:space="0" w:color="auto"/>
+              <w:bottom w:val="single" w:sz="4" w:space="0" w:color="auto"/>
+              <w:right w:val="single" w:sz="4" w:space="0" w:color="auto"/>
+            </w:tcBorders>
           </w:tcPr>
           <w:p>
             <w:pPr>
@@ -1288,6 +1617,12 @@
         <w:tc>
           <w:tcPr>
             <w:tcW w:w="2765" w:type="dxa"/>
+            <w:tcBorders>
+              <w:top w:val="single" w:sz="4" w:space="0" w:color="auto"/>
+              <w:left w:val="single" w:sz="4" w:space="0" w:color="auto"/>
+              <w:bottom w:val="single" w:sz="4" w:space="0" w:color="auto"/>
+              <w:right w:val="single" w:sz="4" w:space="0" w:color="auto"/>
+            </w:tcBorders>
           </w:tcPr>
           <w:p>
             <w:pPr>
@@ -1302,6 +1637,12 @@
         <w:tc>
           <w:tcPr>
             <w:tcW w:w="565" w:type="dxa"/>
+            <w:tcBorders>
+              <w:top w:val="single" w:sz="4" w:space="0" w:color="auto"/>
+              <w:left w:val="single" w:sz="4" w:space="0" w:color="auto"/>
+              <w:bottom w:val="single" w:sz="4" w:space="0" w:color="auto"/>
+              <w:right w:val="single" w:sz="4" w:space="0" w:color="auto"/>
+            </w:tcBorders>
           </w:tcPr>
           <w:p>
             <w:pPr>
@@ -1317,6 +1658,12 @@
         <w:tc>
           <w:tcPr>
             <w:tcW w:w="630" w:type="dxa"/>
+            <w:tcBorders>
+              <w:top w:val="single" w:sz="4" w:space="0" w:color="auto"/>
+              <w:left w:val="single" w:sz="4" w:space="0" w:color="auto"/>
+              <w:bottom w:val="single" w:sz="4" w:space="0" w:color="auto"/>
+              <w:right w:val="single" w:sz="4" w:space="0" w:color="auto"/>
+            </w:tcBorders>
           </w:tcPr>
           <w:p>
             <w:pPr>
@@ -1331,6 +1678,12 @@
         <w:tc>
           <w:tcPr>
             <w:tcW w:w="2390" w:type="dxa"/>
+            <w:tcBorders>
+              <w:top w:val="single" w:sz="4" w:space="0" w:color="auto"/>
+              <w:left w:val="single" w:sz="4" w:space="0" w:color="auto"/>
+              <w:bottom w:val="single" w:sz="4" w:space="0" w:color="auto"/>
+              <w:right w:val="single" w:sz="4" w:space="0" w:color="auto"/>
+            </w:tcBorders>
           </w:tcPr>
           <w:p>
             <w:pPr>
@@ -1345,6 +1698,12 @@
         <w:tc>
           <w:tcPr>
             <w:tcW w:w="1504" w:type="dxa"/>
+            <w:tcBorders>
+              <w:top w:val="single" w:sz="4" w:space="0" w:color="auto"/>
+              <w:left w:val="single" w:sz="4" w:space="0" w:color="auto"/>
+              <w:bottom w:val="single" w:sz="4" w:space="0" w:color="auto"/>
+              <w:right w:val="single" w:sz="4" w:space="0" w:color="auto"/>
+            </w:tcBorders>
           </w:tcPr>
           <w:p>
             <w:pPr>
@@ -1359,12 +1718,18 @@
       </w:tr>
       <w:tr>
         <w:trPr>
-          <w:trHeight w:val="320" w:hRule="atLeast"/>
           <w:cantSplit/>
+          <w:trHeight w:val="58"/>
         </w:trPr>
         <w:tc>
           <w:tcPr>
             <w:tcW w:w="1165" w:type="dxa"/>
+            <w:tcBorders>
+              <w:top w:val="single" w:sz="4" w:space="0" w:color="auto"/>
+              <w:left w:val="single" w:sz="4" w:space="0" w:color="auto"/>
+              <w:bottom w:val="single" w:sz="4" w:space="0" w:color="auto"/>
+              <w:right w:val="single" w:sz="4" w:space="0" w:color="auto"/>
+            </w:tcBorders>
           </w:tcPr>
           <w:p>
             <w:pPr>
@@ -1379,6 +1744,12 @@
         <w:tc>
           <w:tcPr>
             <w:tcW w:w="2765" w:type="dxa"/>
+            <w:tcBorders>
+              <w:top w:val="single" w:sz="4" w:space="0" w:color="auto"/>
+              <w:left w:val="single" w:sz="4" w:space="0" w:color="auto"/>
+              <w:bottom w:val="single" w:sz="4" w:space="0" w:color="auto"/>
+              <w:right w:val="single" w:sz="4" w:space="0" w:color="auto"/>
+            </w:tcBorders>
           </w:tcPr>
           <w:p>
             <w:pPr>
@@ -1393,6 +1764,12 @@
         <w:tc>
           <w:tcPr>
             <w:tcW w:w="565" w:type="dxa"/>
+            <w:tcBorders>
+              <w:top w:val="single" w:sz="4" w:space="0" w:color="auto"/>
+              <w:left w:val="single" w:sz="4" w:space="0" w:color="auto"/>
+              <w:bottom w:val="single" w:sz="4" w:space="0" w:color="auto"/>
+              <w:right w:val="single" w:sz="4" w:space="0" w:color="auto"/>
+            </w:tcBorders>
           </w:tcPr>
           <w:p>
             <w:pPr>
@@ -1408,6 +1785,12 @@
         <w:tc>
           <w:tcPr>
             <w:tcW w:w="630" w:type="dxa"/>
+            <w:tcBorders>
+              <w:top w:val="single" w:sz="4" w:space="0" w:color="auto"/>
+              <w:left w:val="single" w:sz="4" w:space="0" w:color="auto"/>
+              <w:bottom w:val="single" w:sz="4" w:space="0" w:color="auto"/>
+              <w:right w:val="single" w:sz="4" w:space="0" w:color="auto"/>
+            </w:tcBorders>
           </w:tcPr>
           <w:p>
             <w:pPr>
@@ -1422,6 +1805,12 @@
         <w:tc>
           <w:tcPr>
             <w:tcW w:w="2390" w:type="dxa"/>
+            <w:tcBorders>
+              <w:top w:val="single" w:sz="4" w:space="0" w:color="auto"/>
+              <w:left w:val="single" w:sz="4" w:space="0" w:color="auto"/>
+              <w:bottom w:val="single" w:sz="4" w:space="0" w:color="auto"/>
+              <w:right w:val="single" w:sz="4" w:space="0" w:color="auto"/>
+            </w:tcBorders>
           </w:tcPr>
           <w:p>
             <w:pPr>
@@ -1436,6 +1825,12 @@
         <w:tc>
           <w:tcPr>
             <w:tcW w:w="1504" w:type="dxa"/>
+            <w:tcBorders>
+              <w:top w:val="single" w:sz="4" w:space="0" w:color="auto"/>
+              <w:left w:val="single" w:sz="4" w:space="0" w:color="auto"/>
+              <w:bottom w:val="single" w:sz="4" w:space="0" w:color="auto"/>
+              <w:right w:val="single" w:sz="4" w:space="0" w:color="auto"/>
+            </w:tcBorders>
           </w:tcPr>
           <w:p>
             <w:pPr>
@@ -1450,12 +1845,18 @@
       </w:tr>
       <w:tr>
         <w:trPr>
-          <w:trHeight w:val="320" w:hRule="atLeast"/>
           <w:cantSplit/>
+          <w:trHeight w:val="58"/>
         </w:trPr>
         <w:tc>
           <w:tcPr>
             <w:tcW w:w="1165" w:type="dxa"/>
+            <w:tcBorders>
+              <w:top w:val="single" w:sz="4" w:space="0" w:color="auto"/>
+              <w:left w:val="single" w:sz="4" w:space="0" w:color="auto"/>
+              <w:bottom w:val="single" w:sz="4" w:space="0" w:color="auto"/>
+              <w:right w:val="single" w:sz="4" w:space="0" w:color="auto"/>
+            </w:tcBorders>
           </w:tcPr>
           <w:p>
             <w:pPr>
@@ -1469,6 +1870,13 @@
         <w:tc>
           <w:tcPr>
             <w:tcW w:w="2765" w:type="dxa"/>
+            <w:tcBorders>
+              <w:top w:val="single" w:sz="4" w:space="0" w:color="auto"/>
+              <w:left w:val="single" w:sz="4" w:space="0" w:color="auto"/>
+              <w:bottom w:val="single" w:sz="4" w:space="0" w:color="auto"/>
+              <w:right w:val="single" w:sz="4" w:space="0" w:color="auto"/>
+            </w:tcBorders>
+            <w:hideMark/>
           </w:tcPr>
           <w:p>
             <w:pPr>
@@ -1492,6 +1900,12 @@
         <w:tc>
           <w:tcPr>
             <w:tcW w:w="565" w:type="dxa"/>
+            <w:tcBorders>
+              <w:top w:val="single" w:sz="4" w:space="0" w:color="auto"/>
+              <w:left w:val="single" w:sz="4" w:space="0" w:color="auto"/>
+              <w:bottom w:val="single" w:sz="4" w:space="0" w:color="auto"/>
+              <w:right w:val="single" w:sz="4" w:space="0" w:color="auto"/>
+            </w:tcBorders>
           </w:tcPr>
           <w:p>
             <w:pPr>
@@ -1507,6 +1921,12 @@
         <w:tc>
           <w:tcPr>
             <w:tcW w:w="630" w:type="dxa"/>
+            <w:tcBorders>
+              <w:top w:val="single" w:sz="4" w:space="0" w:color="auto"/>
+              <w:left w:val="single" w:sz="4" w:space="0" w:color="auto"/>
+              <w:bottom w:val="single" w:sz="4" w:space="0" w:color="auto"/>
+              <w:right w:val="single" w:sz="4" w:space="0" w:color="auto"/>
+            </w:tcBorders>
           </w:tcPr>
           <w:p>
             <w:pPr>
@@ -1520,6 +1940,12 @@
         <w:tc>
           <w:tcPr>
             <w:tcW w:w="2390" w:type="dxa"/>
+            <w:tcBorders>
+              <w:top w:val="single" w:sz="4" w:space="0" w:color="auto"/>
+              <w:left w:val="single" w:sz="4" w:space="0" w:color="auto"/>
+              <w:bottom w:val="single" w:sz="4" w:space="0" w:color="auto"/>
+              <w:right w:val="single" w:sz="4" w:space="0" w:color="auto"/>
+            </w:tcBorders>
           </w:tcPr>
           <w:p>
             <w:pPr>
@@ -1533,6 +1959,12 @@
         <w:tc>
           <w:tcPr>
             <w:tcW w:w="1504" w:type="dxa"/>
+            <w:tcBorders>
+              <w:top w:val="single" w:sz="4" w:space="0" w:color="auto"/>
+              <w:left w:val="single" w:sz="4" w:space="0" w:color="auto"/>
+              <w:bottom w:val="single" w:sz="4" w:space="0" w:color="auto"/>
+              <w:right w:val="single" w:sz="4" w:space="0" w:color="auto"/>
+            </w:tcBorders>
           </w:tcPr>
           <w:p>
             <w:pPr>
@@ -1556,26 +1988,23 @@
       </w:pPr>
       <w:r>
         <w:rPr>
-          <w:b/>
           <w:noProof/>
-          <w:sz w:val="16"/>
-          <w:lang w:eastAsia="en-PH"/>
         </w:rPr>
         <mc:AlternateContent>
           <mc:Choice Requires="wps">
             <w:drawing>
-              <wp:anchor distT="0" distB="0" distL="114300" distR="114300" simplePos="0" relativeHeight="251663360" behindDoc="0" locked="0" layoutInCell="1" allowOverlap="1" wp14:anchorId="7FF4E06A" wp14:editId="705231D9">
+              <wp:anchor distT="0" distB="0" distL="114300" distR="114300" simplePos="0" relativeHeight="251664384" behindDoc="0" locked="0" layoutInCell="1" allowOverlap="1" wp14:anchorId="44704C29" wp14:editId="59B7B6CE">
                 <wp:simplePos x="0" y="0"/>
                 <wp:positionH relativeFrom="column">
                   <wp:posOffset>8255</wp:posOffset>
                 </wp:positionH>
                 <wp:positionV relativeFrom="paragraph">
-                  <wp:posOffset>133655</wp:posOffset>
+                  <wp:posOffset>133350</wp:posOffset>
                 </wp:positionV>
-                <wp:extent cx="5726628" cy="0"/>
-                <wp:effectExtent l="0" t="0" r="26670" b="19050"/>
+                <wp:extent cx="5726430" cy="0"/>
+                <wp:effectExtent l="0" t="0" r="0" b="0"/>
                 <wp:wrapNone/>
-                <wp:docPr id="9" name="Straight Connector 9"/>
+                <wp:docPr id="18" name="Straight Connector 18"/>
                 <wp:cNvGraphicFramePr/>
                 <a:graphic xmlns:a="http://schemas.openxmlformats.org/drawingml/2006/main">
                   <a:graphicData uri="http://schemas.microsoft.com/office/word/2010/wordprocessingShape">
@@ -1584,7 +2013,7 @@
                       <wps:spPr>
                         <a:xfrm>
                           <a:off x="0" y="0"/>
-                          <a:ext cx="5726628" cy="0"/>
+                          <a:ext cx="5726430" cy="0"/>
                         </a:xfrm>
                         <a:prstGeom prst="line">
                           <a:avLst/>
@@ -1612,12 +2041,15 @@
                 <wp14:sizeRelH relativeFrom="margin">
                   <wp14:pctWidth>0</wp14:pctWidth>
                 </wp14:sizeRelH>
+                <wp14:sizeRelV relativeFrom="page">
+                  <wp14:pctHeight>0</wp14:pctHeight>
+                </wp14:sizeRelV>
               </wp:anchor>
             </w:drawing>
           </mc:Choice>
           <mc:Fallback>
             <w:pict>
-              <v:line w14:anchorId="32721A21" id="Straight Connector 9" o:spid="_x0000_s1026" style="position:absolute;z-index:251663360;visibility:visible;mso-wrap-style:square;mso-width-percent:0;mso-wrap-distance-left:9pt;mso-wrap-distance-top:0;mso-wrap-distance-right:9pt;mso-wrap-distance-bottom:0;mso-position-horizontal:absolute;mso-position-horizontal-relative:text;mso-position-vertical:absolute;mso-position-vertical-relative:text;mso-width-percent:0;mso-width-relative:margin" from=".65pt,10.5pt" to="451.55pt,10.5pt" o:gfxdata="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" strokecolor="black [3200]">
+              <v:line w14:anchorId="498FF23F" id="Straight Connector 18" o:spid="_x0000_s1026" style="position:absolute;z-index:251664384;visibility:visible;mso-wrap-style:square;mso-width-percent:0;mso-height-percent:0;mso-wrap-distance-left:9pt;mso-wrap-distance-top:0;mso-wrap-distance-right:9pt;mso-wrap-distance-bottom:0;mso-position-horizontal:absolute;mso-position-horizontal-relative:text;mso-position-vertical:absolute;mso-position-vertical-relative:text;mso-width-percent:0;mso-height-percent:0;mso-width-relative:margin;mso-height-relative:page" from=".65pt,10.5pt" to="451.55pt,10.5pt" o:gfxdata="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" strokecolor="black [3200]">
                 <v:stroke joinstyle="miter"/>
               </v:line>
             </w:pict>
@@ -1642,12 +2074,19 @@
       </w:tblGrid>
       <w:tr>
         <w:trPr>
-          <w:trHeight w:val="320" w:hRule="atLeast"/>
           <w:cantSplit/>
+          <w:trHeight w:val="58"/>
         </w:trPr>
         <w:tc>
           <w:tcPr>
             <w:tcW w:w="1165" w:type="dxa"/>
+            <w:tcBorders>
+              <w:top w:val="single" w:sz="4" w:space="0" w:color="auto"/>
+              <w:left w:val="single" w:sz="4" w:space="0" w:color="auto"/>
+              <w:bottom w:val="single" w:sz="4" w:space="0" w:color="auto"/>
+              <w:right w:val="single" w:sz="4" w:space="0" w:color="auto"/>
+            </w:tcBorders>
+            <w:hideMark/>
           </w:tcPr>
           <w:p>
             <w:pPr>
@@ -1665,21 +2104,20 @@
                 <w:sz w:val="16"/>
                 <w:szCs w:val="16"/>
               </w:rPr>
-              <w:t xml:space="preserve">Subject </w:t>
+              <w:t xml:space="preserve">Subject Code </w:t>
             </w:r>
-            <w:r>
-              <w:rPr>
-                <w:b/>
-                <w:sz w:val="16"/>
-                <w:szCs w:val="16"/>
-              </w:rPr>
-              <w:t xml:space="preserve">Code </w:t>
-            </w:r>
           </w:p>
         </w:tc>
         <w:tc>
           <w:tcPr>
             <w:tcW w:w="2765" w:type="dxa"/>
+            <w:tcBorders>
+              <w:top w:val="single" w:sz="4" w:space="0" w:color="auto"/>
+              <w:left w:val="single" w:sz="4" w:space="0" w:color="auto"/>
+              <w:bottom w:val="single" w:sz="4" w:space="0" w:color="auto"/>
+              <w:right w:val="single" w:sz="4" w:space="0" w:color="auto"/>
+            </w:tcBorders>
+            <w:hideMark/>
           </w:tcPr>
           <w:p>
             <w:pPr>
@@ -1704,6 +2142,13 @@
         <w:tc>
           <w:tcPr>
             <w:tcW w:w="565" w:type="dxa"/>
+            <w:tcBorders>
+              <w:top w:val="single" w:sz="4" w:space="0" w:color="auto"/>
+              <w:left w:val="single" w:sz="4" w:space="0" w:color="auto"/>
+              <w:bottom w:val="single" w:sz="4" w:space="0" w:color="auto"/>
+              <w:right w:val="single" w:sz="4" w:space="0" w:color="auto"/>
+            </w:tcBorders>
+            <w:hideMark/>
           </w:tcPr>
           <w:p>
             <w:pPr>
@@ -1728,6 +2173,13 @@
         <w:tc>
           <w:tcPr>
             <w:tcW w:w="630" w:type="dxa"/>
+            <w:tcBorders>
+              <w:top w:val="single" w:sz="4" w:space="0" w:color="auto"/>
+              <w:left w:val="single" w:sz="4" w:space="0" w:color="auto"/>
+              <w:bottom w:val="single" w:sz="4" w:space="0" w:color="auto"/>
+              <w:right w:val="single" w:sz="4" w:space="0" w:color="auto"/>
+            </w:tcBorders>
+            <w:hideMark/>
           </w:tcPr>
           <w:p>
             <w:pPr>
@@ -1752,6 +2204,13 @@
         <w:tc>
           <w:tcPr>
             <w:tcW w:w="2390" w:type="dxa"/>
+            <w:tcBorders>
+              <w:top w:val="single" w:sz="4" w:space="0" w:color="auto"/>
+              <w:left w:val="single" w:sz="4" w:space="0" w:color="auto"/>
+              <w:bottom w:val="single" w:sz="4" w:space="0" w:color="auto"/>
+              <w:right w:val="single" w:sz="4" w:space="0" w:color="auto"/>
+            </w:tcBorders>
+            <w:hideMark/>
           </w:tcPr>
           <w:p>
             <w:pPr>
@@ -1776,6 +2235,13 @@
         <w:tc>
           <w:tcPr>
             <w:tcW w:w="1504" w:type="dxa"/>
+            <w:tcBorders>
+              <w:top w:val="single" w:sz="4" w:space="0" w:color="auto"/>
+              <w:left w:val="single" w:sz="4" w:space="0" w:color="auto"/>
+              <w:bottom w:val="single" w:sz="4" w:space="0" w:color="auto"/>
+              <w:right w:val="single" w:sz="4" w:space="0" w:color="auto"/>
+            </w:tcBorders>
+            <w:hideMark/>
           </w:tcPr>
           <w:p>
             <w:pPr>
@@ -1800,12 +2266,18 @@
       </w:tr>
       <w:tr>
         <w:trPr>
-          <w:trHeight w:val="320" w:hRule="atLeast"/>
           <w:cantSplit/>
+          <w:trHeight w:val="58"/>
         </w:trPr>
         <w:tc>
           <w:tcPr>
             <w:tcW w:w="1165" w:type="dxa"/>
+            <w:tcBorders>
+              <w:top w:val="single" w:sz="4" w:space="0" w:color="auto"/>
+              <w:left w:val="single" w:sz="4" w:space="0" w:color="auto"/>
+              <w:bottom w:val="single" w:sz="4" w:space="0" w:color="auto"/>
+              <w:right w:val="single" w:sz="4" w:space="0" w:color="auto"/>
+            </w:tcBorders>
           </w:tcPr>
           <w:p>
             <w:pPr>
@@ -1820,6 +2292,12 @@
         <w:tc>
           <w:tcPr>
             <w:tcW w:w="2765" w:type="dxa"/>
+            <w:tcBorders>
+              <w:top w:val="single" w:sz="4" w:space="0" w:color="auto"/>
+              <w:left w:val="single" w:sz="4" w:space="0" w:color="auto"/>
+              <w:bottom w:val="single" w:sz="4" w:space="0" w:color="auto"/>
+              <w:right w:val="single" w:sz="4" w:space="0" w:color="auto"/>
+            </w:tcBorders>
           </w:tcPr>
           <w:p>
             <w:pPr>
@@ -1834,6 +2312,12 @@
         <w:tc>
           <w:tcPr>
             <w:tcW w:w="565" w:type="dxa"/>
+            <w:tcBorders>
+              <w:top w:val="single" w:sz="4" w:space="0" w:color="auto"/>
+              <w:left w:val="single" w:sz="4" w:space="0" w:color="auto"/>
+              <w:bottom w:val="single" w:sz="4" w:space="0" w:color="auto"/>
+              <w:right w:val="single" w:sz="4" w:space="0" w:color="auto"/>
+            </w:tcBorders>
           </w:tcPr>
           <w:p>
             <w:pPr>
@@ -1849,6 +2333,12 @@
         <w:tc>
           <w:tcPr>
             <w:tcW w:w="630" w:type="dxa"/>
+            <w:tcBorders>
+              <w:top w:val="single" w:sz="4" w:space="0" w:color="auto"/>
+              <w:left w:val="single" w:sz="4" w:space="0" w:color="auto"/>
+              <w:bottom w:val="single" w:sz="4" w:space="0" w:color="auto"/>
+              <w:right w:val="single" w:sz="4" w:space="0" w:color="auto"/>
+            </w:tcBorders>
             <w:vAlign w:val="bottom"/>
           </w:tcPr>
           <w:p>
@@ -1864,6 +2354,12 @@
         <w:tc>
           <w:tcPr>
             <w:tcW w:w="2390" w:type="dxa"/>
+            <w:tcBorders>
+              <w:top w:val="single" w:sz="4" w:space="0" w:color="auto"/>
+              <w:left w:val="single" w:sz="4" w:space="0" w:color="auto"/>
+              <w:bottom w:val="single" w:sz="4" w:space="0" w:color="auto"/>
+              <w:right w:val="single" w:sz="4" w:space="0" w:color="auto"/>
+            </w:tcBorders>
           </w:tcPr>
           <w:p>
             <w:pPr>
@@ -1878,6 +2374,12 @@
         <w:tc>
           <w:tcPr>
             <w:tcW w:w="1504" w:type="dxa"/>
+            <w:tcBorders>
+              <w:top w:val="single" w:sz="4" w:space="0" w:color="auto"/>
+              <w:left w:val="single" w:sz="4" w:space="0" w:color="auto"/>
+              <w:bottom w:val="single" w:sz="4" w:space="0" w:color="auto"/>
+              <w:right w:val="single" w:sz="4" w:space="0" w:color="auto"/>
+            </w:tcBorders>
           </w:tcPr>
           <w:p>
             <w:pPr>
@@ -1892,12 +2394,18 @@
       </w:tr>
       <w:tr>
         <w:trPr>
-          <w:trHeight w:val="320" w:hRule="atLeast"/>
           <w:cantSplit/>
+          <w:trHeight w:val="58"/>
         </w:trPr>
         <w:tc>
           <w:tcPr>
             <w:tcW w:w="1165" w:type="dxa"/>
+            <w:tcBorders>
+              <w:top w:val="single" w:sz="4" w:space="0" w:color="auto"/>
+              <w:left w:val="single" w:sz="4" w:space="0" w:color="auto"/>
+              <w:bottom w:val="single" w:sz="4" w:space="0" w:color="auto"/>
+              <w:right w:val="single" w:sz="4" w:space="0" w:color="auto"/>
+            </w:tcBorders>
           </w:tcPr>
           <w:p>
             <w:pPr>
@@ -1912,6 +2420,12 @@
         <w:tc>
           <w:tcPr>
             <w:tcW w:w="2765" w:type="dxa"/>
+            <w:tcBorders>
+              <w:top w:val="single" w:sz="4" w:space="0" w:color="auto"/>
+              <w:left w:val="single" w:sz="4" w:space="0" w:color="auto"/>
+              <w:bottom w:val="single" w:sz="4" w:space="0" w:color="auto"/>
+              <w:right w:val="single" w:sz="4" w:space="0" w:color="auto"/>
+            </w:tcBorders>
           </w:tcPr>
           <w:p>
             <w:pPr>
@@ -1926,6 +2440,12 @@
         <w:tc>
           <w:tcPr>
             <w:tcW w:w="565" w:type="dxa"/>
+            <w:tcBorders>
+              <w:top w:val="single" w:sz="4" w:space="0" w:color="auto"/>
+              <w:left w:val="single" w:sz="4" w:space="0" w:color="auto"/>
+              <w:bottom w:val="single" w:sz="4" w:space="0" w:color="auto"/>
+              <w:right w:val="single" w:sz="4" w:space="0" w:color="auto"/>
+            </w:tcBorders>
           </w:tcPr>
           <w:p>
             <w:pPr>
@@ -1941,6 +2461,12 @@
         <w:tc>
           <w:tcPr>
             <w:tcW w:w="630" w:type="dxa"/>
+            <w:tcBorders>
+              <w:top w:val="single" w:sz="4" w:space="0" w:color="auto"/>
+              <w:left w:val="single" w:sz="4" w:space="0" w:color="auto"/>
+              <w:bottom w:val="single" w:sz="4" w:space="0" w:color="auto"/>
+              <w:right w:val="single" w:sz="4" w:space="0" w:color="auto"/>
+            </w:tcBorders>
             <w:vAlign w:val="bottom"/>
           </w:tcPr>
           <w:p>
@@ -1956,6 +2482,12 @@
         <w:tc>
           <w:tcPr>
             <w:tcW w:w="2390" w:type="dxa"/>
+            <w:tcBorders>
+              <w:top w:val="single" w:sz="4" w:space="0" w:color="auto"/>
+              <w:left w:val="single" w:sz="4" w:space="0" w:color="auto"/>
+              <w:bottom w:val="single" w:sz="4" w:space="0" w:color="auto"/>
+              <w:right w:val="single" w:sz="4" w:space="0" w:color="auto"/>
+            </w:tcBorders>
           </w:tcPr>
           <w:p>
             <w:pPr>
@@ -1970,6 +2502,12 @@
         <w:tc>
           <w:tcPr>
             <w:tcW w:w="1504" w:type="dxa"/>
+            <w:tcBorders>
+              <w:top w:val="single" w:sz="4" w:space="0" w:color="auto"/>
+              <w:left w:val="single" w:sz="4" w:space="0" w:color="auto"/>
+              <w:bottom w:val="single" w:sz="4" w:space="0" w:color="auto"/>
+              <w:right w:val="single" w:sz="4" w:space="0" w:color="auto"/>
+            </w:tcBorders>
           </w:tcPr>
           <w:p>
             <w:pPr>
@@ -1984,12 +2522,18 @@
       </w:tr>
       <w:tr>
         <w:trPr>
-          <w:trHeight w:val="320" w:hRule="atLeast"/>
           <w:cantSplit/>
+          <w:trHeight w:val="58"/>
         </w:trPr>
         <w:tc>
           <w:tcPr>
             <w:tcW w:w="1165" w:type="dxa"/>
+            <w:tcBorders>
+              <w:top w:val="single" w:sz="4" w:space="0" w:color="auto"/>
+              <w:left w:val="single" w:sz="4" w:space="0" w:color="auto"/>
+              <w:bottom w:val="single" w:sz="4" w:space="0" w:color="auto"/>
+              <w:right w:val="single" w:sz="4" w:space="0" w:color="auto"/>
+            </w:tcBorders>
           </w:tcPr>
           <w:p>
             <w:pPr>
@@ -2004,6 +2548,12 @@
         <w:tc>
           <w:tcPr>
             <w:tcW w:w="2765" w:type="dxa"/>
+            <w:tcBorders>
+              <w:top w:val="single" w:sz="4" w:space="0" w:color="auto"/>
+              <w:left w:val="single" w:sz="4" w:space="0" w:color="auto"/>
+              <w:bottom w:val="single" w:sz="4" w:space="0" w:color="auto"/>
+              <w:right w:val="single" w:sz="4" w:space="0" w:color="auto"/>
+            </w:tcBorders>
           </w:tcPr>
           <w:p>
             <w:pPr>
@@ -2018,6 +2568,12 @@
         <w:tc>
           <w:tcPr>
             <w:tcW w:w="565" w:type="dxa"/>
+            <w:tcBorders>
+              <w:top w:val="single" w:sz="4" w:space="0" w:color="auto"/>
+              <w:left w:val="single" w:sz="4" w:space="0" w:color="auto"/>
+              <w:bottom w:val="single" w:sz="4" w:space="0" w:color="auto"/>
+              <w:right w:val="single" w:sz="4" w:space="0" w:color="auto"/>
+            </w:tcBorders>
           </w:tcPr>
           <w:p>
             <w:pPr>
@@ -2033,6 +2589,12 @@
         <w:tc>
           <w:tcPr>
             <w:tcW w:w="630" w:type="dxa"/>
+            <w:tcBorders>
+              <w:top w:val="single" w:sz="4" w:space="0" w:color="auto"/>
+              <w:left w:val="single" w:sz="4" w:space="0" w:color="auto"/>
+              <w:bottom w:val="single" w:sz="4" w:space="0" w:color="auto"/>
+              <w:right w:val="single" w:sz="4" w:space="0" w:color="auto"/>
+            </w:tcBorders>
             <w:vAlign w:val="bottom"/>
           </w:tcPr>
           <w:p>
@@ -2048,6 +2610,12 @@
         <w:tc>
           <w:tcPr>
             <w:tcW w:w="2390" w:type="dxa"/>
+            <w:tcBorders>
+              <w:top w:val="single" w:sz="4" w:space="0" w:color="auto"/>
+              <w:left w:val="single" w:sz="4" w:space="0" w:color="auto"/>
+              <w:bottom w:val="single" w:sz="4" w:space="0" w:color="auto"/>
+              <w:right w:val="single" w:sz="4" w:space="0" w:color="auto"/>
+            </w:tcBorders>
           </w:tcPr>
           <w:p>
             <w:pPr>
@@ -2062,6 +2630,12 @@
         <w:tc>
           <w:tcPr>
             <w:tcW w:w="1504" w:type="dxa"/>
+            <w:tcBorders>
+              <w:top w:val="single" w:sz="4" w:space="0" w:color="auto"/>
+              <w:left w:val="single" w:sz="4" w:space="0" w:color="auto"/>
+              <w:bottom w:val="single" w:sz="4" w:space="0" w:color="auto"/>
+              <w:right w:val="single" w:sz="4" w:space="0" w:color="auto"/>
+            </w:tcBorders>
           </w:tcPr>
           <w:p>
             <w:pPr>
@@ -2076,12 +2650,18 @@
       </w:tr>
       <w:tr>
         <w:trPr>
-          <w:trHeight w:val="320" w:hRule="atLeast"/>
           <w:cantSplit/>
+          <w:trHeight w:val="58"/>
         </w:trPr>
         <w:tc>
           <w:tcPr>
             <w:tcW w:w="1165" w:type="dxa"/>
+            <w:tcBorders>
+              <w:top w:val="single" w:sz="4" w:space="0" w:color="auto"/>
+              <w:left w:val="single" w:sz="4" w:space="0" w:color="auto"/>
+              <w:bottom w:val="single" w:sz="4" w:space="0" w:color="auto"/>
+              <w:right w:val="single" w:sz="4" w:space="0" w:color="auto"/>
+            </w:tcBorders>
           </w:tcPr>
           <w:p>
             <w:pPr>
@@ -2096,6 +2676,12 @@
         <w:tc>
           <w:tcPr>
             <w:tcW w:w="2765" w:type="dxa"/>
+            <w:tcBorders>
+              <w:top w:val="single" w:sz="4" w:space="0" w:color="auto"/>
+              <w:left w:val="single" w:sz="4" w:space="0" w:color="auto"/>
+              <w:bottom w:val="single" w:sz="4" w:space="0" w:color="auto"/>
+              <w:right w:val="single" w:sz="4" w:space="0" w:color="auto"/>
+            </w:tcBorders>
           </w:tcPr>
           <w:p>
             <w:pPr>
@@ -2110,6 +2696,12 @@
         <w:tc>
           <w:tcPr>
             <w:tcW w:w="565" w:type="dxa"/>
+            <w:tcBorders>
+              <w:top w:val="single" w:sz="4" w:space="0" w:color="auto"/>
+              <w:left w:val="single" w:sz="4" w:space="0" w:color="auto"/>
+              <w:bottom w:val="single" w:sz="4" w:space="0" w:color="auto"/>
+              <w:right w:val="single" w:sz="4" w:space="0" w:color="auto"/>
+            </w:tcBorders>
           </w:tcPr>
           <w:p>
             <w:pPr>
@@ -2125,6 +2717,12 @@
         <w:tc>
           <w:tcPr>
             <w:tcW w:w="630" w:type="dxa"/>
+            <w:tcBorders>
+              <w:top w:val="single" w:sz="4" w:space="0" w:color="auto"/>
+              <w:left w:val="single" w:sz="4" w:space="0" w:color="auto"/>
+              <w:bottom w:val="single" w:sz="4" w:space="0" w:color="auto"/>
+              <w:right w:val="single" w:sz="4" w:space="0" w:color="auto"/>
+            </w:tcBorders>
             <w:vAlign w:val="bottom"/>
           </w:tcPr>
           <w:p>
@@ -2140,6 +2738,12 @@
         <w:tc>
           <w:tcPr>
             <w:tcW w:w="2390" w:type="dxa"/>
+            <w:tcBorders>
+              <w:top w:val="single" w:sz="4" w:space="0" w:color="auto"/>
+              <w:left w:val="single" w:sz="4" w:space="0" w:color="auto"/>
+              <w:bottom w:val="single" w:sz="4" w:space="0" w:color="auto"/>
+              <w:right w:val="single" w:sz="4" w:space="0" w:color="auto"/>
+            </w:tcBorders>
           </w:tcPr>
           <w:p>
             <w:pPr>
@@ -2154,6 +2758,12 @@
         <w:tc>
           <w:tcPr>
             <w:tcW w:w="1504" w:type="dxa"/>
+            <w:tcBorders>
+              <w:top w:val="single" w:sz="4" w:space="0" w:color="auto"/>
+              <w:left w:val="single" w:sz="4" w:space="0" w:color="auto"/>
+              <w:bottom w:val="single" w:sz="4" w:space="0" w:color="auto"/>
+              <w:right w:val="single" w:sz="4" w:space="0" w:color="auto"/>
+            </w:tcBorders>
           </w:tcPr>
           <w:p>
             <w:pPr>
@@ -2168,12 +2778,18 @@
       </w:tr>
       <w:tr>
         <w:trPr>
-          <w:trHeight w:val="320" w:hRule="atLeast"/>
           <w:cantSplit/>
+          <w:trHeight w:val="58"/>
         </w:trPr>
         <w:tc>
           <w:tcPr>
             <w:tcW w:w="1165" w:type="dxa"/>
+            <w:tcBorders>
+              <w:top w:val="single" w:sz="4" w:space="0" w:color="auto"/>
+              <w:left w:val="single" w:sz="4" w:space="0" w:color="auto"/>
+              <w:bottom w:val="single" w:sz="4" w:space="0" w:color="auto"/>
+              <w:right w:val="single" w:sz="4" w:space="0" w:color="auto"/>
+            </w:tcBorders>
           </w:tcPr>
           <w:p>
             <w:pPr>
@@ -2188,6 +2804,12 @@
         <w:tc>
           <w:tcPr>
             <w:tcW w:w="2765" w:type="dxa"/>
+            <w:tcBorders>
+              <w:top w:val="single" w:sz="4" w:space="0" w:color="auto"/>
+              <w:left w:val="single" w:sz="4" w:space="0" w:color="auto"/>
+              <w:bottom w:val="single" w:sz="4" w:space="0" w:color="auto"/>
+              <w:right w:val="single" w:sz="4" w:space="0" w:color="auto"/>
+            </w:tcBorders>
           </w:tcPr>
           <w:p>
             <w:pPr>
@@ -2202,6 +2824,12 @@
         <w:tc>
           <w:tcPr>
             <w:tcW w:w="565" w:type="dxa"/>
+            <w:tcBorders>
+              <w:top w:val="single" w:sz="4" w:space="0" w:color="auto"/>
+              <w:left w:val="single" w:sz="4" w:space="0" w:color="auto"/>
+              <w:bottom w:val="single" w:sz="4" w:space="0" w:color="auto"/>
+              <w:right w:val="single" w:sz="4" w:space="0" w:color="auto"/>
+            </w:tcBorders>
           </w:tcPr>
           <w:p>
             <w:pPr>
@@ -2217,6 +2845,12 @@
         <w:tc>
           <w:tcPr>
             <w:tcW w:w="630" w:type="dxa"/>
+            <w:tcBorders>
+              <w:top w:val="single" w:sz="4" w:space="0" w:color="auto"/>
+              <w:left w:val="single" w:sz="4" w:space="0" w:color="auto"/>
+              <w:bottom w:val="single" w:sz="4" w:space="0" w:color="auto"/>
+              <w:right w:val="single" w:sz="4" w:space="0" w:color="auto"/>
+            </w:tcBorders>
             <w:vAlign w:val="bottom"/>
           </w:tcPr>
           <w:p>
@@ -2232,6 +2866,12 @@
         <w:tc>
           <w:tcPr>
             <w:tcW w:w="2390" w:type="dxa"/>
+            <w:tcBorders>
+              <w:top w:val="single" w:sz="4" w:space="0" w:color="auto"/>
+              <w:left w:val="single" w:sz="4" w:space="0" w:color="auto"/>
+              <w:bottom w:val="single" w:sz="4" w:space="0" w:color="auto"/>
+              <w:right w:val="single" w:sz="4" w:space="0" w:color="auto"/>
+            </w:tcBorders>
           </w:tcPr>
           <w:p>
             <w:pPr>
@@ -2246,6 +2886,12 @@
         <w:tc>
           <w:tcPr>
             <w:tcW w:w="1504" w:type="dxa"/>
+            <w:tcBorders>
+              <w:top w:val="single" w:sz="4" w:space="0" w:color="auto"/>
+              <w:left w:val="single" w:sz="4" w:space="0" w:color="auto"/>
+              <w:bottom w:val="single" w:sz="4" w:space="0" w:color="auto"/>
+              <w:right w:val="single" w:sz="4" w:space="0" w:color="auto"/>
+            </w:tcBorders>
           </w:tcPr>
           <w:p>
             <w:pPr>
@@ -2260,12 +2906,18 @@
       </w:tr>
       <w:tr>
         <w:trPr>
-          <w:trHeight w:val="320" w:hRule="atLeast"/>
           <w:cantSplit/>
+          <w:trHeight w:val="58"/>
         </w:trPr>
         <w:tc>
           <w:tcPr>
             <w:tcW w:w="1165" w:type="dxa"/>
+            <w:tcBorders>
+              <w:top w:val="single" w:sz="4" w:space="0" w:color="auto"/>
+              <w:left w:val="single" w:sz="4" w:space="0" w:color="auto"/>
+              <w:bottom w:val="single" w:sz="4" w:space="0" w:color="auto"/>
+              <w:right w:val="single" w:sz="4" w:space="0" w:color="auto"/>
+            </w:tcBorders>
           </w:tcPr>
           <w:p>
             <w:pPr>
@@ -2280,6 +2932,12 @@
         <w:tc>
           <w:tcPr>
             <w:tcW w:w="2765" w:type="dxa"/>
+            <w:tcBorders>
+              <w:top w:val="single" w:sz="4" w:space="0" w:color="auto"/>
+              <w:left w:val="single" w:sz="4" w:space="0" w:color="auto"/>
+              <w:bottom w:val="single" w:sz="4" w:space="0" w:color="auto"/>
+              <w:right w:val="single" w:sz="4" w:space="0" w:color="auto"/>
+            </w:tcBorders>
           </w:tcPr>
           <w:p>
             <w:pPr>
@@ -2294,6 +2952,12 @@
         <w:tc>
           <w:tcPr>
             <w:tcW w:w="565" w:type="dxa"/>
+            <w:tcBorders>
+              <w:top w:val="single" w:sz="4" w:space="0" w:color="auto"/>
+              <w:left w:val="single" w:sz="4" w:space="0" w:color="auto"/>
+              <w:bottom w:val="single" w:sz="4" w:space="0" w:color="auto"/>
+              <w:right w:val="single" w:sz="4" w:space="0" w:color="auto"/>
+            </w:tcBorders>
           </w:tcPr>
           <w:p>
             <w:pPr>
@@ -2309,6 +2973,12 @@
         <w:tc>
           <w:tcPr>
             <w:tcW w:w="630" w:type="dxa"/>
+            <w:tcBorders>
+              <w:top w:val="single" w:sz="4" w:space="0" w:color="auto"/>
+              <w:left w:val="single" w:sz="4" w:space="0" w:color="auto"/>
+              <w:bottom w:val="single" w:sz="4" w:space="0" w:color="auto"/>
+              <w:right w:val="single" w:sz="4" w:space="0" w:color="auto"/>
+            </w:tcBorders>
             <w:vAlign w:val="bottom"/>
           </w:tcPr>
           <w:p>
@@ -2324,6 +2994,12 @@
         <w:tc>
           <w:tcPr>
             <w:tcW w:w="2390" w:type="dxa"/>
+            <w:tcBorders>
+              <w:top w:val="single" w:sz="4" w:space="0" w:color="auto"/>
+              <w:left w:val="single" w:sz="4" w:space="0" w:color="auto"/>
+              <w:bottom w:val="single" w:sz="4" w:space="0" w:color="auto"/>
+              <w:right w:val="single" w:sz="4" w:space="0" w:color="auto"/>
+            </w:tcBorders>
           </w:tcPr>
           <w:p>
             <w:pPr>
@@ -2338,6 +3014,12 @@
         <w:tc>
           <w:tcPr>
             <w:tcW w:w="1504" w:type="dxa"/>
+            <w:tcBorders>
+              <w:top w:val="single" w:sz="4" w:space="0" w:color="auto"/>
+              <w:left w:val="single" w:sz="4" w:space="0" w:color="auto"/>
+              <w:bottom w:val="single" w:sz="4" w:space="0" w:color="auto"/>
+              <w:right w:val="single" w:sz="4" w:space="0" w:color="auto"/>
+            </w:tcBorders>
           </w:tcPr>
           <w:p>
             <w:pPr>
@@ -2352,12 +3034,18 @@
       </w:tr>
       <w:tr>
         <w:trPr>
-          <w:trHeight w:val="320" w:hRule="atLeast"/>
           <w:cantSplit/>
+          <w:trHeight w:val="58"/>
         </w:trPr>
         <w:tc>
           <w:tcPr>
             <w:tcW w:w="1165" w:type="dxa"/>
+            <w:tcBorders>
+              <w:top w:val="single" w:sz="4" w:space="0" w:color="auto"/>
+              <w:left w:val="single" w:sz="4" w:space="0" w:color="auto"/>
+              <w:bottom w:val="single" w:sz="4" w:space="0" w:color="auto"/>
+              <w:right w:val="single" w:sz="4" w:space="0" w:color="auto"/>
+            </w:tcBorders>
           </w:tcPr>
           <w:p>
             <w:pPr>
@@ -2372,6 +3060,12 @@
         <w:tc>
           <w:tcPr>
             <w:tcW w:w="2765" w:type="dxa"/>
+            <w:tcBorders>
+              <w:top w:val="single" w:sz="4" w:space="0" w:color="auto"/>
+              <w:left w:val="single" w:sz="4" w:space="0" w:color="auto"/>
+              <w:bottom w:val="single" w:sz="4" w:space="0" w:color="auto"/>
+              <w:right w:val="single" w:sz="4" w:space="0" w:color="auto"/>
+            </w:tcBorders>
           </w:tcPr>
           <w:p>
             <w:pPr>
@@ -2386,6 +3080,12 @@
         <w:tc>
           <w:tcPr>
             <w:tcW w:w="565" w:type="dxa"/>
+            <w:tcBorders>
+              <w:top w:val="single" w:sz="4" w:space="0" w:color="auto"/>
+              <w:left w:val="single" w:sz="4" w:space="0" w:color="auto"/>
+              <w:bottom w:val="single" w:sz="4" w:space="0" w:color="auto"/>
+              <w:right w:val="single" w:sz="4" w:space="0" w:color="auto"/>
+            </w:tcBorders>
           </w:tcPr>
           <w:p>
             <w:pPr>
@@ -2401,6 +3101,12 @@
         <w:tc>
           <w:tcPr>
             <w:tcW w:w="630" w:type="dxa"/>
+            <w:tcBorders>
+              <w:top w:val="single" w:sz="4" w:space="0" w:color="auto"/>
+              <w:left w:val="single" w:sz="4" w:space="0" w:color="auto"/>
+              <w:bottom w:val="single" w:sz="4" w:space="0" w:color="auto"/>
+              <w:right w:val="single" w:sz="4" w:space="0" w:color="auto"/>
+            </w:tcBorders>
             <w:vAlign w:val="bottom"/>
           </w:tcPr>
           <w:p>
@@ -2416,6 +3122,12 @@
         <w:tc>
           <w:tcPr>
             <w:tcW w:w="2390" w:type="dxa"/>
+            <w:tcBorders>
+              <w:top w:val="single" w:sz="4" w:space="0" w:color="auto"/>
+              <w:left w:val="single" w:sz="4" w:space="0" w:color="auto"/>
+              <w:bottom w:val="single" w:sz="4" w:space="0" w:color="auto"/>
+              <w:right w:val="single" w:sz="4" w:space="0" w:color="auto"/>
+            </w:tcBorders>
           </w:tcPr>
           <w:p>
             <w:pPr>
@@ -2430,6 +3142,12 @@
         <w:tc>
           <w:tcPr>
             <w:tcW w:w="1504" w:type="dxa"/>
+            <w:tcBorders>
+              <w:top w:val="single" w:sz="4" w:space="0" w:color="auto"/>
+              <w:left w:val="single" w:sz="4" w:space="0" w:color="auto"/>
+              <w:bottom w:val="single" w:sz="4" w:space="0" w:color="auto"/>
+              <w:right w:val="single" w:sz="4" w:space="0" w:color="auto"/>
+            </w:tcBorders>
           </w:tcPr>
           <w:p>
             <w:pPr>
@@ -2444,12 +3162,18 @@
       </w:tr>
       <w:tr>
         <w:trPr>
-          <w:trHeight w:val="320" w:hRule="atLeast"/>
           <w:cantSplit/>
+          <w:trHeight w:val="58"/>
         </w:trPr>
         <w:tc>
           <w:tcPr>
             <w:tcW w:w="1165" w:type="dxa"/>
+            <w:tcBorders>
+              <w:top w:val="single" w:sz="4" w:space="0" w:color="auto"/>
+              <w:left w:val="single" w:sz="4" w:space="0" w:color="auto"/>
+              <w:bottom w:val="single" w:sz="4" w:space="0" w:color="auto"/>
+              <w:right w:val="single" w:sz="4" w:space="0" w:color="auto"/>
+            </w:tcBorders>
           </w:tcPr>
           <w:p>
             <w:pPr>
@@ -2464,6 +3188,12 @@
         <w:tc>
           <w:tcPr>
             <w:tcW w:w="2765" w:type="dxa"/>
+            <w:tcBorders>
+              <w:top w:val="single" w:sz="4" w:space="0" w:color="auto"/>
+              <w:left w:val="single" w:sz="4" w:space="0" w:color="auto"/>
+              <w:bottom w:val="single" w:sz="4" w:space="0" w:color="auto"/>
+              <w:right w:val="single" w:sz="4" w:space="0" w:color="auto"/>
+            </w:tcBorders>
           </w:tcPr>
           <w:p>
             <w:pPr>
@@ -2478,6 +3208,12 @@
         <w:tc>
           <w:tcPr>
             <w:tcW w:w="565" w:type="dxa"/>
+            <w:tcBorders>
+              <w:top w:val="single" w:sz="4" w:space="0" w:color="auto"/>
+              <w:left w:val="single" w:sz="4" w:space="0" w:color="auto"/>
+              <w:bottom w:val="single" w:sz="4" w:space="0" w:color="auto"/>
+              <w:right w:val="single" w:sz="4" w:space="0" w:color="auto"/>
+            </w:tcBorders>
           </w:tcPr>
           <w:p>
             <w:pPr>
@@ -2493,6 +3229,12 @@
         <w:tc>
           <w:tcPr>
             <w:tcW w:w="630" w:type="dxa"/>
+            <w:tcBorders>
+              <w:top w:val="single" w:sz="4" w:space="0" w:color="auto"/>
+              <w:left w:val="single" w:sz="4" w:space="0" w:color="auto"/>
+              <w:bottom w:val="single" w:sz="4" w:space="0" w:color="auto"/>
+              <w:right w:val="single" w:sz="4" w:space="0" w:color="auto"/>
+            </w:tcBorders>
             <w:vAlign w:val="bottom"/>
           </w:tcPr>
           <w:p>
@@ -2508,6 +3250,12 @@
         <w:tc>
           <w:tcPr>
             <w:tcW w:w="2390" w:type="dxa"/>
+            <w:tcBorders>
+              <w:top w:val="single" w:sz="4" w:space="0" w:color="auto"/>
+              <w:left w:val="single" w:sz="4" w:space="0" w:color="auto"/>
+              <w:bottom w:val="single" w:sz="4" w:space="0" w:color="auto"/>
+              <w:right w:val="single" w:sz="4" w:space="0" w:color="auto"/>
+            </w:tcBorders>
           </w:tcPr>
           <w:p>
             <w:pPr>
@@ -2522,6 +3270,12 @@
         <w:tc>
           <w:tcPr>
             <w:tcW w:w="1504" w:type="dxa"/>
+            <w:tcBorders>
+              <w:top w:val="single" w:sz="4" w:space="0" w:color="auto"/>
+              <w:left w:val="single" w:sz="4" w:space="0" w:color="auto"/>
+              <w:bottom w:val="single" w:sz="4" w:space="0" w:color="auto"/>
+              <w:right w:val="single" w:sz="4" w:space="0" w:color="auto"/>
+            </w:tcBorders>
           </w:tcPr>
           <w:p>
             <w:pPr>
@@ -2536,12 +3290,18 @@
       </w:tr>
       <w:tr>
         <w:trPr>
-          <w:trHeight w:val="320" w:hRule="atLeast"/>
           <w:cantSplit/>
+          <w:trHeight w:val="58"/>
         </w:trPr>
         <w:tc>
           <w:tcPr>
             <w:tcW w:w="1165" w:type="dxa"/>
+            <w:tcBorders>
+              <w:top w:val="single" w:sz="4" w:space="0" w:color="auto"/>
+              <w:left w:val="single" w:sz="4" w:space="0" w:color="auto"/>
+              <w:bottom w:val="single" w:sz="4" w:space="0" w:color="auto"/>
+              <w:right w:val="single" w:sz="4" w:space="0" w:color="auto"/>
+            </w:tcBorders>
           </w:tcPr>
           <w:p>
             <w:pPr>
@@ -2556,6 +3316,12 @@
         <w:tc>
           <w:tcPr>
             <w:tcW w:w="2765" w:type="dxa"/>
+            <w:tcBorders>
+              <w:top w:val="single" w:sz="4" w:space="0" w:color="auto"/>
+              <w:left w:val="single" w:sz="4" w:space="0" w:color="auto"/>
+              <w:bottom w:val="single" w:sz="4" w:space="0" w:color="auto"/>
+              <w:right w:val="single" w:sz="4" w:space="0" w:color="auto"/>
+            </w:tcBorders>
           </w:tcPr>
           <w:p>
             <w:pPr>
@@ -2570,6 +3336,12 @@
         <w:tc>
           <w:tcPr>
             <w:tcW w:w="565" w:type="dxa"/>
+            <w:tcBorders>
+              <w:top w:val="single" w:sz="4" w:space="0" w:color="auto"/>
+              <w:left w:val="single" w:sz="4" w:space="0" w:color="auto"/>
+              <w:bottom w:val="single" w:sz="4" w:space="0" w:color="auto"/>
+              <w:right w:val="single" w:sz="4" w:space="0" w:color="auto"/>
+            </w:tcBorders>
           </w:tcPr>
           <w:p>
             <w:pPr>
@@ -2585,6 +3357,12 @@
         <w:tc>
           <w:tcPr>
             <w:tcW w:w="630" w:type="dxa"/>
+            <w:tcBorders>
+              <w:top w:val="single" w:sz="4" w:space="0" w:color="auto"/>
+              <w:left w:val="single" w:sz="4" w:space="0" w:color="auto"/>
+              <w:bottom w:val="single" w:sz="4" w:space="0" w:color="auto"/>
+              <w:right w:val="single" w:sz="4" w:space="0" w:color="auto"/>
+            </w:tcBorders>
             <w:vAlign w:val="bottom"/>
           </w:tcPr>
           <w:p>
@@ -2600,6 +3378,12 @@
         <w:tc>
           <w:tcPr>
             <w:tcW w:w="2390" w:type="dxa"/>
+            <w:tcBorders>
+              <w:top w:val="single" w:sz="4" w:space="0" w:color="auto"/>
+              <w:left w:val="single" w:sz="4" w:space="0" w:color="auto"/>
+              <w:bottom w:val="single" w:sz="4" w:space="0" w:color="auto"/>
+              <w:right w:val="single" w:sz="4" w:space="0" w:color="auto"/>
+            </w:tcBorders>
           </w:tcPr>
           <w:p>
             <w:pPr>
@@ -2614,6 +3398,12 @@
         <w:tc>
           <w:tcPr>
             <w:tcW w:w="1504" w:type="dxa"/>
+            <w:tcBorders>
+              <w:top w:val="single" w:sz="4" w:space="0" w:color="auto"/>
+              <w:left w:val="single" w:sz="4" w:space="0" w:color="auto"/>
+              <w:bottom w:val="single" w:sz="4" w:space="0" w:color="auto"/>
+              <w:right w:val="single" w:sz="4" w:space="0" w:color="auto"/>
+            </w:tcBorders>
           </w:tcPr>
           <w:p>
             <w:pPr>
@@ -2628,12 +3418,18 @@
       </w:tr>
       <w:tr>
         <w:trPr>
-          <w:trHeight w:val="320" w:hRule="atLeast"/>
           <w:cantSplit/>
+          <w:trHeight w:val="58"/>
         </w:trPr>
         <w:tc>
           <w:tcPr>
             <w:tcW w:w="1165" w:type="dxa"/>
+            <w:tcBorders>
+              <w:top w:val="single" w:sz="4" w:space="0" w:color="auto"/>
+              <w:left w:val="single" w:sz="4" w:space="0" w:color="auto"/>
+              <w:bottom w:val="single" w:sz="4" w:space="0" w:color="auto"/>
+              <w:right w:val="single" w:sz="4" w:space="0" w:color="auto"/>
+            </w:tcBorders>
           </w:tcPr>
           <w:p>
             <w:pPr>
@@ -2648,6 +3444,12 @@
         <w:tc>
           <w:tcPr>
             <w:tcW w:w="2765" w:type="dxa"/>
+            <w:tcBorders>
+              <w:top w:val="single" w:sz="4" w:space="0" w:color="auto"/>
+              <w:left w:val="single" w:sz="4" w:space="0" w:color="auto"/>
+              <w:bottom w:val="single" w:sz="4" w:space="0" w:color="auto"/>
+              <w:right w:val="single" w:sz="4" w:space="0" w:color="auto"/>
+            </w:tcBorders>
           </w:tcPr>
           <w:p>
             <w:pPr>
@@ -2662,6 +3464,12 @@
         <w:tc>
           <w:tcPr>
             <w:tcW w:w="565" w:type="dxa"/>
+            <w:tcBorders>
+              <w:top w:val="single" w:sz="4" w:space="0" w:color="auto"/>
+              <w:left w:val="single" w:sz="4" w:space="0" w:color="auto"/>
+              <w:bottom w:val="single" w:sz="4" w:space="0" w:color="auto"/>
+              <w:right w:val="single" w:sz="4" w:space="0" w:color="auto"/>
+            </w:tcBorders>
           </w:tcPr>
           <w:p>
             <w:pPr>
@@ -2677,6 +3485,12 @@
         <w:tc>
           <w:tcPr>
             <w:tcW w:w="630" w:type="dxa"/>
+            <w:tcBorders>
+              <w:top w:val="single" w:sz="4" w:space="0" w:color="auto"/>
+              <w:left w:val="single" w:sz="4" w:space="0" w:color="auto"/>
+              <w:bottom w:val="single" w:sz="4" w:space="0" w:color="auto"/>
+              <w:right w:val="single" w:sz="4" w:space="0" w:color="auto"/>
+            </w:tcBorders>
             <w:vAlign w:val="bottom"/>
           </w:tcPr>
           <w:p>
@@ -2692,6 +3506,12 @@
         <w:tc>
           <w:tcPr>
             <w:tcW w:w="2390" w:type="dxa"/>
+            <w:tcBorders>
+              <w:top w:val="single" w:sz="4" w:space="0" w:color="auto"/>
+              <w:left w:val="single" w:sz="4" w:space="0" w:color="auto"/>
+              <w:bottom w:val="single" w:sz="4" w:space="0" w:color="auto"/>
+              <w:right w:val="single" w:sz="4" w:space="0" w:color="auto"/>
+            </w:tcBorders>
           </w:tcPr>
           <w:p>
             <w:pPr>
@@ -2706,6 +3526,12 @@
         <w:tc>
           <w:tcPr>
             <w:tcW w:w="1504" w:type="dxa"/>
+            <w:tcBorders>
+              <w:top w:val="single" w:sz="4" w:space="0" w:color="auto"/>
+              <w:left w:val="single" w:sz="4" w:space="0" w:color="auto"/>
+              <w:bottom w:val="single" w:sz="4" w:space="0" w:color="auto"/>
+              <w:right w:val="single" w:sz="4" w:space="0" w:color="auto"/>
+            </w:tcBorders>
           </w:tcPr>
           <w:p>
             <w:pPr>
@@ -2720,12 +3546,18 @@
       </w:tr>
       <w:tr>
         <w:trPr>
-          <w:trHeight w:val="320" w:hRule="atLeast"/>
           <w:cantSplit/>
+          <w:trHeight w:val="58"/>
         </w:trPr>
         <w:tc>
           <w:tcPr>
             <w:tcW w:w="1165" w:type="dxa"/>
+            <w:tcBorders>
+              <w:top w:val="single" w:sz="4" w:space="0" w:color="auto"/>
+              <w:left w:val="single" w:sz="4" w:space="0" w:color="auto"/>
+              <w:bottom w:val="single" w:sz="4" w:space="0" w:color="auto"/>
+              <w:right w:val="single" w:sz="4" w:space="0" w:color="auto"/>
+            </w:tcBorders>
           </w:tcPr>
           <w:p>
             <w:pPr>
@@ -2739,6 +3571,13 @@
         <w:tc>
           <w:tcPr>
             <w:tcW w:w="2765" w:type="dxa"/>
+            <w:tcBorders>
+              <w:top w:val="single" w:sz="4" w:space="0" w:color="auto"/>
+              <w:left w:val="single" w:sz="4" w:space="0" w:color="auto"/>
+              <w:bottom w:val="single" w:sz="4" w:space="0" w:color="auto"/>
+              <w:right w:val="single" w:sz="4" w:space="0" w:color="auto"/>
+            </w:tcBorders>
+            <w:hideMark/>
           </w:tcPr>
           <w:p>
             <w:pPr>
@@ -2762,6 +3601,12 @@
         <w:tc>
           <w:tcPr>
             <w:tcW w:w="565" w:type="dxa"/>
+            <w:tcBorders>
+              <w:top w:val="single" w:sz="4" w:space="0" w:color="auto"/>
+              <w:left w:val="single" w:sz="4" w:space="0" w:color="auto"/>
+              <w:bottom w:val="single" w:sz="4" w:space="0" w:color="auto"/>
+              <w:right w:val="single" w:sz="4" w:space="0" w:color="auto"/>
+            </w:tcBorders>
           </w:tcPr>
           <w:p>
             <w:pPr>
@@ -2777,6 +3622,12 @@
         <w:tc>
           <w:tcPr>
             <w:tcW w:w="630" w:type="dxa"/>
+            <w:tcBorders>
+              <w:top w:val="single" w:sz="4" w:space="0" w:color="auto"/>
+              <w:left w:val="single" w:sz="4" w:space="0" w:color="auto"/>
+              <w:bottom w:val="single" w:sz="4" w:space="0" w:color="auto"/>
+              <w:right w:val="single" w:sz="4" w:space="0" w:color="auto"/>
+            </w:tcBorders>
           </w:tcPr>
           <w:p>
             <w:pPr>
@@ -2790,6 +3641,12 @@
         <w:tc>
           <w:tcPr>
             <w:tcW w:w="2390" w:type="dxa"/>
+            <w:tcBorders>
+              <w:top w:val="single" w:sz="4" w:space="0" w:color="auto"/>
+              <w:left w:val="single" w:sz="4" w:space="0" w:color="auto"/>
+              <w:bottom w:val="single" w:sz="4" w:space="0" w:color="auto"/>
+              <w:right w:val="single" w:sz="4" w:space="0" w:color="auto"/>
+            </w:tcBorders>
           </w:tcPr>
           <w:p>
             <w:pPr>
@@ -2803,6 +3660,12 @@
         <w:tc>
           <w:tcPr>
             <w:tcW w:w="1504" w:type="dxa"/>
+            <w:tcBorders>
+              <w:top w:val="single" w:sz="4" w:space="0" w:color="auto"/>
+              <w:left w:val="single" w:sz="4" w:space="0" w:color="auto"/>
+              <w:bottom w:val="single" w:sz="4" w:space="0" w:color="auto"/>
+              <w:right w:val="single" w:sz="4" w:space="0" w:color="auto"/>
+            </w:tcBorders>
           </w:tcPr>
           <w:p>
             <w:pPr>
@@ -2864,15 +3727,12 @@
       </w:pPr>
       <w:r>
         <w:rPr>
-          <w:b/>
           <w:noProof/>
-          <w:sz w:val="16"/>
-          <w:lang w:eastAsia="en-PH"/>
         </w:rPr>
         <mc:AlternateContent>
           <mc:Choice Requires="wps">
             <w:drawing>
-              <wp:anchor distT="0" distB="0" distL="114300" distR="114300" simplePos="0" relativeHeight="251661312" behindDoc="0" locked="0" layoutInCell="1" allowOverlap="1" wp14:anchorId="1C4F4F0A" wp14:editId="2997FA31">
+              <wp:anchor distT="0" distB="0" distL="114300" distR="114300" simplePos="0" relativeHeight="251662336" behindDoc="0" locked="0" layoutInCell="1" allowOverlap="1" wp14:anchorId="2326A4EC" wp14:editId="318A80B9">
                 <wp:simplePos x="0" y="0"/>
                 <wp:positionH relativeFrom="column">
                   <wp:posOffset>6985</wp:posOffset>
@@ -2880,10 +3740,10 @@
                 <wp:positionV relativeFrom="paragraph">
                   <wp:posOffset>135890</wp:posOffset>
                 </wp:positionV>
-                <wp:extent cx="5726628" cy="0"/>
-                <wp:effectExtent l="0" t="0" r="26670" b="19050"/>
+                <wp:extent cx="5726430" cy="0"/>
+                <wp:effectExtent l="0" t="0" r="0" b="0"/>
                 <wp:wrapNone/>
-                <wp:docPr id="4" name="Straight Connector 4"/>
+                <wp:docPr id="17" name="Straight Connector 17"/>
                 <wp:cNvGraphicFramePr/>
                 <a:graphic xmlns:a="http://schemas.openxmlformats.org/drawingml/2006/main">
                   <a:graphicData uri="http://schemas.microsoft.com/office/word/2010/wordprocessingShape">
@@ -2892,7 +3752,7 @@
                       <wps:spPr>
                         <a:xfrm>
                           <a:off x="0" y="0"/>
-                          <a:ext cx="5726628" cy="0"/>
+                          <a:ext cx="5726430" cy="0"/>
                         </a:xfrm>
                         <a:prstGeom prst="line">
                           <a:avLst/>
@@ -2920,12 +3780,15 @@
                 <wp14:sizeRelH relativeFrom="margin">
                   <wp14:pctWidth>0</wp14:pctWidth>
                 </wp14:sizeRelH>
+                <wp14:sizeRelV relativeFrom="page">
+                  <wp14:pctHeight>0</wp14:pctHeight>
+                </wp14:sizeRelV>
               </wp:anchor>
             </w:drawing>
           </mc:Choice>
           <mc:Fallback>
             <w:pict>
-              <v:line w14:anchorId="5FAFD427" id="Straight Connector 4" o:spid="_x0000_s1026" style="position:absolute;z-index:251661312;visibility:visible;mso-wrap-style:square;mso-width-percent:0;mso-wrap-distance-left:9pt;mso-wrap-distance-top:0;mso-wrap-distance-right:9pt;mso-wrap-distance-bottom:0;mso-position-horizontal:absolute;mso-position-horizontal-relative:text;mso-position-vertical:absolute;mso-position-vertical-relative:text;mso-width-percent:0;mso-width-relative:margin" from=".55pt,10.7pt" to="451.45pt,10.7pt" o:gfxdata="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" strokecolor="black [3200]">
+              <v:line w14:anchorId="45040AB1" id="Straight Connector 17" o:spid="_x0000_s1026" style="position:absolute;z-index:251662336;visibility:visible;mso-wrap-style:square;mso-width-percent:0;mso-height-percent:0;mso-wrap-distance-left:9pt;mso-wrap-distance-top:0;mso-wrap-distance-right:9pt;mso-wrap-distance-bottom:0;mso-position-horizontal:absolute;mso-position-horizontal-relative:text;mso-position-vertical:absolute;mso-position-vertical-relative:text;mso-width-percent:0;mso-height-percent:0;mso-width-relative:margin;mso-height-relative:page" from=".55pt,10.7pt" to="451.45pt,10.7pt" o:gfxdata="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" strokecolor="black [3200]">
                 <v:stroke joinstyle="miter"/>
               </v:line>
             </w:pict>
@@ -2957,12 +3820,19 @@
       </w:tblGrid>
       <w:tr>
         <w:trPr>
-          <w:trHeight w:val="320" w:hRule="atLeast"/>
           <w:cantSplit/>
+          <w:trHeight w:val="58"/>
         </w:trPr>
         <w:tc>
           <w:tcPr>
             <w:tcW w:w="1165" w:type="dxa"/>
+            <w:tcBorders>
+              <w:top w:val="single" w:sz="4" w:space="0" w:color="auto"/>
+              <w:left w:val="single" w:sz="4" w:space="0" w:color="auto"/>
+              <w:bottom w:val="single" w:sz="4" w:space="0" w:color="auto"/>
+              <w:right w:val="single" w:sz="4" w:space="0" w:color="auto"/>
+            </w:tcBorders>
+            <w:hideMark/>
           </w:tcPr>
           <w:p>
             <w:pPr>
@@ -2987,6 +3857,13 @@
         <w:tc>
           <w:tcPr>
             <w:tcW w:w="2765" w:type="dxa"/>
+            <w:tcBorders>
+              <w:top w:val="single" w:sz="4" w:space="0" w:color="auto"/>
+              <w:left w:val="single" w:sz="4" w:space="0" w:color="auto"/>
+              <w:bottom w:val="single" w:sz="4" w:space="0" w:color="auto"/>
+              <w:right w:val="single" w:sz="4" w:space="0" w:color="auto"/>
+            </w:tcBorders>
+            <w:hideMark/>
           </w:tcPr>
           <w:p>
             <w:pPr>
@@ -3011,6 +3888,13 @@
         <w:tc>
           <w:tcPr>
             <w:tcW w:w="565" w:type="dxa"/>
+            <w:tcBorders>
+              <w:top w:val="single" w:sz="4" w:space="0" w:color="auto"/>
+              <w:left w:val="single" w:sz="4" w:space="0" w:color="auto"/>
+              <w:bottom w:val="single" w:sz="4" w:space="0" w:color="auto"/>
+              <w:right w:val="single" w:sz="4" w:space="0" w:color="auto"/>
+            </w:tcBorders>
+            <w:hideMark/>
           </w:tcPr>
           <w:p>
             <w:pPr>
@@ -3035,6 +3919,13 @@
         <w:tc>
           <w:tcPr>
             <w:tcW w:w="630" w:type="dxa"/>
+            <w:tcBorders>
+              <w:top w:val="single" w:sz="4" w:space="0" w:color="auto"/>
+              <w:left w:val="single" w:sz="4" w:space="0" w:color="auto"/>
+              <w:bottom w:val="single" w:sz="4" w:space="0" w:color="auto"/>
+              <w:right w:val="single" w:sz="4" w:space="0" w:color="auto"/>
+            </w:tcBorders>
+            <w:hideMark/>
           </w:tcPr>
           <w:p>
             <w:pPr>
@@ -3059,6 +3950,13 @@
         <w:tc>
           <w:tcPr>
             <w:tcW w:w="2390" w:type="dxa"/>
+            <w:tcBorders>
+              <w:top w:val="single" w:sz="4" w:space="0" w:color="auto"/>
+              <w:left w:val="single" w:sz="4" w:space="0" w:color="auto"/>
+              <w:bottom w:val="single" w:sz="4" w:space="0" w:color="auto"/>
+              <w:right w:val="single" w:sz="4" w:space="0" w:color="auto"/>
+            </w:tcBorders>
+            <w:hideMark/>
           </w:tcPr>
           <w:p>
             <w:pPr>
@@ -3083,6 +3981,13 @@
         <w:tc>
           <w:tcPr>
             <w:tcW w:w="1504" w:type="dxa"/>
+            <w:tcBorders>
+              <w:top w:val="single" w:sz="4" w:space="0" w:color="auto"/>
+              <w:left w:val="single" w:sz="4" w:space="0" w:color="auto"/>
+              <w:bottom w:val="single" w:sz="4" w:space="0" w:color="auto"/>
+              <w:right w:val="single" w:sz="4" w:space="0" w:color="auto"/>
+            </w:tcBorders>
+            <w:hideMark/>
           </w:tcPr>
           <w:p>
             <w:pPr>
@@ -3107,12 +4012,18 @@
       </w:tr>
       <w:tr>
         <w:trPr>
-          <w:trHeight w:val="320" w:hRule="atLeast"/>
           <w:cantSplit/>
+          <w:trHeight w:val="58"/>
         </w:trPr>
         <w:tc>
           <w:tcPr>
             <w:tcW w:w="1165" w:type="dxa"/>
+            <w:tcBorders>
+              <w:top w:val="single" w:sz="4" w:space="0" w:color="auto"/>
+              <w:left w:val="single" w:sz="4" w:space="0" w:color="auto"/>
+              <w:bottom w:val="single" w:sz="4" w:space="0" w:color="auto"/>
+              <w:right w:val="single" w:sz="4" w:space="0" w:color="auto"/>
+            </w:tcBorders>
           </w:tcPr>
           <w:p>
             <w:pPr>
@@ -3127,6 +4038,12 @@
         <w:tc>
           <w:tcPr>
             <w:tcW w:w="2765" w:type="dxa"/>
+            <w:tcBorders>
+              <w:top w:val="single" w:sz="4" w:space="0" w:color="auto"/>
+              <w:left w:val="single" w:sz="4" w:space="0" w:color="auto"/>
+              <w:bottom w:val="single" w:sz="4" w:space="0" w:color="auto"/>
+              <w:right w:val="single" w:sz="4" w:space="0" w:color="auto"/>
+            </w:tcBorders>
           </w:tcPr>
           <w:p>
             <w:pPr>
@@ -3141,6 +4058,12 @@
         <w:tc>
           <w:tcPr>
             <w:tcW w:w="565" w:type="dxa"/>
+            <w:tcBorders>
+              <w:top w:val="single" w:sz="4" w:space="0" w:color="auto"/>
+              <w:left w:val="single" w:sz="4" w:space="0" w:color="auto"/>
+              <w:bottom w:val="single" w:sz="4" w:space="0" w:color="auto"/>
+              <w:right w:val="single" w:sz="4" w:space="0" w:color="auto"/>
+            </w:tcBorders>
           </w:tcPr>
           <w:p>
             <w:pPr>
@@ -3156,6 +4079,12 @@
         <w:tc>
           <w:tcPr>
             <w:tcW w:w="630" w:type="dxa"/>
+            <w:tcBorders>
+              <w:top w:val="single" w:sz="4" w:space="0" w:color="auto"/>
+              <w:left w:val="single" w:sz="4" w:space="0" w:color="auto"/>
+              <w:bottom w:val="single" w:sz="4" w:space="0" w:color="auto"/>
+              <w:right w:val="single" w:sz="4" w:space="0" w:color="auto"/>
+            </w:tcBorders>
           </w:tcPr>
           <w:p>
             <w:pPr>
@@ -3170,6 +4099,12 @@
         <w:tc>
           <w:tcPr>
             <w:tcW w:w="2390" w:type="dxa"/>
+            <w:tcBorders>
+              <w:top w:val="single" w:sz="4" w:space="0" w:color="auto"/>
+              <w:left w:val="single" w:sz="4" w:space="0" w:color="auto"/>
+              <w:bottom w:val="single" w:sz="4" w:space="0" w:color="auto"/>
+              <w:right w:val="single" w:sz="4" w:space="0" w:color="auto"/>
+            </w:tcBorders>
           </w:tcPr>
           <w:p>
             <w:pPr>
@@ -3184,6 +4119,12 @@
         <w:tc>
           <w:tcPr>
             <w:tcW w:w="1504" w:type="dxa"/>
+            <w:tcBorders>
+              <w:top w:val="single" w:sz="4" w:space="0" w:color="auto"/>
+              <w:left w:val="single" w:sz="4" w:space="0" w:color="auto"/>
+              <w:bottom w:val="single" w:sz="4" w:space="0" w:color="auto"/>
+              <w:right w:val="single" w:sz="4" w:space="0" w:color="auto"/>
+            </w:tcBorders>
           </w:tcPr>
           <w:p>
             <w:pPr>
@@ -3198,12 +4139,18 @@
       </w:tr>
       <w:tr>
         <w:trPr>
-          <w:trHeight w:val="320" w:hRule="atLeast"/>
           <w:cantSplit/>
+          <w:trHeight w:val="58"/>
         </w:trPr>
         <w:tc>
           <w:tcPr>
             <w:tcW w:w="1165" w:type="dxa"/>
+            <w:tcBorders>
+              <w:top w:val="single" w:sz="4" w:space="0" w:color="auto"/>
+              <w:left w:val="single" w:sz="4" w:space="0" w:color="auto"/>
+              <w:bottom w:val="single" w:sz="4" w:space="0" w:color="auto"/>
+              <w:right w:val="single" w:sz="4" w:space="0" w:color="auto"/>
+            </w:tcBorders>
           </w:tcPr>
           <w:p>
             <w:pPr>
@@ -3218,6 +4165,12 @@
         <w:tc>
           <w:tcPr>
             <w:tcW w:w="2765" w:type="dxa"/>
+            <w:tcBorders>
+              <w:top w:val="single" w:sz="4" w:space="0" w:color="auto"/>
+              <w:left w:val="single" w:sz="4" w:space="0" w:color="auto"/>
+              <w:bottom w:val="single" w:sz="4" w:space="0" w:color="auto"/>
+              <w:right w:val="single" w:sz="4" w:space="0" w:color="auto"/>
+            </w:tcBorders>
           </w:tcPr>
           <w:p>
             <w:pPr>
@@ -3232,6 +4185,12 @@
         <w:tc>
           <w:tcPr>
             <w:tcW w:w="565" w:type="dxa"/>
+            <w:tcBorders>
+              <w:top w:val="single" w:sz="4" w:space="0" w:color="auto"/>
+              <w:left w:val="single" w:sz="4" w:space="0" w:color="auto"/>
+              <w:bottom w:val="single" w:sz="4" w:space="0" w:color="auto"/>
+              <w:right w:val="single" w:sz="4" w:space="0" w:color="auto"/>
+            </w:tcBorders>
           </w:tcPr>
           <w:p>
             <w:pPr>
@@ -3247,6 +4206,12 @@
         <w:tc>
           <w:tcPr>
             <w:tcW w:w="630" w:type="dxa"/>
+            <w:tcBorders>
+              <w:top w:val="single" w:sz="4" w:space="0" w:color="auto"/>
+              <w:left w:val="single" w:sz="4" w:space="0" w:color="auto"/>
+              <w:bottom w:val="single" w:sz="4" w:space="0" w:color="auto"/>
+              <w:right w:val="single" w:sz="4" w:space="0" w:color="auto"/>
+            </w:tcBorders>
           </w:tcPr>
           <w:p>
             <w:pPr>
@@ -3261,6 +4226,12 @@
         <w:tc>
           <w:tcPr>
             <w:tcW w:w="2390" w:type="dxa"/>
+            <w:tcBorders>
+              <w:top w:val="single" w:sz="4" w:space="0" w:color="auto"/>
+              <w:left w:val="single" w:sz="4" w:space="0" w:color="auto"/>
+              <w:bottom w:val="single" w:sz="4" w:space="0" w:color="auto"/>
+              <w:right w:val="single" w:sz="4" w:space="0" w:color="auto"/>
+            </w:tcBorders>
           </w:tcPr>
           <w:p>
             <w:pPr>
@@ -3275,6 +4246,12 @@
         <w:tc>
           <w:tcPr>
             <w:tcW w:w="1504" w:type="dxa"/>
+            <w:tcBorders>
+              <w:top w:val="single" w:sz="4" w:space="0" w:color="auto"/>
+              <w:left w:val="single" w:sz="4" w:space="0" w:color="auto"/>
+              <w:bottom w:val="single" w:sz="4" w:space="0" w:color="auto"/>
+              <w:right w:val="single" w:sz="4" w:space="0" w:color="auto"/>
+            </w:tcBorders>
           </w:tcPr>
           <w:p>
             <w:pPr>
@@ -3289,12 +4266,18 @@
       </w:tr>
       <w:tr>
         <w:trPr>
-          <w:trHeight w:val="320" w:hRule="atLeast"/>
           <w:cantSplit/>
+          <w:trHeight w:val="58"/>
         </w:trPr>
         <w:tc>
           <w:tcPr>
             <w:tcW w:w="1165" w:type="dxa"/>
+            <w:tcBorders>
+              <w:top w:val="single" w:sz="4" w:space="0" w:color="auto"/>
+              <w:left w:val="single" w:sz="4" w:space="0" w:color="auto"/>
+              <w:bottom w:val="single" w:sz="4" w:space="0" w:color="auto"/>
+              <w:right w:val="single" w:sz="4" w:space="0" w:color="auto"/>
+            </w:tcBorders>
           </w:tcPr>
           <w:p>
             <w:pPr>
@@ -3309,6 +4292,12 @@
         <w:tc>
           <w:tcPr>
             <w:tcW w:w="2765" w:type="dxa"/>
+            <w:tcBorders>
+              <w:top w:val="single" w:sz="4" w:space="0" w:color="auto"/>
+              <w:left w:val="single" w:sz="4" w:space="0" w:color="auto"/>
+              <w:bottom w:val="single" w:sz="4" w:space="0" w:color="auto"/>
+              <w:right w:val="single" w:sz="4" w:space="0" w:color="auto"/>
+            </w:tcBorders>
           </w:tcPr>
           <w:p>
             <w:pPr>
@@ -3323,6 +4312,12 @@
         <w:tc>
           <w:tcPr>
             <w:tcW w:w="565" w:type="dxa"/>
+            <w:tcBorders>
+              <w:top w:val="single" w:sz="4" w:space="0" w:color="auto"/>
+              <w:left w:val="single" w:sz="4" w:space="0" w:color="auto"/>
+              <w:bottom w:val="single" w:sz="4" w:space="0" w:color="auto"/>
+              <w:right w:val="single" w:sz="4" w:space="0" w:color="auto"/>
+            </w:tcBorders>
           </w:tcPr>
           <w:p>
             <w:pPr>
@@ -3338,6 +4333,12 @@
         <w:tc>
           <w:tcPr>
             <w:tcW w:w="630" w:type="dxa"/>
+            <w:tcBorders>
+              <w:top w:val="single" w:sz="4" w:space="0" w:color="auto"/>
+              <w:left w:val="single" w:sz="4" w:space="0" w:color="auto"/>
+              <w:bottom w:val="single" w:sz="4" w:space="0" w:color="auto"/>
+              <w:right w:val="single" w:sz="4" w:space="0" w:color="auto"/>
+            </w:tcBorders>
           </w:tcPr>
           <w:p>
             <w:pPr>
@@ -3352,6 +4353,12 @@
         <w:tc>
           <w:tcPr>
             <w:tcW w:w="2390" w:type="dxa"/>
+            <w:tcBorders>
+              <w:top w:val="single" w:sz="4" w:space="0" w:color="auto"/>
+              <w:left w:val="single" w:sz="4" w:space="0" w:color="auto"/>
+              <w:bottom w:val="single" w:sz="4" w:space="0" w:color="auto"/>
+              <w:right w:val="single" w:sz="4" w:space="0" w:color="auto"/>
+            </w:tcBorders>
           </w:tcPr>
           <w:p>
             <w:pPr>
@@ -3366,6 +4373,12 @@
         <w:tc>
           <w:tcPr>
             <w:tcW w:w="1504" w:type="dxa"/>
+            <w:tcBorders>
+              <w:top w:val="single" w:sz="4" w:space="0" w:color="auto"/>
+              <w:left w:val="single" w:sz="4" w:space="0" w:color="auto"/>
+              <w:bottom w:val="single" w:sz="4" w:space="0" w:color="auto"/>
+              <w:right w:val="single" w:sz="4" w:space="0" w:color="auto"/>
+            </w:tcBorders>
           </w:tcPr>
           <w:p>
             <w:pPr>
@@ -3380,12 +4393,18 @@
       </w:tr>
       <w:tr>
         <w:trPr>
-          <w:trHeight w:val="320" w:hRule="atLeast"/>
           <w:cantSplit/>
+          <w:trHeight w:val="58"/>
         </w:trPr>
         <w:tc>
           <w:tcPr>
             <w:tcW w:w="1165" w:type="dxa"/>
+            <w:tcBorders>
+              <w:top w:val="single" w:sz="4" w:space="0" w:color="auto"/>
+              <w:left w:val="single" w:sz="4" w:space="0" w:color="auto"/>
+              <w:bottom w:val="single" w:sz="4" w:space="0" w:color="auto"/>
+              <w:right w:val="single" w:sz="4" w:space="0" w:color="auto"/>
+            </w:tcBorders>
           </w:tcPr>
           <w:p>
             <w:pPr>
@@ -3400,6 +4419,12 @@
         <w:tc>
           <w:tcPr>
             <w:tcW w:w="2765" w:type="dxa"/>
+            <w:tcBorders>
+              <w:top w:val="single" w:sz="4" w:space="0" w:color="auto"/>
+              <w:left w:val="single" w:sz="4" w:space="0" w:color="auto"/>
+              <w:bottom w:val="single" w:sz="4" w:space="0" w:color="auto"/>
+              <w:right w:val="single" w:sz="4" w:space="0" w:color="auto"/>
+            </w:tcBorders>
           </w:tcPr>
           <w:p>
             <w:pPr>
@@ -3414,6 +4439,12 @@
         <w:tc>
           <w:tcPr>
             <w:tcW w:w="565" w:type="dxa"/>
+            <w:tcBorders>
+              <w:top w:val="single" w:sz="4" w:space="0" w:color="auto"/>
+              <w:left w:val="single" w:sz="4" w:space="0" w:color="auto"/>
+              <w:bottom w:val="single" w:sz="4" w:space="0" w:color="auto"/>
+              <w:right w:val="single" w:sz="4" w:space="0" w:color="auto"/>
+            </w:tcBorders>
           </w:tcPr>
           <w:p>
             <w:pPr>
@@ -3429,6 +4460,12 @@
         <w:tc>
           <w:tcPr>
             <w:tcW w:w="630" w:type="dxa"/>
+            <w:tcBorders>
+              <w:top w:val="single" w:sz="4" w:space="0" w:color="auto"/>
+              <w:left w:val="single" w:sz="4" w:space="0" w:color="auto"/>
+              <w:bottom w:val="single" w:sz="4" w:space="0" w:color="auto"/>
+              <w:right w:val="single" w:sz="4" w:space="0" w:color="auto"/>
+            </w:tcBorders>
           </w:tcPr>
           <w:p>
             <w:pPr>
@@ -3443,6 +4480,12 @@
         <w:tc>
           <w:tcPr>
             <w:tcW w:w="2390" w:type="dxa"/>
+            <w:tcBorders>
+              <w:top w:val="single" w:sz="4" w:space="0" w:color="auto"/>
+              <w:left w:val="single" w:sz="4" w:space="0" w:color="auto"/>
+              <w:bottom w:val="single" w:sz="4" w:space="0" w:color="auto"/>
+              <w:right w:val="single" w:sz="4" w:space="0" w:color="auto"/>
+            </w:tcBorders>
           </w:tcPr>
           <w:p>
             <w:pPr>
@@ -3457,6 +4500,12 @@
         <w:tc>
           <w:tcPr>
             <w:tcW w:w="1504" w:type="dxa"/>
+            <w:tcBorders>
+              <w:top w:val="single" w:sz="4" w:space="0" w:color="auto"/>
+              <w:left w:val="single" w:sz="4" w:space="0" w:color="auto"/>
+              <w:bottom w:val="single" w:sz="4" w:space="0" w:color="auto"/>
+              <w:right w:val="single" w:sz="4" w:space="0" w:color="auto"/>
+            </w:tcBorders>
           </w:tcPr>
           <w:p>
             <w:pPr>
@@ -3471,12 +4520,18 @@
       </w:tr>
       <w:tr>
         <w:trPr>
-          <w:trHeight w:val="320" w:hRule="atLeast"/>
           <w:cantSplit/>
+          <w:trHeight w:val="58"/>
         </w:trPr>
         <w:tc>
           <w:tcPr>
             <w:tcW w:w="1165" w:type="dxa"/>
+            <w:tcBorders>
+              <w:top w:val="single" w:sz="4" w:space="0" w:color="auto"/>
+              <w:left w:val="single" w:sz="4" w:space="0" w:color="auto"/>
+              <w:bottom w:val="single" w:sz="4" w:space="0" w:color="auto"/>
+              <w:right w:val="single" w:sz="4" w:space="0" w:color="auto"/>
+            </w:tcBorders>
           </w:tcPr>
           <w:p>
             <w:pPr>
@@ -3491,6 +4546,12 @@
         <w:tc>
           <w:tcPr>
             <w:tcW w:w="2765" w:type="dxa"/>
+            <w:tcBorders>
+              <w:top w:val="single" w:sz="4" w:space="0" w:color="auto"/>
+              <w:left w:val="single" w:sz="4" w:space="0" w:color="auto"/>
+              <w:bottom w:val="single" w:sz="4" w:space="0" w:color="auto"/>
+              <w:right w:val="single" w:sz="4" w:space="0" w:color="auto"/>
+            </w:tcBorders>
           </w:tcPr>
           <w:p>
             <w:pPr>
@@ -3505,6 +4566,12 @@
         <w:tc>
           <w:tcPr>
             <w:tcW w:w="565" w:type="dxa"/>
+            <w:tcBorders>
+              <w:top w:val="single" w:sz="4" w:space="0" w:color="auto"/>
+              <w:left w:val="single" w:sz="4" w:space="0" w:color="auto"/>
+              <w:bottom w:val="single" w:sz="4" w:space="0" w:color="auto"/>
+              <w:right w:val="single" w:sz="4" w:space="0" w:color="auto"/>
+            </w:tcBorders>
           </w:tcPr>
           <w:p>
             <w:pPr>
@@ -3520,6 +4587,12 @@
         <w:tc>
           <w:tcPr>
             <w:tcW w:w="630" w:type="dxa"/>
+            <w:tcBorders>
+              <w:top w:val="single" w:sz="4" w:space="0" w:color="auto"/>
+              <w:left w:val="single" w:sz="4" w:space="0" w:color="auto"/>
+              <w:bottom w:val="single" w:sz="4" w:space="0" w:color="auto"/>
+              <w:right w:val="single" w:sz="4" w:space="0" w:color="auto"/>
+            </w:tcBorders>
           </w:tcPr>
           <w:p>
             <w:pPr>
@@ -3534,6 +4607,12 @@
         <w:tc>
           <w:tcPr>
             <w:tcW w:w="2390" w:type="dxa"/>
+            <w:tcBorders>
+              <w:top w:val="single" w:sz="4" w:space="0" w:color="auto"/>
+              <w:left w:val="single" w:sz="4" w:space="0" w:color="auto"/>
+              <w:bottom w:val="single" w:sz="4" w:space="0" w:color="auto"/>
+              <w:right w:val="single" w:sz="4" w:space="0" w:color="auto"/>
+            </w:tcBorders>
           </w:tcPr>
           <w:p>
             <w:pPr>
@@ -3548,6 +4627,12 @@
         <w:tc>
           <w:tcPr>
             <w:tcW w:w="1504" w:type="dxa"/>
+            <w:tcBorders>
+              <w:top w:val="single" w:sz="4" w:space="0" w:color="auto"/>
+              <w:left w:val="single" w:sz="4" w:space="0" w:color="auto"/>
+              <w:bottom w:val="single" w:sz="4" w:space="0" w:color="auto"/>
+              <w:right w:val="single" w:sz="4" w:space="0" w:color="auto"/>
+            </w:tcBorders>
           </w:tcPr>
           <w:p>
             <w:pPr>
@@ -3562,12 +4647,18 @@
       </w:tr>
       <w:tr>
         <w:trPr>
-          <w:trHeight w:val="320" w:hRule="atLeast"/>
           <w:cantSplit/>
+          <w:trHeight w:val="58"/>
         </w:trPr>
         <w:tc>
           <w:tcPr>
             <w:tcW w:w="1165" w:type="dxa"/>
+            <w:tcBorders>
+              <w:top w:val="single" w:sz="4" w:space="0" w:color="auto"/>
+              <w:left w:val="single" w:sz="4" w:space="0" w:color="auto"/>
+              <w:bottom w:val="single" w:sz="4" w:space="0" w:color="auto"/>
+              <w:right w:val="single" w:sz="4" w:space="0" w:color="auto"/>
+            </w:tcBorders>
           </w:tcPr>
           <w:p>
             <w:pPr>
@@ -3582,6 +4673,12 @@
         <w:tc>
           <w:tcPr>
             <w:tcW w:w="2765" w:type="dxa"/>
+            <w:tcBorders>
+              <w:top w:val="single" w:sz="4" w:space="0" w:color="auto"/>
+              <w:left w:val="single" w:sz="4" w:space="0" w:color="auto"/>
+              <w:bottom w:val="single" w:sz="4" w:space="0" w:color="auto"/>
+              <w:right w:val="single" w:sz="4" w:space="0" w:color="auto"/>
+            </w:tcBorders>
           </w:tcPr>
           <w:p>
             <w:pPr>
@@ -3596,6 +4693,12 @@
         <w:tc>
           <w:tcPr>
             <w:tcW w:w="565" w:type="dxa"/>
+            <w:tcBorders>
+              <w:top w:val="single" w:sz="4" w:space="0" w:color="auto"/>
+              <w:left w:val="single" w:sz="4" w:space="0" w:color="auto"/>
+              <w:bottom w:val="single" w:sz="4" w:space="0" w:color="auto"/>
+              <w:right w:val="single" w:sz="4" w:space="0" w:color="auto"/>
+            </w:tcBorders>
           </w:tcPr>
           <w:p>
             <w:pPr>
@@ -3611,6 +4714,12 @@
         <w:tc>
           <w:tcPr>
             <w:tcW w:w="630" w:type="dxa"/>
+            <w:tcBorders>
+              <w:top w:val="single" w:sz="4" w:space="0" w:color="auto"/>
+              <w:left w:val="single" w:sz="4" w:space="0" w:color="auto"/>
+              <w:bottom w:val="single" w:sz="4" w:space="0" w:color="auto"/>
+              <w:right w:val="single" w:sz="4" w:space="0" w:color="auto"/>
+            </w:tcBorders>
           </w:tcPr>
           <w:p>
             <w:pPr>
@@ -3625,6 +4734,12 @@
         <w:tc>
           <w:tcPr>
             <w:tcW w:w="2390" w:type="dxa"/>
+            <w:tcBorders>
+              <w:top w:val="single" w:sz="4" w:space="0" w:color="auto"/>
+              <w:left w:val="single" w:sz="4" w:space="0" w:color="auto"/>
+              <w:bottom w:val="single" w:sz="4" w:space="0" w:color="auto"/>
+              <w:right w:val="single" w:sz="4" w:space="0" w:color="auto"/>
+            </w:tcBorders>
           </w:tcPr>
           <w:p>
             <w:pPr>
@@ -3639,6 +4754,12 @@
         <w:tc>
           <w:tcPr>
             <w:tcW w:w="1504" w:type="dxa"/>
+            <w:tcBorders>
+              <w:top w:val="single" w:sz="4" w:space="0" w:color="auto"/>
+              <w:left w:val="single" w:sz="4" w:space="0" w:color="auto"/>
+              <w:bottom w:val="single" w:sz="4" w:space="0" w:color="auto"/>
+              <w:right w:val="single" w:sz="4" w:space="0" w:color="auto"/>
+            </w:tcBorders>
           </w:tcPr>
           <w:p>
             <w:pPr>
@@ -3653,12 +4774,18 @@
       </w:tr>
       <w:tr>
         <w:trPr>
-          <w:trHeight w:val="320" w:hRule="atLeast"/>
           <w:cantSplit/>
+          <w:trHeight w:val="58"/>
         </w:trPr>
         <w:tc>
           <w:tcPr>
             <w:tcW w:w="1165" w:type="dxa"/>
+            <w:tcBorders>
+              <w:top w:val="single" w:sz="4" w:space="0" w:color="auto"/>
+              <w:left w:val="single" w:sz="4" w:space="0" w:color="auto"/>
+              <w:bottom w:val="single" w:sz="4" w:space="0" w:color="auto"/>
+              <w:right w:val="single" w:sz="4" w:space="0" w:color="auto"/>
+            </w:tcBorders>
           </w:tcPr>
           <w:p>
             <w:pPr>
@@ -3673,6 +4800,12 @@
         <w:tc>
           <w:tcPr>
             <w:tcW w:w="2765" w:type="dxa"/>
+            <w:tcBorders>
+              <w:top w:val="single" w:sz="4" w:space="0" w:color="auto"/>
+              <w:left w:val="single" w:sz="4" w:space="0" w:color="auto"/>
+              <w:bottom w:val="single" w:sz="4" w:space="0" w:color="auto"/>
+              <w:right w:val="single" w:sz="4" w:space="0" w:color="auto"/>
+            </w:tcBorders>
           </w:tcPr>
           <w:p>
             <w:pPr>
@@ -3687,6 +4820,12 @@
         <w:tc>
           <w:tcPr>
             <w:tcW w:w="565" w:type="dxa"/>
+            <w:tcBorders>
+              <w:top w:val="single" w:sz="4" w:space="0" w:color="auto"/>
+              <w:left w:val="single" w:sz="4" w:space="0" w:color="auto"/>
+              <w:bottom w:val="single" w:sz="4" w:space="0" w:color="auto"/>
+              <w:right w:val="single" w:sz="4" w:space="0" w:color="auto"/>
+            </w:tcBorders>
           </w:tcPr>
           <w:p>
             <w:pPr>
@@ -3702,6 +4841,12 @@
         <w:tc>
           <w:tcPr>
             <w:tcW w:w="630" w:type="dxa"/>
+            <w:tcBorders>
+              <w:top w:val="single" w:sz="4" w:space="0" w:color="auto"/>
+              <w:left w:val="single" w:sz="4" w:space="0" w:color="auto"/>
+              <w:bottom w:val="single" w:sz="4" w:space="0" w:color="auto"/>
+              <w:right w:val="single" w:sz="4" w:space="0" w:color="auto"/>
+            </w:tcBorders>
           </w:tcPr>
           <w:p>
             <w:pPr>
@@ -3716,6 +4861,12 @@
         <w:tc>
           <w:tcPr>
             <w:tcW w:w="2390" w:type="dxa"/>
+            <w:tcBorders>
+              <w:top w:val="single" w:sz="4" w:space="0" w:color="auto"/>
+              <w:left w:val="single" w:sz="4" w:space="0" w:color="auto"/>
+              <w:bottom w:val="single" w:sz="4" w:space="0" w:color="auto"/>
+              <w:right w:val="single" w:sz="4" w:space="0" w:color="auto"/>
+            </w:tcBorders>
           </w:tcPr>
           <w:p>
             <w:pPr>
@@ -3730,6 +4881,12 @@
         <w:tc>
           <w:tcPr>
             <w:tcW w:w="1504" w:type="dxa"/>
+            <w:tcBorders>
+              <w:top w:val="single" w:sz="4" w:space="0" w:color="auto"/>
+              <w:left w:val="single" w:sz="4" w:space="0" w:color="auto"/>
+              <w:bottom w:val="single" w:sz="4" w:space="0" w:color="auto"/>
+              <w:right w:val="single" w:sz="4" w:space="0" w:color="auto"/>
+            </w:tcBorders>
           </w:tcPr>
           <w:p>
             <w:pPr>
@@ -3744,12 +4901,18 @@
       </w:tr>
       <w:tr>
         <w:trPr>
-          <w:trHeight w:val="320" w:hRule="atLeast"/>
           <w:cantSplit/>
+          <w:trHeight w:val="58"/>
         </w:trPr>
         <w:tc>
           <w:tcPr>
             <w:tcW w:w="1165" w:type="dxa"/>
+            <w:tcBorders>
+              <w:top w:val="single" w:sz="4" w:space="0" w:color="auto"/>
+              <w:left w:val="single" w:sz="4" w:space="0" w:color="auto"/>
+              <w:bottom w:val="single" w:sz="4" w:space="0" w:color="auto"/>
+              <w:right w:val="single" w:sz="4" w:space="0" w:color="auto"/>
+            </w:tcBorders>
           </w:tcPr>
           <w:p>
             <w:pPr>
@@ -3764,6 +4927,12 @@
         <w:tc>
           <w:tcPr>
             <w:tcW w:w="2765" w:type="dxa"/>
+            <w:tcBorders>
+              <w:top w:val="single" w:sz="4" w:space="0" w:color="auto"/>
+              <w:left w:val="single" w:sz="4" w:space="0" w:color="auto"/>
+              <w:bottom w:val="single" w:sz="4" w:space="0" w:color="auto"/>
+              <w:right w:val="single" w:sz="4" w:space="0" w:color="auto"/>
+            </w:tcBorders>
           </w:tcPr>
           <w:p>
             <w:pPr>
@@ -3778,6 +4947,12 @@
         <w:tc>
           <w:tcPr>
             <w:tcW w:w="565" w:type="dxa"/>
+            <w:tcBorders>
+              <w:top w:val="single" w:sz="4" w:space="0" w:color="auto"/>
+              <w:left w:val="single" w:sz="4" w:space="0" w:color="auto"/>
+              <w:bottom w:val="single" w:sz="4" w:space="0" w:color="auto"/>
+              <w:right w:val="single" w:sz="4" w:space="0" w:color="auto"/>
+            </w:tcBorders>
           </w:tcPr>
           <w:p>
             <w:pPr>
@@ -3793,6 +4968,12 @@
         <w:tc>
           <w:tcPr>
             <w:tcW w:w="630" w:type="dxa"/>
+            <w:tcBorders>
+              <w:top w:val="single" w:sz="4" w:space="0" w:color="auto"/>
+              <w:left w:val="single" w:sz="4" w:space="0" w:color="auto"/>
+              <w:bottom w:val="single" w:sz="4" w:space="0" w:color="auto"/>
+              <w:right w:val="single" w:sz="4" w:space="0" w:color="auto"/>
+            </w:tcBorders>
           </w:tcPr>
           <w:p>
             <w:pPr>
@@ -3807,6 +4988,12 @@
         <w:tc>
           <w:tcPr>
             <w:tcW w:w="2390" w:type="dxa"/>
+            <w:tcBorders>
+              <w:top w:val="single" w:sz="4" w:space="0" w:color="auto"/>
+              <w:left w:val="single" w:sz="4" w:space="0" w:color="auto"/>
+              <w:bottom w:val="single" w:sz="4" w:space="0" w:color="auto"/>
+              <w:right w:val="single" w:sz="4" w:space="0" w:color="auto"/>
+            </w:tcBorders>
           </w:tcPr>
           <w:p>
             <w:pPr>
@@ -3821,6 +5008,12 @@
         <w:tc>
           <w:tcPr>
             <w:tcW w:w="1504" w:type="dxa"/>
+            <w:tcBorders>
+              <w:top w:val="single" w:sz="4" w:space="0" w:color="auto"/>
+              <w:left w:val="single" w:sz="4" w:space="0" w:color="auto"/>
+              <w:bottom w:val="single" w:sz="4" w:space="0" w:color="auto"/>
+              <w:right w:val="single" w:sz="4" w:space="0" w:color="auto"/>
+            </w:tcBorders>
           </w:tcPr>
           <w:p>
             <w:pPr>
@@ -3835,12 +5028,18 @@
       </w:tr>
       <w:tr>
         <w:trPr>
-          <w:trHeight w:val="320" w:hRule="atLeast"/>
           <w:cantSplit/>
+          <w:trHeight w:val="58"/>
         </w:trPr>
         <w:tc>
           <w:tcPr>
             <w:tcW w:w="1165" w:type="dxa"/>
+            <w:tcBorders>
+              <w:top w:val="single" w:sz="4" w:space="0" w:color="auto"/>
+              <w:left w:val="single" w:sz="4" w:space="0" w:color="auto"/>
+              <w:bottom w:val="single" w:sz="4" w:space="0" w:color="auto"/>
+              <w:right w:val="single" w:sz="4" w:space="0" w:color="auto"/>
+            </w:tcBorders>
           </w:tcPr>
           <w:p>
             <w:pPr>
@@ -3855,6 +5054,12 @@
         <w:tc>
           <w:tcPr>
             <w:tcW w:w="2765" w:type="dxa"/>
+            <w:tcBorders>
+              <w:top w:val="single" w:sz="4" w:space="0" w:color="auto"/>
+              <w:left w:val="single" w:sz="4" w:space="0" w:color="auto"/>
+              <w:bottom w:val="single" w:sz="4" w:space="0" w:color="auto"/>
+              <w:right w:val="single" w:sz="4" w:space="0" w:color="auto"/>
+            </w:tcBorders>
           </w:tcPr>
           <w:p>
             <w:pPr>
@@ -3869,6 +5074,12 @@
         <w:tc>
           <w:tcPr>
             <w:tcW w:w="565" w:type="dxa"/>
+            <w:tcBorders>
+              <w:top w:val="single" w:sz="4" w:space="0" w:color="auto"/>
+              <w:left w:val="single" w:sz="4" w:space="0" w:color="auto"/>
+              <w:bottom w:val="single" w:sz="4" w:space="0" w:color="auto"/>
+              <w:right w:val="single" w:sz="4" w:space="0" w:color="auto"/>
+            </w:tcBorders>
           </w:tcPr>
           <w:p>
             <w:pPr>
@@ -3884,6 +5095,12 @@
         <w:tc>
           <w:tcPr>
             <w:tcW w:w="630" w:type="dxa"/>
+            <w:tcBorders>
+              <w:top w:val="single" w:sz="4" w:space="0" w:color="auto"/>
+              <w:left w:val="single" w:sz="4" w:space="0" w:color="auto"/>
+              <w:bottom w:val="single" w:sz="4" w:space="0" w:color="auto"/>
+              <w:right w:val="single" w:sz="4" w:space="0" w:color="auto"/>
+            </w:tcBorders>
           </w:tcPr>
           <w:p>
             <w:pPr>
@@ -3898,6 +5115,12 @@
         <w:tc>
           <w:tcPr>
             <w:tcW w:w="2390" w:type="dxa"/>
+            <w:tcBorders>
+              <w:top w:val="single" w:sz="4" w:space="0" w:color="auto"/>
+              <w:left w:val="single" w:sz="4" w:space="0" w:color="auto"/>
+              <w:bottom w:val="single" w:sz="4" w:space="0" w:color="auto"/>
+              <w:right w:val="single" w:sz="4" w:space="0" w:color="auto"/>
+            </w:tcBorders>
           </w:tcPr>
           <w:p>
             <w:pPr>
@@ -3912,6 +5135,12 @@
         <w:tc>
           <w:tcPr>
             <w:tcW w:w="1504" w:type="dxa"/>
+            <w:tcBorders>
+              <w:top w:val="single" w:sz="4" w:space="0" w:color="auto"/>
+              <w:left w:val="single" w:sz="4" w:space="0" w:color="auto"/>
+              <w:bottom w:val="single" w:sz="4" w:space="0" w:color="auto"/>
+              <w:right w:val="single" w:sz="4" w:space="0" w:color="auto"/>
+            </w:tcBorders>
           </w:tcPr>
           <w:p>
             <w:pPr>
@@ -3926,12 +5155,18 @@
       </w:tr>
       <w:tr>
         <w:trPr>
-          <w:trHeight w:val="320" w:hRule="atLeast"/>
           <w:cantSplit/>
+          <w:trHeight w:val="58"/>
         </w:trPr>
         <w:tc>
           <w:tcPr>
             <w:tcW w:w="1165" w:type="dxa"/>
+            <w:tcBorders>
+              <w:top w:val="single" w:sz="4" w:space="0" w:color="auto"/>
+              <w:left w:val="single" w:sz="4" w:space="0" w:color="auto"/>
+              <w:bottom w:val="single" w:sz="4" w:space="0" w:color="auto"/>
+              <w:right w:val="single" w:sz="4" w:space="0" w:color="auto"/>
+            </w:tcBorders>
           </w:tcPr>
           <w:p>
             <w:pPr>
@@ -3946,6 +5181,12 @@
         <w:tc>
           <w:tcPr>
             <w:tcW w:w="2765" w:type="dxa"/>
+            <w:tcBorders>
+              <w:top w:val="single" w:sz="4" w:space="0" w:color="auto"/>
+              <w:left w:val="single" w:sz="4" w:space="0" w:color="auto"/>
+              <w:bottom w:val="single" w:sz="4" w:space="0" w:color="auto"/>
+              <w:right w:val="single" w:sz="4" w:space="0" w:color="auto"/>
+            </w:tcBorders>
           </w:tcPr>
           <w:p>
             <w:pPr>
@@ -3960,6 +5201,12 @@
         <w:tc>
           <w:tcPr>
             <w:tcW w:w="565" w:type="dxa"/>
+            <w:tcBorders>
+              <w:top w:val="single" w:sz="4" w:space="0" w:color="auto"/>
+              <w:left w:val="single" w:sz="4" w:space="0" w:color="auto"/>
+              <w:bottom w:val="single" w:sz="4" w:space="0" w:color="auto"/>
+              <w:right w:val="single" w:sz="4" w:space="0" w:color="auto"/>
+            </w:tcBorders>
           </w:tcPr>
           <w:p>
             <w:pPr>
@@ -3975,6 +5222,12 @@
         <w:tc>
           <w:tcPr>
             <w:tcW w:w="630" w:type="dxa"/>
+            <w:tcBorders>
+              <w:top w:val="single" w:sz="4" w:space="0" w:color="auto"/>
+              <w:left w:val="single" w:sz="4" w:space="0" w:color="auto"/>
+              <w:bottom w:val="single" w:sz="4" w:space="0" w:color="auto"/>
+              <w:right w:val="single" w:sz="4" w:space="0" w:color="auto"/>
+            </w:tcBorders>
           </w:tcPr>
           <w:p>
             <w:pPr>
@@ -3989,6 +5242,12 @@
         <w:tc>
           <w:tcPr>
             <w:tcW w:w="2390" w:type="dxa"/>
+            <w:tcBorders>
+              <w:top w:val="single" w:sz="4" w:space="0" w:color="auto"/>
+              <w:left w:val="single" w:sz="4" w:space="0" w:color="auto"/>
+              <w:bottom w:val="single" w:sz="4" w:space="0" w:color="auto"/>
+              <w:right w:val="single" w:sz="4" w:space="0" w:color="auto"/>
+            </w:tcBorders>
           </w:tcPr>
           <w:p>
             <w:pPr>
@@ -4003,6 +5262,12 @@
         <w:tc>
           <w:tcPr>
             <w:tcW w:w="1504" w:type="dxa"/>
+            <w:tcBorders>
+              <w:top w:val="single" w:sz="4" w:space="0" w:color="auto"/>
+              <w:left w:val="single" w:sz="4" w:space="0" w:color="auto"/>
+              <w:bottom w:val="single" w:sz="4" w:space="0" w:color="auto"/>
+              <w:right w:val="single" w:sz="4" w:space="0" w:color="auto"/>
+            </w:tcBorders>
           </w:tcPr>
           <w:p>
             <w:pPr>
@@ -4017,12 +5282,18 @@
       </w:tr>
       <w:tr>
         <w:trPr>
-          <w:trHeight w:val="320" w:hRule="atLeast"/>
           <w:cantSplit/>
+          <w:trHeight w:val="58"/>
         </w:trPr>
         <w:tc>
           <w:tcPr>
             <w:tcW w:w="1165" w:type="dxa"/>
+            <w:tcBorders>
+              <w:top w:val="single" w:sz="4" w:space="0" w:color="auto"/>
+              <w:left w:val="single" w:sz="4" w:space="0" w:color="auto"/>
+              <w:bottom w:val="single" w:sz="4" w:space="0" w:color="auto"/>
+              <w:right w:val="single" w:sz="4" w:space="0" w:color="auto"/>
+            </w:tcBorders>
           </w:tcPr>
           <w:p>
             <w:pPr>
@@ -4036,6 +5307,13 @@
         <w:tc>
           <w:tcPr>
             <w:tcW w:w="2765" w:type="dxa"/>
+            <w:tcBorders>
+              <w:top w:val="single" w:sz="4" w:space="0" w:color="auto"/>
+              <w:left w:val="single" w:sz="4" w:space="0" w:color="auto"/>
+              <w:bottom w:val="single" w:sz="4" w:space="0" w:color="auto"/>
+              <w:right w:val="single" w:sz="4" w:space="0" w:color="auto"/>
+            </w:tcBorders>
+            <w:hideMark/>
           </w:tcPr>
           <w:p>
             <w:pPr>
@@ -4059,6 +5337,12 @@
         <w:tc>
           <w:tcPr>
             <w:tcW w:w="565" w:type="dxa"/>
+            <w:tcBorders>
+              <w:top w:val="single" w:sz="4" w:space="0" w:color="auto"/>
+              <w:left w:val="single" w:sz="4" w:space="0" w:color="auto"/>
+              <w:bottom w:val="single" w:sz="4" w:space="0" w:color="auto"/>
+              <w:right w:val="single" w:sz="4" w:space="0" w:color="auto"/>
+            </w:tcBorders>
           </w:tcPr>
           <w:p>
             <w:pPr>
@@ -4074,6 +5358,12 @@
         <w:tc>
           <w:tcPr>
             <w:tcW w:w="630" w:type="dxa"/>
+            <w:tcBorders>
+              <w:top w:val="single" w:sz="4" w:space="0" w:color="auto"/>
+              <w:left w:val="single" w:sz="4" w:space="0" w:color="auto"/>
+              <w:bottom w:val="single" w:sz="4" w:space="0" w:color="auto"/>
+              <w:right w:val="single" w:sz="4" w:space="0" w:color="auto"/>
+            </w:tcBorders>
           </w:tcPr>
           <w:p>
             <w:pPr>
@@ -4087,6 +5377,12 @@
         <w:tc>
           <w:tcPr>
             <w:tcW w:w="2390" w:type="dxa"/>
+            <w:tcBorders>
+              <w:top w:val="single" w:sz="4" w:space="0" w:color="auto"/>
+              <w:left w:val="single" w:sz="4" w:space="0" w:color="auto"/>
+              <w:bottom w:val="single" w:sz="4" w:space="0" w:color="auto"/>
+              <w:right w:val="single" w:sz="4" w:space="0" w:color="auto"/>
+            </w:tcBorders>
           </w:tcPr>
           <w:p>
             <w:pPr>
@@ -4100,6 +5396,12 @@
         <w:tc>
           <w:tcPr>
             <w:tcW w:w="1504" w:type="dxa"/>
+            <w:tcBorders>
+              <w:top w:val="single" w:sz="4" w:space="0" w:color="auto"/>
+              <w:left w:val="single" w:sz="4" w:space="0" w:color="auto"/>
+              <w:bottom w:val="single" w:sz="4" w:space="0" w:color="auto"/>
+              <w:right w:val="single" w:sz="4" w:space="0" w:color="auto"/>
+            </w:tcBorders>
           </w:tcPr>
           <w:p>
             <w:pPr>
@@ -4180,27 +5482,24 @@
       </w:pPr>
       <w:r>
         <w:rPr>
-          <w:b/>
           <w:noProof/>
-          <w:sz w:val="16"/>
-          <w:lang w:eastAsia="en-PH"/>
         </w:rPr>
         <w:lastRenderedPageBreak/>
         <mc:AlternateContent>
           <mc:Choice Requires="wps">
             <w:drawing>
-              <wp:anchor distT="0" distB="0" distL="114300" distR="114300" simplePos="0" relativeHeight="251662336" behindDoc="0" locked="0" layoutInCell="1" allowOverlap="1" wp14:anchorId="4665EF2F" wp14:editId="4F95BF8E">
+              <wp:anchor distT="0" distB="0" distL="114300" distR="114300" simplePos="0" relativeHeight="251663360" behindDoc="0" locked="0" layoutInCell="1" allowOverlap="1" wp14:anchorId="1C91B060" wp14:editId="4C7BB088">
                 <wp:simplePos x="0" y="0"/>
                 <wp:positionH relativeFrom="column">
-                  <wp:posOffset>2337</wp:posOffset>
+                  <wp:posOffset>2540</wp:posOffset>
                 </wp:positionH>
                 <wp:positionV relativeFrom="paragraph">
-                  <wp:posOffset>129108</wp:posOffset>
+                  <wp:posOffset>128905</wp:posOffset>
                 </wp:positionV>
-                <wp:extent cx="5726628" cy="0"/>
-                <wp:effectExtent l="0" t="0" r="26670" b="19050"/>
+                <wp:extent cx="5726430" cy="0"/>
+                <wp:effectExtent l="0" t="0" r="0" b="0"/>
                 <wp:wrapNone/>
-                <wp:docPr id="5" name="Straight Connector 5"/>
+                <wp:docPr id="16" name="Straight Connector 16"/>
                 <wp:cNvGraphicFramePr/>
                 <a:graphic xmlns:a="http://schemas.openxmlformats.org/drawingml/2006/main">
                   <a:graphicData uri="http://schemas.microsoft.com/office/word/2010/wordprocessingShape">
@@ -4209,7 +5508,7 @@
                       <wps:spPr>
                         <a:xfrm>
                           <a:off x="0" y="0"/>
-                          <a:ext cx="5726628" cy="0"/>
+                          <a:ext cx="5726430" cy="0"/>
                         </a:xfrm>
                         <a:prstGeom prst="line">
                           <a:avLst/>
@@ -4237,12 +5536,15 @@
                 <wp14:sizeRelH relativeFrom="margin">
                   <wp14:pctWidth>0</wp14:pctWidth>
                 </wp14:sizeRelH>
+                <wp14:sizeRelV relativeFrom="page">
+                  <wp14:pctHeight>0</wp14:pctHeight>
+                </wp14:sizeRelV>
               </wp:anchor>
             </w:drawing>
           </mc:Choice>
           <mc:Fallback>
             <w:pict>
-              <v:line w14:anchorId="541F6994" id="Straight Connector 5" o:spid="_x0000_s1026" style="position:absolute;z-index:251662336;visibility:visible;mso-wrap-style:square;mso-width-percent:0;mso-wrap-distance-left:9pt;mso-wrap-distance-top:0;mso-wrap-distance-right:9pt;mso-wrap-distance-bottom:0;mso-position-horizontal:absolute;mso-position-horizontal-relative:text;mso-position-vertical:absolute;mso-position-vertical-relative:text;mso-width-percent:0;mso-width-relative:margin" from=".2pt,10.15pt" to="451.1pt,10.15pt" o:gfxdata="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" strokecolor="black [3200]">
+              <v:line w14:anchorId="285B9292" id="Straight Connector 16" o:spid="_x0000_s1026" style="position:absolute;z-index:251663360;visibility:visible;mso-wrap-style:square;mso-width-percent:0;mso-height-percent:0;mso-wrap-distance-left:9pt;mso-wrap-distance-top:0;mso-wrap-distance-right:9pt;mso-wrap-distance-bottom:0;mso-position-horizontal:absolute;mso-position-horizontal-relative:text;mso-position-vertical:absolute;mso-position-vertical-relative:text;mso-width-percent:0;mso-height-percent:0;mso-width-relative:margin;mso-height-relative:page" from=".2pt,10.15pt" to="451.1pt,10.15pt" o:gfxdata="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" strokecolor="black [3200]">
                 <v:stroke joinstyle="miter"/>
               </v:line>
             </w:pict>
@@ -4274,12 +5576,19 @@
       </w:tblGrid>
       <w:tr>
         <w:trPr>
-          <w:trHeight w:val="320" w:hRule="atLeast"/>
           <w:cantSplit/>
+          <w:trHeight w:val="58"/>
         </w:trPr>
         <w:tc>
           <w:tcPr>
             <w:tcW w:w="1165" w:type="dxa"/>
+            <w:tcBorders>
+              <w:top w:val="single" w:sz="4" w:space="0" w:color="auto"/>
+              <w:left w:val="single" w:sz="4" w:space="0" w:color="auto"/>
+              <w:bottom w:val="single" w:sz="4" w:space="0" w:color="auto"/>
+              <w:right w:val="single" w:sz="4" w:space="0" w:color="auto"/>
+            </w:tcBorders>
+            <w:hideMark/>
           </w:tcPr>
           <w:p>
             <w:pPr>
@@ -4304,6 +5613,13 @@
         <w:tc>
           <w:tcPr>
             <w:tcW w:w="2765" w:type="dxa"/>
+            <w:tcBorders>
+              <w:top w:val="single" w:sz="4" w:space="0" w:color="auto"/>
+              <w:left w:val="single" w:sz="4" w:space="0" w:color="auto"/>
+              <w:bottom w:val="single" w:sz="4" w:space="0" w:color="auto"/>
+              <w:right w:val="single" w:sz="4" w:space="0" w:color="auto"/>
+            </w:tcBorders>
+            <w:hideMark/>
           </w:tcPr>
           <w:p>
             <w:pPr>
@@ -4328,6 +5644,13 @@
         <w:tc>
           <w:tcPr>
             <w:tcW w:w="565" w:type="dxa"/>
+            <w:tcBorders>
+              <w:top w:val="single" w:sz="4" w:space="0" w:color="auto"/>
+              <w:left w:val="single" w:sz="4" w:space="0" w:color="auto"/>
+              <w:bottom w:val="single" w:sz="4" w:space="0" w:color="auto"/>
+              <w:right w:val="single" w:sz="4" w:space="0" w:color="auto"/>
+            </w:tcBorders>
+            <w:hideMark/>
           </w:tcPr>
           <w:p>
             <w:pPr>
@@ -4352,6 +5675,13 @@
         <w:tc>
           <w:tcPr>
             <w:tcW w:w="630" w:type="dxa"/>
+            <w:tcBorders>
+              <w:top w:val="single" w:sz="4" w:space="0" w:color="auto"/>
+              <w:left w:val="single" w:sz="4" w:space="0" w:color="auto"/>
+              <w:bottom w:val="single" w:sz="4" w:space="0" w:color="auto"/>
+              <w:right w:val="single" w:sz="4" w:space="0" w:color="auto"/>
+            </w:tcBorders>
+            <w:hideMark/>
           </w:tcPr>
           <w:p>
             <w:pPr>
@@ -4376,6 +5706,13 @@
         <w:tc>
           <w:tcPr>
             <w:tcW w:w="2390" w:type="dxa"/>
+            <w:tcBorders>
+              <w:top w:val="single" w:sz="4" w:space="0" w:color="auto"/>
+              <w:left w:val="single" w:sz="4" w:space="0" w:color="auto"/>
+              <w:bottom w:val="single" w:sz="4" w:space="0" w:color="auto"/>
+              <w:right w:val="single" w:sz="4" w:space="0" w:color="auto"/>
+            </w:tcBorders>
+            <w:hideMark/>
           </w:tcPr>
           <w:p>
             <w:pPr>
@@ -4400,6 +5737,13 @@
         <w:tc>
           <w:tcPr>
             <w:tcW w:w="1504" w:type="dxa"/>
+            <w:tcBorders>
+              <w:top w:val="single" w:sz="4" w:space="0" w:color="auto"/>
+              <w:left w:val="single" w:sz="4" w:space="0" w:color="auto"/>
+              <w:bottom w:val="single" w:sz="4" w:space="0" w:color="auto"/>
+              <w:right w:val="single" w:sz="4" w:space="0" w:color="auto"/>
+            </w:tcBorders>
+            <w:hideMark/>
           </w:tcPr>
           <w:p>
             <w:pPr>
@@ -4424,12 +5768,18 @@
       </w:tr>
       <w:tr>
         <w:trPr>
-          <w:trHeight w:val="320" w:hRule="atLeast"/>
           <w:cantSplit/>
+          <w:trHeight w:val="58"/>
         </w:trPr>
         <w:tc>
           <w:tcPr>
             <w:tcW w:w="1165" w:type="dxa"/>
+            <w:tcBorders>
+              <w:top w:val="single" w:sz="4" w:space="0" w:color="auto"/>
+              <w:left w:val="single" w:sz="4" w:space="0" w:color="auto"/>
+              <w:bottom w:val="single" w:sz="4" w:space="0" w:color="auto"/>
+              <w:right w:val="single" w:sz="4" w:space="0" w:color="auto"/>
+            </w:tcBorders>
           </w:tcPr>
           <w:p>
             <w:pPr>
@@ -4444,6 +5794,12 @@
         <w:tc>
           <w:tcPr>
             <w:tcW w:w="2765" w:type="dxa"/>
+            <w:tcBorders>
+              <w:top w:val="single" w:sz="4" w:space="0" w:color="auto"/>
+              <w:left w:val="single" w:sz="4" w:space="0" w:color="auto"/>
+              <w:bottom w:val="single" w:sz="4" w:space="0" w:color="auto"/>
+              <w:right w:val="single" w:sz="4" w:space="0" w:color="auto"/>
+            </w:tcBorders>
           </w:tcPr>
           <w:p>
             <w:pPr>
@@ -4458,6 +5814,12 @@
         <w:tc>
           <w:tcPr>
             <w:tcW w:w="565" w:type="dxa"/>
+            <w:tcBorders>
+              <w:top w:val="single" w:sz="4" w:space="0" w:color="auto"/>
+              <w:left w:val="single" w:sz="4" w:space="0" w:color="auto"/>
+              <w:bottom w:val="single" w:sz="4" w:space="0" w:color="auto"/>
+              <w:right w:val="single" w:sz="4" w:space="0" w:color="auto"/>
+            </w:tcBorders>
           </w:tcPr>
           <w:p>
             <w:pPr>
@@ -4473,6 +5835,12 @@
         <w:tc>
           <w:tcPr>
             <w:tcW w:w="630" w:type="dxa"/>
+            <w:tcBorders>
+              <w:top w:val="single" w:sz="4" w:space="0" w:color="auto"/>
+              <w:left w:val="single" w:sz="4" w:space="0" w:color="auto"/>
+              <w:bottom w:val="single" w:sz="4" w:space="0" w:color="auto"/>
+              <w:right w:val="single" w:sz="4" w:space="0" w:color="auto"/>
+            </w:tcBorders>
           </w:tcPr>
           <w:p>
             <w:pPr>
@@ -4487,6 +5855,12 @@
         <w:tc>
           <w:tcPr>
             <w:tcW w:w="2390" w:type="dxa"/>
+            <w:tcBorders>
+              <w:top w:val="single" w:sz="4" w:space="0" w:color="auto"/>
+              <w:left w:val="single" w:sz="4" w:space="0" w:color="auto"/>
+              <w:bottom w:val="single" w:sz="4" w:space="0" w:color="auto"/>
+              <w:right w:val="single" w:sz="4" w:space="0" w:color="auto"/>
+            </w:tcBorders>
           </w:tcPr>
           <w:p>
             <w:pPr>
@@ -4501,6 +5875,12 @@
         <w:tc>
           <w:tcPr>
             <w:tcW w:w="1504" w:type="dxa"/>
+            <w:tcBorders>
+              <w:top w:val="single" w:sz="4" w:space="0" w:color="auto"/>
+              <w:left w:val="single" w:sz="4" w:space="0" w:color="auto"/>
+              <w:bottom w:val="single" w:sz="4" w:space="0" w:color="auto"/>
+              <w:right w:val="single" w:sz="4" w:space="0" w:color="auto"/>
+            </w:tcBorders>
           </w:tcPr>
           <w:p>
             <w:pPr>
@@ -4515,12 +5895,18 @@
       </w:tr>
       <w:tr>
         <w:trPr>
-          <w:trHeight w:val="320" w:hRule="atLeast"/>
           <w:cantSplit/>
+          <w:trHeight w:val="58"/>
         </w:trPr>
         <w:tc>
           <w:tcPr>
             <w:tcW w:w="1165" w:type="dxa"/>
+            <w:tcBorders>
+              <w:top w:val="single" w:sz="4" w:space="0" w:color="auto"/>
+              <w:left w:val="single" w:sz="4" w:space="0" w:color="auto"/>
+              <w:bottom w:val="single" w:sz="4" w:space="0" w:color="auto"/>
+              <w:right w:val="single" w:sz="4" w:space="0" w:color="auto"/>
+            </w:tcBorders>
           </w:tcPr>
           <w:p>
             <w:pPr>
@@ -4535,6 +5921,12 @@
         <w:tc>
           <w:tcPr>
             <w:tcW w:w="2765" w:type="dxa"/>
+            <w:tcBorders>
+              <w:top w:val="single" w:sz="4" w:space="0" w:color="auto"/>
+              <w:left w:val="single" w:sz="4" w:space="0" w:color="auto"/>
+              <w:bottom w:val="single" w:sz="4" w:space="0" w:color="auto"/>
+              <w:right w:val="single" w:sz="4" w:space="0" w:color="auto"/>
+            </w:tcBorders>
           </w:tcPr>
           <w:p>
             <w:pPr>
@@ -4549,6 +5941,12 @@
         <w:tc>
           <w:tcPr>
             <w:tcW w:w="565" w:type="dxa"/>
+            <w:tcBorders>
+              <w:top w:val="single" w:sz="4" w:space="0" w:color="auto"/>
+              <w:left w:val="single" w:sz="4" w:space="0" w:color="auto"/>
+              <w:bottom w:val="single" w:sz="4" w:space="0" w:color="auto"/>
+              <w:right w:val="single" w:sz="4" w:space="0" w:color="auto"/>
+            </w:tcBorders>
           </w:tcPr>
           <w:p>
             <w:pPr>
@@ -4564,6 +5962,12 @@
         <w:tc>
           <w:tcPr>
             <w:tcW w:w="630" w:type="dxa"/>
+            <w:tcBorders>
+              <w:top w:val="single" w:sz="4" w:space="0" w:color="auto"/>
+              <w:left w:val="single" w:sz="4" w:space="0" w:color="auto"/>
+              <w:bottom w:val="single" w:sz="4" w:space="0" w:color="auto"/>
+              <w:right w:val="single" w:sz="4" w:space="0" w:color="auto"/>
+            </w:tcBorders>
           </w:tcPr>
           <w:p>
             <w:pPr>
@@ -4578,6 +5982,12 @@
         <w:tc>
           <w:tcPr>
             <w:tcW w:w="2390" w:type="dxa"/>
+            <w:tcBorders>
+              <w:top w:val="single" w:sz="4" w:space="0" w:color="auto"/>
+              <w:left w:val="single" w:sz="4" w:space="0" w:color="auto"/>
+              <w:bottom w:val="single" w:sz="4" w:space="0" w:color="auto"/>
+              <w:right w:val="single" w:sz="4" w:space="0" w:color="auto"/>
+            </w:tcBorders>
           </w:tcPr>
           <w:p>
             <w:pPr>
@@ -4592,6 +6002,12 @@
         <w:tc>
           <w:tcPr>
             <w:tcW w:w="1504" w:type="dxa"/>
+            <w:tcBorders>
+              <w:top w:val="single" w:sz="4" w:space="0" w:color="auto"/>
+              <w:left w:val="single" w:sz="4" w:space="0" w:color="auto"/>
+              <w:bottom w:val="single" w:sz="4" w:space="0" w:color="auto"/>
+              <w:right w:val="single" w:sz="4" w:space="0" w:color="auto"/>
+            </w:tcBorders>
           </w:tcPr>
           <w:p>
             <w:pPr>
@@ -4606,12 +6022,18 @@
       </w:tr>
       <w:tr>
         <w:trPr>
-          <w:trHeight w:val="320" w:hRule="atLeast"/>
           <w:cantSplit/>
+          <w:trHeight w:val="58"/>
         </w:trPr>
         <w:tc>
           <w:tcPr>
             <w:tcW w:w="1165" w:type="dxa"/>
+            <w:tcBorders>
+              <w:top w:val="single" w:sz="4" w:space="0" w:color="auto"/>
+              <w:left w:val="single" w:sz="4" w:space="0" w:color="auto"/>
+              <w:bottom w:val="single" w:sz="4" w:space="0" w:color="auto"/>
+              <w:right w:val="single" w:sz="4" w:space="0" w:color="auto"/>
+            </w:tcBorders>
           </w:tcPr>
           <w:p>
             <w:pPr>
@@ -4626,6 +6048,12 @@
         <w:tc>
           <w:tcPr>
             <w:tcW w:w="2765" w:type="dxa"/>
+            <w:tcBorders>
+              <w:top w:val="single" w:sz="4" w:space="0" w:color="auto"/>
+              <w:left w:val="single" w:sz="4" w:space="0" w:color="auto"/>
+              <w:bottom w:val="single" w:sz="4" w:space="0" w:color="auto"/>
+              <w:right w:val="single" w:sz="4" w:space="0" w:color="auto"/>
+            </w:tcBorders>
           </w:tcPr>
           <w:p>
             <w:pPr>
@@ -4640,6 +6068,12 @@
         <w:tc>
           <w:tcPr>
             <w:tcW w:w="565" w:type="dxa"/>
+            <w:tcBorders>
+              <w:top w:val="single" w:sz="4" w:space="0" w:color="auto"/>
+              <w:left w:val="single" w:sz="4" w:space="0" w:color="auto"/>
+              <w:bottom w:val="single" w:sz="4" w:space="0" w:color="auto"/>
+              <w:right w:val="single" w:sz="4" w:space="0" w:color="auto"/>
+            </w:tcBorders>
           </w:tcPr>
           <w:p>
             <w:pPr>
@@ -4655,6 +6089,12 @@
         <w:tc>
           <w:tcPr>
             <w:tcW w:w="630" w:type="dxa"/>
+            <w:tcBorders>
+              <w:top w:val="single" w:sz="4" w:space="0" w:color="auto"/>
+              <w:left w:val="single" w:sz="4" w:space="0" w:color="auto"/>
+              <w:bottom w:val="single" w:sz="4" w:space="0" w:color="auto"/>
+              <w:right w:val="single" w:sz="4" w:space="0" w:color="auto"/>
+            </w:tcBorders>
           </w:tcPr>
           <w:p>
             <w:pPr>
@@ -4669,6 +6109,12 @@
         <w:tc>
           <w:tcPr>
             <w:tcW w:w="2390" w:type="dxa"/>
+            <w:tcBorders>
+              <w:top w:val="single" w:sz="4" w:space="0" w:color="auto"/>
+              <w:left w:val="single" w:sz="4" w:space="0" w:color="auto"/>
+              <w:bottom w:val="single" w:sz="4" w:space="0" w:color="auto"/>
+              <w:right w:val="single" w:sz="4" w:space="0" w:color="auto"/>
+            </w:tcBorders>
           </w:tcPr>
           <w:p>
             <w:pPr>
@@ -4683,6 +6129,12 @@
         <w:tc>
           <w:tcPr>
             <w:tcW w:w="1504" w:type="dxa"/>
+            <w:tcBorders>
+              <w:top w:val="single" w:sz="4" w:space="0" w:color="auto"/>
+              <w:left w:val="single" w:sz="4" w:space="0" w:color="auto"/>
+              <w:bottom w:val="single" w:sz="4" w:space="0" w:color="auto"/>
+              <w:right w:val="single" w:sz="4" w:space="0" w:color="auto"/>
+            </w:tcBorders>
           </w:tcPr>
           <w:p>
             <w:pPr>
@@ -4697,12 +6149,18 @@
       </w:tr>
       <w:tr>
         <w:trPr>
-          <w:trHeight w:val="320" w:hRule="atLeast"/>
           <w:cantSplit/>
+          <w:trHeight w:val="58"/>
         </w:trPr>
         <w:tc>
           <w:tcPr>
             <w:tcW w:w="1165" w:type="dxa"/>
+            <w:tcBorders>
+              <w:top w:val="single" w:sz="4" w:space="0" w:color="auto"/>
+              <w:left w:val="single" w:sz="4" w:space="0" w:color="auto"/>
+              <w:bottom w:val="single" w:sz="4" w:space="0" w:color="auto"/>
+              <w:right w:val="single" w:sz="4" w:space="0" w:color="auto"/>
+            </w:tcBorders>
           </w:tcPr>
           <w:p>
             <w:pPr>
@@ -4717,6 +6175,12 @@
         <w:tc>
           <w:tcPr>
             <w:tcW w:w="2765" w:type="dxa"/>
+            <w:tcBorders>
+              <w:top w:val="single" w:sz="4" w:space="0" w:color="auto"/>
+              <w:left w:val="single" w:sz="4" w:space="0" w:color="auto"/>
+              <w:bottom w:val="single" w:sz="4" w:space="0" w:color="auto"/>
+              <w:right w:val="single" w:sz="4" w:space="0" w:color="auto"/>
+            </w:tcBorders>
           </w:tcPr>
           <w:p>
             <w:pPr>
@@ -4731,6 +6195,12 @@
         <w:tc>
           <w:tcPr>
             <w:tcW w:w="565" w:type="dxa"/>
+            <w:tcBorders>
+              <w:top w:val="single" w:sz="4" w:space="0" w:color="auto"/>
+              <w:left w:val="single" w:sz="4" w:space="0" w:color="auto"/>
+              <w:bottom w:val="single" w:sz="4" w:space="0" w:color="auto"/>
+              <w:right w:val="single" w:sz="4" w:space="0" w:color="auto"/>
+            </w:tcBorders>
           </w:tcPr>
           <w:p>
             <w:pPr>
@@ -4746,6 +6216,12 @@
         <w:tc>
           <w:tcPr>
             <w:tcW w:w="630" w:type="dxa"/>
+            <w:tcBorders>
+              <w:top w:val="single" w:sz="4" w:space="0" w:color="auto"/>
+              <w:left w:val="single" w:sz="4" w:space="0" w:color="auto"/>
+              <w:bottom w:val="single" w:sz="4" w:space="0" w:color="auto"/>
+              <w:right w:val="single" w:sz="4" w:space="0" w:color="auto"/>
+            </w:tcBorders>
           </w:tcPr>
           <w:p>
             <w:pPr>
@@ -4760,6 +6236,12 @@
         <w:tc>
           <w:tcPr>
             <w:tcW w:w="2390" w:type="dxa"/>
+            <w:tcBorders>
+              <w:top w:val="single" w:sz="4" w:space="0" w:color="auto"/>
+              <w:left w:val="single" w:sz="4" w:space="0" w:color="auto"/>
+              <w:bottom w:val="single" w:sz="4" w:space="0" w:color="auto"/>
+              <w:right w:val="single" w:sz="4" w:space="0" w:color="auto"/>
+            </w:tcBorders>
           </w:tcPr>
           <w:p>
             <w:pPr>
@@ -4774,6 +6256,12 @@
         <w:tc>
           <w:tcPr>
             <w:tcW w:w="1504" w:type="dxa"/>
+            <w:tcBorders>
+              <w:top w:val="single" w:sz="4" w:space="0" w:color="auto"/>
+              <w:left w:val="single" w:sz="4" w:space="0" w:color="auto"/>
+              <w:bottom w:val="single" w:sz="4" w:space="0" w:color="auto"/>
+              <w:right w:val="single" w:sz="4" w:space="0" w:color="auto"/>
+            </w:tcBorders>
           </w:tcPr>
           <w:p>
             <w:pPr>
@@ -4788,12 +6276,18 @@
       </w:tr>
       <w:tr>
         <w:trPr>
-          <w:trHeight w:val="320" w:hRule="atLeast"/>
           <w:cantSplit/>
+          <w:trHeight w:val="58"/>
         </w:trPr>
         <w:tc>
           <w:tcPr>
             <w:tcW w:w="1165" w:type="dxa"/>
+            <w:tcBorders>
+              <w:top w:val="single" w:sz="4" w:space="0" w:color="auto"/>
+              <w:left w:val="single" w:sz="4" w:space="0" w:color="auto"/>
+              <w:bottom w:val="single" w:sz="4" w:space="0" w:color="auto"/>
+              <w:right w:val="single" w:sz="4" w:space="0" w:color="auto"/>
+            </w:tcBorders>
           </w:tcPr>
           <w:p>
             <w:pPr>
@@ -4808,6 +6302,12 @@
         <w:tc>
           <w:tcPr>
             <w:tcW w:w="2765" w:type="dxa"/>
+            <w:tcBorders>
+              <w:top w:val="single" w:sz="4" w:space="0" w:color="auto"/>
+              <w:left w:val="single" w:sz="4" w:space="0" w:color="auto"/>
+              <w:bottom w:val="single" w:sz="4" w:space="0" w:color="auto"/>
+              <w:right w:val="single" w:sz="4" w:space="0" w:color="auto"/>
+            </w:tcBorders>
           </w:tcPr>
           <w:p>
             <w:pPr>
@@ -4822,6 +6322,12 @@
         <w:tc>
           <w:tcPr>
             <w:tcW w:w="565" w:type="dxa"/>
+            <w:tcBorders>
+              <w:top w:val="single" w:sz="4" w:space="0" w:color="auto"/>
+              <w:left w:val="single" w:sz="4" w:space="0" w:color="auto"/>
+              <w:bottom w:val="single" w:sz="4" w:space="0" w:color="auto"/>
+              <w:right w:val="single" w:sz="4" w:space="0" w:color="auto"/>
+            </w:tcBorders>
           </w:tcPr>
           <w:p>
             <w:pPr>
@@ -4837,6 +6343,12 @@
         <w:tc>
           <w:tcPr>
             <w:tcW w:w="630" w:type="dxa"/>
+            <w:tcBorders>
+              <w:top w:val="single" w:sz="4" w:space="0" w:color="auto"/>
+              <w:left w:val="single" w:sz="4" w:space="0" w:color="auto"/>
+              <w:bottom w:val="single" w:sz="4" w:space="0" w:color="auto"/>
+              <w:right w:val="single" w:sz="4" w:space="0" w:color="auto"/>
+            </w:tcBorders>
           </w:tcPr>
           <w:p>
             <w:pPr>
@@ -4851,6 +6363,12 @@
         <w:tc>
           <w:tcPr>
             <w:tcW w:w="2390" w:type="dxa"/>
+            <w:tcBorders>
+              <w:top w:val="single" w:sz="4" w:space="0" w:color="auto"/>
+              <w:left w:val="single" w:sz="4" w:space="0" w:color="auto"/>
+              <w:bottom w:val="single" w:sz="4" w:space="0" w:color="auto"/>
+              <w:right w:val="single" w:sz="4" w:space="0" w:color="auto"/>
+            </w:tcBorders>
           </w:tcPr>
           <w:p>
             <w:pPr>
@@ -4865,6 +6383,12 @@
         <w:tc>
           <w:tcPr>
             <w:tcW w:w="1504" w:type="dxa"/>
+            <w:tcBorders>
+              <w:top w:val="single" w:sz="4" w:space="0" w:color="auto"/>
+              <w:left w:val="single" w:sz="4" w:space="0" w:color="auto"/>
+              <w:bottom w:val="single" w:sz="4" w:space="0" w:color="auto"/>
+              <w:right w:val="single" w:sz="4" w:space="0" w:color="auto"/>
+            </w:tcBorders>
           </w:tcPr>
           <w:p>
             <w:pPr>
@@ -4879,12 +6403,18 @@
       </w:tr>
       <w:tr>
         <w:trPr>
-          <w:trHeight w:val="320" w:hRule="atLeast"/>
           <w:cantSplit/>
+          <w:trHeight w:val="58"/>
         </w:trPr>
         <w:tc>
           <w:tcPr>
             <w:tcW w:w="1165" w:type="dxa"/>
+            <w:tcBorders>
+              <w:top w:val="single" w:sz="4" w:space="0" w:color="auto"/>
+              <w:left w:val="single" w:sz="4" w:space="0" w:color="auto"/>
+              <w:bottom w:val="single" w:sz="4" w:space="0" w:color="auto"/>
+              <w:right w:val="single" w:sz="4" w:space="0" w:color="auto"/>
+            </w:tcBorders>
           </w:tcPr>
           <w:p>
             <w:pPr>
@@ -4899,6 +6429,12 @@
         <w:tc>
           <w:tcPr>
             <w:tcW w:w="2765" w:type="dxa"/>
+            <w:tcBorders>
+              <w:top w:val="single" w:sz="4" w:space="0" w:color="auto"/>
+              <w:left w:val="single" w:sz="4" w:space="0" w:color="auto"/>
+              <w:bottom w:val="single" w:sz="4" w:space="0" w:color="auto"/>
+              <w:right w:val="single" w:sz="4" w:space="0" w:color="auto"/>
+            </w:tcBorders>
           </w:tcPr>
           <w:p>
             <w:pPr>
@@ -4913,6 +6449,12 @@
         <w:tc>
           <w:tcPr>
             <w:tcW w:w="565" w:type="dxa"/>
+            <w:tcBorders>
+              <w:top w:val="single" w:sz="4" w:space="0" w:color="auto"/>
+              <w:left w:val="single" w:sz="4" w:space="0" w:color="auto"/>
+              <w:bottom w:val="single" w:sz="4" w:space="0" w:color="auto"/>
+              <w:right w:val="single" w:sz="4" w:space="0" w:color="auto"/>
+            </w:tcBorders>
           </w:tcPr>
           <w:p>
             <w:pPr>
@@ -4928,6 +6470,12 @@
         <w:tc>
           <w:tcPr>
             <w:tcW w:w="630" w:type="dxa"/>
+            <w:tcBorders>
+              <w:top w:val="single" w:sz="4" w:space="0" w:color="auto"/>
+              <w:left w:val="single" w:sz="4" w:space="0" w:color="auto"/>
+              <w:bottom w:val="single" w:sz="4" w:space="0" w:color="auto"/>
+              <w:right w:val="single" w:sz="4" w:space="0" w:color="auto"/>
+            </w:tcBorders>
           </w:tcPr>
           <w:p>
             <w:pPr>
@@ -4942,6 +6490,12 @@
         <w:tc>
           <w:tcPr>
             <w:tcW w:w="2390" w:type="dxa"/>
+            <w:tcBorders>
+              <w:top w:val="single" w:sz="4" w:space="0" w:color="auto"/>
+              <w:left w:val="single" w:sz="4" w:space="0" w:color="auto"/>
+              <w:bottom w:val="single" w:sz="4" w:space="0" w:color="auto"/>
+              <w:right w:val="single" w:sz="4" w:space="0" w:color="auto"/>
+            </w:tcBorders>
           </w:tcPr>
           <w:p>
             <w:pPr>
@@ -4956,6 +6510,12 @@
         <w:tc>
           <w:tcPr>
             <w:tcW w:w="1504" w:type="dxa"/>
+            <w:tcBorders>
+              <w:top w:val="single" w:sz="4" w:space="0" w:color="auto"/>
+              <w:left w:val="single" w:sz="4" w:space="0" w:color="auto"/>
+              <w:bottom w:val="single" w:sz="4" w:space="0" w:color="auto"/>
+              <w:right w:val="single" w:sz="4" w:space="0" w:color="auto"/>
+            </w:tcBorders>
           </w:tcPr>
           <w:p>
             <w:pPr>
@@ -4970,12 +6530,18 @@
       </w:tr>
       <w:tr>
         <w:trPr>
-          <w:trHeight w:val="320" w:hRule="atLeast"/>
           <w:cantSplit/>
+          <w:trHeight w:val="58"/>
         </w:trPr>
         <w:tc>
           <w:tcPr>
             <w:tcW w:w="1165" w:type="dxa"/>
+            <w:tcBorders>
+              <w:top w:val="single" w:sz="4" w:space="0" w:color="auto"/>
+              <w:left w:val="single" w:sz="4" w:space="0" w:color="auto"/>
+              <w:bottom w:val="single" w:sz="4" w:space="0" w:color="auto"/>
+              <w:right w:val="single" w:sz="4" w:space="0" w:color="auto"/>
+            </w:tcBorders>
           </w:tcPr>
           <w:p>
             <w:pPr>
@@ -4990,6 +6556,12 @@
         <w:tc>
           <w:tcPr>
             <w:tcW w:w="2765" w:type="dxa"/>
+            <w:tcBorders>
+              <w:top w:val="single" w:sz="4" w:space="0" w:color="auto"/>
+              <w:left w:val="single" w:sz="4" w:space="0" w:color="auto"/>
+              <w:bottom w:val="single" w:sz="4" w:space="0" w:color="auto"/>
+              <w:right w:val="single" w:sz="4" w:space="0" w:color="auto"/>
+            </w:tcBorders>
           </w:tcPr>
           <w:p>
             <w:pPr>
@@ -5004,6 +6576,12 @@
         <w:tc>
           <w:tcPr>
             <w:tcW w:w="565" w:type="dxa"/>
+            <w:tcBorders>
+              <w:top w:val="single" w:sz="4" w:space="0" w:color="auto"/>
+              <w:left w:val="single" w:sz="4" w:space="0" w:color="auto"/>
+              <w:bottom w:val="single" w:sz="4" w:space="0" w:color="auto"/>
+              <w:right w:val="single" w:sz="4" w:space="0" w:color="auto"/>
+            </w:tcBorders>
           </w:tcPr>
           <w:p>
             <w:pPr>
@@ -5019,6 +6597,12 @@
         <w:tc>
           <w:tcPr>
             <w:tcW w:w="630" w:type="dxa"/>
+            <w:tcBorders>
+              <w:top w:val="single" w:sz="4" w:space="0" w:color="auto"/>
+              <w:left w:val="single" w:sz="4" w:space="0" w:color="auto"/>
+              <w:bottom w:val="single" w:sz="4" w:space="0" w:color="auto"/>
+              <w:right w:val="single" w:sz="4" w:space="0" w:color="auto"/>
+            </w:tcBorders>
           </w:tcPr>
           <w:p>
             <w:pPr>
@@ -5033,6 +6617,12 @@
         <w:tc>
           <w:tcPr>
             <w:tcW w:w="2390" w:type="dxa"/>
+            <w:tcBorders>
+              <w:top w:val="single" w:sz="4" w:space="0" w:color="auto"/>
+              <w:left w:val="single" w:sz="4" w:space="0" w:color="auto"/>
+              <w:bottom w:val="single" w:sz="4" w:space="0" w:color="auto"/>
+              <w:right w:val="single" w:sz="4" w:space="0" w:color="auto"/>
+            </w:tcBorders>
           </w:tcPr>
           <w:p>
             <w:pPr>
@@ -5047,6 +6637,12 @@
         <w:tc>
           <w:tcPr>
             <w:tcW w:w="1504" w:type="dxa"/>
+            <w:tcBorders>
+              <w:top w:val="single" w:sz="4" w:space="0" w:color="auto"/>
+              <w:left w:val="single" w:sz="4" w:space="0" w:color="auto"/>
+              <w:bottom w:val="single" w:sz="4" w:space="0" w:color="auto"/>
+              <w:right w:val="single" w:sz="4" w:space="0" w:color="auto"/>
+            </w:tcBorders>
           </w:tcPr>
           <w:p>
             <w:pPr>
@@ -5061,12 +6657,18 @@
       </w:tr>
       <w:tr>
         <w:trPr>
-          <w:trHeight w:val="320" w:hRule="atLeast"/>
           <w:cantSplit/>
+          <w:trHeight w:val="58"/>
         </w:trPr>
         <w:tc>
           <w:tcPr>
             <w:tcW w:w="1165" w:type="dxa"/>
+            <w:tcBorders>
+              <w:top w:val="single" w:sz="4" w:space="0" w:color="auto"/>
+              <w:left w:val="single" w:sz="4" w:space="0" w:color="auto"/>
+              <w:bottom w:val="single" w:sz="4" w:space="0" w:color="auto"/>
+              <w:right w:val="single" w:sz="4" w:space="0" w:color="auto"/>
+            </w:tcBorders>
           </w:tcPr>
           <w:p>
             <w:pPr>
@@ -5081,6 +6683,12 @@
         <w:tc>
           <w:tcPr>
             <w:tcW w:w="2765" w:type="dxa"/>
+            <w:tcBorders>
+              <w:top w:val="single" w:sz="4" w:space="0" w:color="auto"/>
+              <w:left w:val="single" w:sz="4" w:space="0" w:color="auto"/>
+              <w:bottom w:val="single" w:sz="4" w:space="0" w:color="auto"/>
+              <w:right w:val="single" w:sz="4" w:space="0" w:color="auto"/>
+            </w:tcBorders>
           </w:tcPr>
           <w:p>
             <w:pPr>
@@ -5095,6 +6703,12 @@
         <w:tc>
           <w:tcPr>
             <w:tcW w:w="565" w:type="dxa"/>
+            <w:tcBorders>
+              <w:top w:val="single" w:sz="4" w:space="0" w:color="auto"/>
+              <w:left w:val="single" w:sz="4" w:space="0" w:color="auto"/>
+              <w:bottom w:val="single" w:sz="4" w:space="0" w:color="auto"/>
+              <w:right w:val="single" w:sz="4" w:space="0" w:color="auto"/>
+            </w:tcBorders>
           </w:tcPr>
           <w:p>
             <w:pPr>
@@ -5110,6 +6724,12 @@
         <w:tc>
           <w:tcPr>
             <w:tcW w:w="630" w:type="dxa"/>
+            <w:tcBorders>
+              <w:top w:val="single" w:sz="4" w:space="0" w:color="auto"/>
+              <w:left w:val="single" w:sz="4" w:space="0" w:color="auto"/>
+              <w:bottom w:val="single" w:sz="4" w:space="0" w:color="auto"/>
+              <w:right w:val="single" w:sz="4" w:space="0" w:color="auto"/>
+            </w:tcBorders>
           </w:tcPr>
           <w:p>
             <w:pPr>
@@ -5124,6 +6744,12 @@
         <w:tc>
           <w:tcPr>
             <w:tcW w:w="2390" w:type="dxa"/>
+            <w:tcBorders>
+              <w:top w:val="single" w:sz="4" w:space="0" w:color="auto"/>
+              <w:left w:val="single" w:sz="4" w:space="0" w:color="auto"/>
+              <w:bottom w:val="single" w:sz="4" w:space="0" w:color="auto"/>
+              <w:right w:val="single" w:sz="4" w:space="0" w:color="auto"/>
+            </w:tcBorders>
           </w:tcPr>
           <w:p>
             <w:pPr>
@@ -5138,6 +6764,12 @@
         <w:tc>
           <w:tcPr>
             <w:tcW w:w="1504" w:type="dxa"/>
+            <w:tcBorders>
+              <w:top w:val="single" w:sz="4" w:space="0" w:color="auto"/>
+              <w:left w:val="single" w:sz="4" w:space="0" w:color="auto"/>
+              <w:bottom w:val="single" w:sz="4" w:space="0" w:color="auto"/>
+              <w:right w:val="single" w:sz="4" w:space="0" w:color="auto"/>
+            </w:tcBorders>
           </w:tcPr>
           <w:p>
             <w:pPr>
@@ -5152,12 +6784,18 @@
       </w:tr>
       <w:tr>
         <w:trPr>
-          <w:trHeight w:val="320" w:hRule="atLeast"/>
           <w:cantSplit/>
+          <w:trHeight w:val="58"/>
         </w:trPr>
         <w:tc>
           <w:tcPr>
             <w:tcW w:w="1165" w:type="dxa"/>
+            <w:tcBorders>
+              <w:top w:val="single" w:sz="4" w:space="0" w:color="auto"/>
+              <w:left w:val="single" w:sz="4" w:space="0" w:color="auto"/>
+              <w:bottom w:val="single" w:sz="4" w:space="0" w:color="auto"/>
+              <w:right w:val="single" w:sz="4" w:space="0" w:color="auto"/>
+            </w:tcBorders>
           </w:tcPr>
           <w:p>
             <w:pPr>
@@ -5172,6 +6810,12 @@
         <w:tc>
           <w:tcPr>
             <w:tcW w:w="2765" w:type="dxa"/>
+            <w:tcBorders>
+              <w:top w:val="single" w:sz="4" w:space="0" w:color="auto"/>
+              <w:left w:val="single" w:sz="4" w:space="0" w:color="auto"/>
+              <w:bottom w:val="single" w:sz="4" w:space="0" w:color="auto"/>
+              <w:right w:val="single" w:sz="4" w:space="0" w:color="auto"/>
+            </w:tcBorders>
           </w:tcPr>
           <w:p>
             <w:pPr>
@@ -5186,6 +6830,12 @@
         <w:tc>
           <w:tcPr>
             <w:tcW w:w="565" w:type="dxa"/>
+            <w:tcBorders>
+              <w:top w:val="single" w:sz="4" w:space="0" w:color="auto"/>
+              <w:left w:val="single" w:sz="4" w:space="0" w:color="auto"/>
+              <w:bottom w:val="single" w:sz="4" w:space="0" w:color="auto"/>
+              <w:right w:val="single" w:sz="4" w:space="0" w:color="auto"/>
+            </w:tcBorders>
           </w:tcPr>
           <w:p>
             <w:pPr>
@@ -5201,6 +6851,12 @@
         <w:tc>
           <w:tcPr>
             <w:tcW w:w="630" w:type="dxa"/>
+            <w:tcBorders>
+              <w:top w:val="single" w:sz="4" w:space="0" w:color="auto"/>
+              <w:left w:val="single" w:sz="4" w:space="0" w:color="auto"/>
+              <w:bottom w:val="single" w:sz="4" w:space="0" w:color="auto"/>
+              <w:right w:val="single" w:sz="4" w:space="0" w:color="auto"/>
+            </w:tcBorders>
           </w:tcPr>
           <w:p>
             <w:pPr>
@@ -5215,6 +6871,12 @@
         <w:tc>
           <w:tcPr>
             <w:tcW w:w="2390" w:type="dxa"/>
+            <w:tcBorders>
+              <w:top w:val="single" w:sz="4" w:space="0" w:color="auto"/>
+              <w:left w:val="single" w:sz="4" w:space="0" w:color="auto"/>
+              <w:bottom w:val="single" w:sz="4" w:space="0" w:color="auto"/>
+              <w:right w:val="single" w:sz="4" w:space="0" w:color="auto"/>
+            </w:tcBorders>
           </w:tcPr>
           <w:p>
             <w:pPr>
@@ -5229,6 +6891,12 @@
         <w:tc>
           <w:tcPr>
             <w:tcW w:w="1504" w:type="dxa"/>
+            <w:tcBorders>
+              <w:top w:val="single" w:sz="4" w:space="0" w:color="auto"/>
+              <w:left w:val="single" w:sz="4" w:space="0" w:color="auto"/>
+              <w:bottom w:val="single" w:sz="4" w:space="0" w:color="auto"/>
+              <w:right w:val="single" w:sz="4" w:space="0" w:color="auto"/>
+            </w:tcBorders>
           </w:tcPr>
           <w:p>
             <w:pPr>
@@ -5243,12 +6911,18 @@
       </w:tr>
       <w:tr>
         <w:trPr>
-          <w:trHeight w:val="320" w:hRule="atLeast"/>
           <w:cantSplit/>
+          <w:trHeight w:val="58"/>
         </w:trPr>
         <w:tc>
           <w:tcPr>
             <w:tcW w:w="1165" w:type="dxa"/>
+            <w:tcBorders>
+              <w:top w:val="single" w:sz="4" w:space="0" w:color="auto"/>
+              <w:left w:val="single" w:sz="4" w:space="0" w:color="auto"/>
+              <w:bottom w:val="single" w:sz="4" w:space="0" w:color="auto"/>
+              <w:right w:val="single" w:sz="4" w:space="0" w:color="auto"/>
+            </w:tcBorders>
           </w:tcPr>
           <w:p>
             <w:pPr>
@@ -5263,6 +6937,12 @@
         <w:tc>
           <w:tcPr>
             <w:tcW w:w="2765" w:type="dxa"/>
+            <w:tcBorders>
+              <w:top w:val="single" w:sz="4" w:space="0" w:color="auto"/>
+              <w:left w:val="single" w:sz="4" w:space="0" w:color="auto"/>
+              <w:bottom w:val="single" w:sz="4" w:space="0" w:color="auto"/>
+              <w:right w:val="single" w:sz="4" w:space="0" w:color="auto"/>
+            </w:tcBorders>
           </w:tcPr>
           <w:p>
             <w:pPr>
@@ -5277,6 +6957,12 @@
         <w:tc>
           <w:tcPr>
             <w:tcW w:w="565" w:type="dxa"/>
+            <w:tcBorders>
+              <w:top w:val="single" w:sz="4" w:space="0" w:color="auto"/>
+              <w:left w:val="single" w:sz="4" w:space="0" w:color="auto"/>
+              <w:bottom w:val="single" w:sz="4" w:space="0" w:color="auto"/>
+              <w:right w:val="single" w:sz="4" w:space="0" w:color="auto"/>
+            </w:tcBorders>
           </w:tcPr>
           <w:p>
             <w:pPr>
@@ -5292,6 +6978,12 @@
         <w:tc>
           <w:tcPr>
             <w:tcW w:w="630" w:type="dxa"/>
+            <w:tcBorders>
+              <w:top w:val="single" w:sz="4" w:space="0" w:color="auto"/>
+              <w:left w:val="single" w:sz="4" w:space="0" w:color="auto"/>
+              <w:bottom w:val="single" w:sz="4" w:space="0" w:color="auto"/>
+              <w:right w:val="single" w:sz="4" w:space="0" w:color="auto"/>
+            </w:tcBorders>
           </w:tcPr>
           <w:p>
             <w:pPr>
@@ -5306,6 +6998,12 @@
         <w:tc>
           <w:tcPr>
             <w:tcW w:w="2390" w:type="dxa"/>
+            <w:tcBorders>
+              <w:top w:val="single" w:sz="4" w:space="0" w:color="auto"/>
+              <w:left w:val="single" w:sz="4" w:space="0" w:color="auto"/>
+              <w:bottom w:val="single" w:sz="4" w:space="0" w:color="auto"/>
+              <w:right w:val="single" w:sz="4" w:space="0" w:color="auto"/>
+            </w:tcBorders>
           </w:tcPr>
           <w:p>
             <w:pPr>
@@ -5320,6 +7018,12 @@
         <w:tc>
           <w:tcPr>
             <w:tcW w:w="1504" w:type="dxa"/>
+            <w:tcBorders>
+              <w:top w:val="single" w:sz="4" w:space="0" w:color="auto"/>
+              <w:left w:val="single" w:sz="4" w:space="0" w:color="auto"/>
+              <w:bottom w:val="single" w:sz="4" w:space="0" w:color="auto"/>
+              <w:right w:val="single" w:sz="4" w:space="0" w:color="auto"/>
+            </w:tcBorders>
           </w:tcPr>
           <w:p>
             <w:pPr>
@@ -5334,12 +7038,18 @@
       </w:tr>
       <w:tr>
         <w:trPr>
-          <w:trHeight w:val="320" w:hRule="atLeast"/>
           <w:cantSplit/>
+          <w:trHeight w:val="58"/>
         </w:trPr>
         <w:tc>
           <w:tcPr>
             <w:tcW w:w="1165" w:type="dxa"/>
+            <w:tcBorders>
+              <w:top w:val="single" w:sz="4" w:space="0" w:color="auto"/>
+              <w:left w:val="single" w:sz="4" w:space="0" w:color="auto"/>
+              <w:bottom w:val="single" w:sz="4" w:space="0" w:color="auto"/>
+              <w:right w:val="single" w:sz="4" w:space="0" w:color="auto"/>
+            </w:tcBorders>
           </w:tcPr>
           <w:p>
             <w:pPr>
@@ -5353,6 +7063,13 @@
         <w:tc>
           <w:tcPr>
             <w:tcW w:w="2765" w:type="dxa"/>
+            <w:tcBorders>
+              <w:top w:val="single" w:sz="4" w:space="0" w:color="auto"/>
+              <w:left w:val="single" w:sz="4" w:space="0" w:color="auto"/>
+              <w:bottom w:val="single" w:sz="4" w:space="0" w:color="auto"/>
+              <w:right w:val="single" w:sz="4" w:space="0" w:color="auto"/>
+            </w:tcBorders>
+            <w:hideMark/>
           </w:tcPr>
           <w:p>
             <w:pPr>
@@ -5376,6 +7093,12 @@
         <w:tc>
           <w:tcPr>
             <w:tcW w:w="565" w:type="dxa"/>
+            <w:tcBorders>
+              <w:top w:val="single" w:sz="4" w:space="0" w:color="auto"/>
+              <w:left w:val="single" w:sz="4" w:space="0" w:color="auto"/>
+              <w:bottom w:val="single" w:sz="4" w:space="0" w:color="auto"/>
+              <w:right w:val="single" w:sz="4" w:space="0" w:color="auto"/>
+            </w:tcBorders>
           </w:tcPr>
           <w:p>
             <w:pPr>
@@ -5391,6 +7114,12 @@
         <w:tc>
           <w:tcPr>
             <w:tcW w:w="630" w:type="dxa"/>
+            <w:tcBorders>
+              <w:top w:val="single" w:sz="4" w:space="0" w:color="auto"/>
+              <w:left w:val="single" w:sz="4" w:space="0" w:color="auto"/>
+              <w:bottom w:val="single" w:sz="4" w:space="0" w:color="auto"/>
+              <w:right w:val="single" w:sz="4" w:space="0" w:color="auto"/>
+            </w:tcBorders>
           </w:tcPr>
           <w:p>
             <w:pPr>
@@ -5404,6 +7133,12 @@
         <w:tc>
           <w:tcPr>
             <w:tcW w:w="2390" w:type="dxa"/>
+            <w:tcBorders>
+              <w:top w:val="single" w:sz="4" w:space="0" w:color="auto"/>
+              <w:left w:val="single" w:sz="4" w:space="0" w:color="auto"/>
+              <w:bottom w:val="single" w:sz="4" w:space="0" w:color="auto"/>
+              <w:right w:val="single" w:sz="4" w:space="0" w:color="auto"/>
+            </w:tcBorders>
           </w:tcPr>
           <w:p>
             <w:pPr>
@@ -5417,6 +7152,12 @@
         <w:tc>
           <w:tcPr>
             <w:tcW w:w="1504" w:type="dxa"/>
+            <w:tcBorders>
+              <w:top w:val="single" w:sz="4" w:space="0" w:color="auto"/>
+              <w:left w:val="single" w:sz="4" w:space="0" w:color="auto"/>
+              <w:bottom w:val="single" w:sz="4" w:space="0" w:color="auto"/>
+              <w:right w:val="single" w:sz="4" w:space="0" w:color="auto"/>
+            </w:tcBorders>
           </w:tcPr>
           <w:p>
             <w:pPr>
@@ -5475,15 +7216,12 @@
       </w:pPr>
       <w:r>
         <w:rPr>
-          <w:b/>
           <w:noProof/>
-          <w:sz w:val="16"/>
-          <w:lang w:eastAsia="en-PH"/>
         </w:rPr>
         <mc:AlternateContent>
           <mc:Choice Requires="wps">
             <w:drawing>
-              <wp:anchor distT="0" distB="0" distL="114300" distR="114300" simplePos="0" relativeHeight="251664384" behindDoc="0" locked="0" layoutInCell="1" allowOverlap="1" wp14:anchorId="3EE2907D" wp14:editId="14CDE673">
+              <wp:anchor distT="0" distB="0" distL="114300" distR="114300" simplePos="0" relativeHeight="251665408" behindDoc="0" locked="0" layoutInCell="1" allowOverlap="1" wp14:anchorId="1C282706" wp14:editId="41EA46E8">
                 <wp:simplePos x="0" y="0"/>
                 <wp:positionH relativeFrom="column">
                   <wp:posOffset>6985</wp:posOffset>
@@ -5491,10 +7229,10 @@
                 <wp:positionV relativeFrom="paragraph">
                   <wp:posOffset>135890</wp:posOffset>
                 </wp:positionV>
-                <wp:extent cx="5726628" cy="0"/>
-                <wp:effectExtent l="0" t="0" r="26670" b="19050"/>
+                <wp:extent cx="5726430" cy="0"/>
+                <wp:effectExtent l="0" t="0" r="0" b="0"/>
                 <wp:wrapNone/>
-                <wp:docPr id="2" name="Straight Connector 2"/>
+                <wp:docPr id="15" name="Straight Connector 15"/>
                 <wp:cNvGraphicFramePr/>
                 <a:graphic xmlns:a="http://schemas.openxmlformats.org/drawingml/2006/main">
                   <a:graphicData uri="http://schemas.microsoft.com/office/word/2010/wordprocessingShape">
@@ -5503,7 +7241,7 @@
                       <wps:spPr>
                         <a:xfrm>
                           <a:off x="0" y="0"/>
-                          <a:ext cx="5726628" cy="0"/>
+                          <a:ext cx="5726430" cy="0"/>
                         </a:xfrm>
                         <a:prstGeom prst="line">
                           <a:avLst/>
@@ -5531,12 +7269,15 @@
                 <wp14:sizeRelH relativeFrom="margin">
                   <wp14:pctWidth>0</wp14:pctWidth>
                 </wp14:sizeRelH>
+                <wp14:sizeRelV relativeFrom="page">
+                  <wp14:pctHeight>0</wp14:pctHeight>
+                </wp14:sizeRelV>
               </wp:anchor>
             </w:drawing>
           </mc:Choice>
           <mc:Fallback>
             <w:pict>
-              <v:line w14:anchorId="33F20785" id="Straight Connector 2" o:spid="_x0000_s1026" style="position:absolute;z-index:251664384;visibility:visible;mso-wrap-style:square;mso-width-percent:0;mso-wrap-distance-left:9pt;mso-wrap-distance-top:0;mso-wrap-distance-right:9pt;mso-wrap-distance-bottom:0;mso-position-horizontal:absolute;mso-position-horizontal-relative:text;mso-position-vertical:absolute;mso-position-vertical-relative:text;mso-width-percent:0;mso-width-relative:margin" from=".55pt,10.7pt" to="451.45pt,10.7pt" o:gfxdata="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" strokecolor="black [3200]">
+              <v:line w14:anchorId="66DAD5A1" id="Straight Connector 15" o:spid="_x0000_s1026" style="position:absolute;z-index:251665408;visibility:visible;mso-wrap-style:square;mso-width-percent:0;mso-height-percent:0;mso-wrap-distance-left:9pt;mso-wrap-distance-top:0;mso-wrap-distance-right:9pt;mso-wrap-distance-bottom:0;mso-position-horizontal:absolute;mso-position-horizontal-relative:text;mso-position-vertical:absolute;mso-position-vertical-relative:text;mso-width-percent:0;mso-height-percent:0;mso-width-relative:margin;mso-height-relative:page" from=".55pt,10.7pt" to="451.45pt,10.7pt" o:gfxdata="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" strokecolor="black [3200]">
                 <v:stroke joinstyle="miter"/>
               </v:line>
             </w:pict>
@@ -5548,14 +7289,7 @@
           <w:b/>
           <w:sz w:val="20"/>
         </w:rPr>
-        <w:t>THIRD</w:t>
-      </w:r>
-      <w:r>
-        <w:rPr>
-          <w:b/>
-          <w:sz w:val="20"/>
-        </w:rPr>
-        <w:t xml:space="preserve"> YEAR</w:t>
+        <w:t>THIRD YEAR</w:t>
       </w:r>
     </w:p>
     <w:tbl>
@@ -5575,12 +7309,19 @@
       </w:tblGrid>
       <w:tr>
         <w:trPr>
-          <w:trHeight w:val="320" w:hRule="atLeast"/>
           <w:cantSplit/>
+          <w:trHeight w:val="58"/>
         </w:trPr>
         <w:tc>
           <w:tcPr>
             <w:tcW w:w="1165" w:type="dxa"/>
+            <w:tcBorders>
+              <w:top w:val="single" w:sz="4" w:space="0" w:color="auto"/>
+              <w:left w:val="single" w:sz="4" w:space="0" w:color="auto"/>
+              <w:bottom w:val="single" w:sz="4" w:space="0" w:color="auto"/>
+              <w:right w:val="single" w:sz="4" w:space="0" w:color="auto"/>
+            </w:tcBorders>
+            <w:hideMark/>
           </w:tcPr>
           <w:p>
             <w:pPr>
@@ -5605,6 +7346,13 @@
         <w:tc>
           <w:tcPr>
             <w:tcW w:w="2765" w:type="dxa"/>
+            <w:tcBorders>
+              <w:top w:val="single" w:sz="4" w:space="0" w:color="auto"/>
+              <w:left w:val="single" w:sz="4" w:space="0" w:color="auto"/>
+              <w:bottom w:val="single" w:sz="4" w:space="0" w:color="auto"/>
+              <w:right w:val="single" w:sz="4" w:space="0" w:color="auto"/>
+            </w:tcBorders>
+            <w:hideMark/>
           </w:tcPr>
           <w:p>
             <w:pPr>
@@ -5629,6 +7377,13 @@
         <w:tc>
           <w:tcPr>
             <w:tcW w:w="565" w:type="dxa"/>
+            <w:tcBorders>
+              <w:top w:val="single" w:sz="4" w:space="0" w:color="auto"/>
+              <w:left w:val="single" w:sz="4" w:space="0" w:color="auto"/>
+              <w:bottom w:val="single" w:sz="4" w:space="0" w:color="auto"/>
+              <w:right w:val="single" w:sz="4" w:space="0" w:color="auto"/>
+            </w:tcBorders>
+            <w:hideMark/>
           </w:tcPr>
           <w:p>
             <w:pPr>
@@ -5653,6 +7408,13 @@
         <w:tc>
           <w:tcPr>
             <w:tcW w:w="630" w:type="dxa"/>
+            <w:tcBorders>
+              <w:top w:val="single" w:sz="4" w:space="0" w:color="auto"/>
+              <w:left w:val="single" w:sz="4" w:space="0" w:color="auto"/>
+              <w:bottom w:val="single" w:sz="4" w:space="0" w:color="auto"/>
+              <w:right w:val="single" w:sz="4" w:space="0" w:color="auto"/>
+            </w:tcBorders>
+            <w:hideMark/>
           </w:tcPr>
           <w:p>
             <w:pPr>
@@ -5677,6 +7439,13 @@
         <w:tc>
           <w:tcPr>
             <w:tcW w:w="2390" w:type="dxa"/>
+            <w:tcBorders>
+              <w:top w:val="single" w:sz="4" w:space="0" w:color="auto"/>
+              <w:left w:val="single" w:sz="4" w:space="0" w:color="auto"/>
+              <w:bottom w:val="single" w:sz="4" w:space="0" w:color="auto"/>
+              <w:right w:val="single" w:sz="4" w:space="0" w:color="auto"/>
+            </w:tcBorders>
+            <w:hideMark/>
           </w:tcPr>
           <w:p>
             <w:pPr>
@@ -5701,6 +7470,13 @@
         <w:tc>
           <w:tcPr>
             <w:tcW w:w="1504" w:type="dxa"/>
+            <w:tcBorders>
+              <w:top w:val="single" w:sz="4" w:space="0" w:color="auto"/>
+              <w:left w:val="single" w:sz="4" w:space="0" w:color="auto"/>
+              <w:bottom w:val="single" w:sz="4" w:space="0" w:color="auto"/>
+              <w:right w:val="single" w:sz="4" w:space="0" w:color="auto"/>
+            </w:tcBorders>
+            <w:hideMark/>
           </w:tcPr>
           <w:p>
             <w:pPr>
@@ -5725,12 +7501,18 @@
       </w:tr>
       <w:tr>
         <w:trPr>
-          <w:trHeight w:val="320" w:hRule="atLeast"/>
           <w:cantSplit/>
+          <w:trHeight w:val="58"/>
         </w:trPr>
         <w:tc>
           <w:tcPr>
             <w:tcW w:w="1165" w:type="dxa"/>
+            <w:tcBorders>
+              <w:top w:val="single" w:sz="4" w:space="0" w:color="auto"/>
+              <w:left w:val="single" w:sz="4" w:space="0" w:color="auto"/>
+              <w:bottom w:val="single" w:sz="4" w:space="0" w:color="auto"/>
+              <w:right w:val="single" w:sz="4" w:space="0" w:color="auto"/>
+            </w:tcBorders>
           </w:tcPr>
           <w:p>
             <w:pPr>
@@ -5745,6 +7527,12 @@
         <w:tc>
           <w:tcPr>
             <w:tcW w:w="2765" w:type="dxa"/>
+            <w:tcBorders>
+              <w:top w:val="single" w:sz="4" w:space="0" w:color="auto"/>
+              <w:left w:val="single" w:sz="4" w:space="0" w:color="auto"/>
+              <w:bottom w:val="single" w:sz="4" w:space="0" w:color="auto"/>
+              <w:right w:val="single" w:sz="4" w:space="0" w:color="auto"/>
+            </w:tcBorders>
           </w:tcPr>
           <w:p>
             <w:pPr>
@@ -5759,6 +7547,12 @@
         <w:tc>
           <w:tcPr>
             <w:tcW w:w="565" w:type="dxa"/>
+            <w:tcBorders>
+              <w:top w:val="single" w:sz="4" w:space="0" w:color="auto"/>
+              <w:left w:val="single" w:sz="4" w:space="0" w:color="auto"/>
+              <w:bottom w:val="single" w:sz="4" w:space="0" w:color="auto"/>
+              <w:right w:val="single" w:sz="4" w:space="0" w:color="auto"/>
+            </w:tcBorders>
           </w:tcPr>
           <w:p>
             <w:pPr>
@@ -5774,6 +7568,12 @@
         <w:tc>
           <w:tcPr>
             <w:tcW w:w="630" w:type="dxa"/>
+            <w:tcBorders>
+              <w:top w:val="single" w:sz="4" w:space="0" w:color="auto"/>
+              <w:left w:val="single" w:sz="4" w:space="0" w:color="auto"/>
+              <w:bottom w:val="single" w:sz="4" w:space="0" w:color="auto"/>
+              <w:right w:val="single" w:sz="4" w:space="0" w:color="auto"/>
+            </w:tcBorders>
           </w:tcPr>
           <w:p>
             <w:pPr>
@@ -5788,6 +7588,12 @@
         <w:tc>
           <w:tcPr>
             <w:tcW w:w="2390" w:type="dxa"/>
+            <w:tcBorders>
+              <w:top w:val="single" w:sz="4" w:space="0" w:color="auto"/>
+              <w:left w:val="single" w:sz="4" w:space="0" w:color="auto"/>
+              <w:bottom w:val="single" w:sz="4" w:space="0" w:color="auto"/>
+              <w:right w:val="single" w:sz="4" w:space="0" w:color="auto"/>
+            </w:tcBorders>
           </w:tcPr>
           <w:p>
             <w:pPr>
@@ -5802,6 +7608,12 @@
         <w:tc>
           <w:tcPr>
             <w:tcW w:w="1504" w:type="dxa"/>
+            <w:tcBorders>
+              <w:top w:val="single" w:sz="4" w:space="0" w:color="auto"/>
+              <w:left w:val="single" w:sz="4" w:space="0" w:color="auto"/>
+              <w:bottom w:val="single" w:sz="4" w:space="0" w:color="auto"/>
+              <w:right w:val="single" w:sz="4" w:space="0" w:color="auto"/>
+            </w:tcBorders>
           </w:tcPr>
           <w:p>
             <w:pPr>
@@ -5816,12 +7628,18 @@
       </w:tr>
       <w:tr>
         <w:trPr>
-          <w:trHeight w:val="320" w:hRule="atLeast"/>
           <w:cantSplit/>
+          <w:trHeight w:val="58"/>
         </w:trPr>
         <w:tc>
           <w:tcPr>
             <w:tcW w:w="1165" w:type="dxa"/>
+            <w:tcBorders>
+              <w:top w:val="single" w:sz="4" w:space="0" w:color="auto"/>
+              <w:left w:val="single" w:sz="4" w:space="0" w:color="auto"/>
+              <w:bottom w:val="single" w:sz="4" w:space="0" w:color="auto"/>
+              <w:right w:val="single" w:sz="4" w:space="0" w:color="auto"/>
+            </w:tcBorders>
           </w:tcPr>
           <w:p>
             <w:pPr>
@@ -5836,6 +7654,12 @@
         <w:tc>
           <w:tcPr>
             <w:tcW w:w="2765" w:type="dxa"/>
+            <w:tcBorders>
+              <w:top w:val="single" w:sz="4" w:space="0" w:color="auto"/>
+              <w:left w:val="single" w:sz="4" w:space="0" w:color="auto"/>
+              <w:bottom w:val="single" w:sz="4" w:space="0" w:color="auto"/>
+              <w:right w:val="single" w:sz="4" w:space="0" w:color="auto"/>
+            </w:tcBorders>
           </w:tcPr>
           <w:p>
             <w:pPr>
@@ -5850,6 +7674,12 @@
         <w:tc>
           <w:tcPr>
             <w:tcW w:w="565" w:type="dxa"/>
+            <w:tcBorders>
+              <w:top w:val="single" w:sz="4" w:space="0" w:color="auto"/>
+              <w:left w:val="single" w:sz="4" w:space="0" w:color="auto"/>
+              <w:bottom w:val="single" w:sz="4" w:space="0" w:color="auto"/>
+              <w:right w:val="single" w:sz="4" w:space="0" w:color="auto"/>
+            </w:tcBorders>
           </w:tcPr>
           <w:p>
             <w:pPr>
@@ -5865,6 +7695,12 @@
         <w:tc>
           <w:tcPr>
             <w:tcW w:w="630" w:type="dxa"/>
+            <w:tcBorders>
+              <w:top w:val="single" w:sz="4" w:space="0" w:color="auto"/>
+              <w:left w:val="single" w:sz="4" w:space="0" w:color="auto"/>
+              <w:bottom w:val="single" w:sz="4" w:space="0" w:color="auto"/>
+              <w:right w:val="single" w:sz="4" w:space="0" w:color="auto"/>
+            </w:tcBorders>
           </w:tcPr>
           <w:p>
             <w:pPr>
@@ -5879,6 +7715,12 @@
         <w:tc>
           <w:tcPr>
             <w:tcW w:w="2390" w:type="dxa"/>
+            <w:tcBorders>
+              <w:top w:val="single" w:sz="4" w:space="0" w:color="auto"/>
+              <w:left w:val="single" w:sz="4" w:space="0" w:color="auto"/>
+              <w:bottom w:val="single" w:sz="4" w:space="0" w:color="auto"/>
+              <w:right w:val="single" w:sz="4" w:space="0" w:color="auto"/>
+            </w:tcBorders>
           </w:tcPr>
           <w:p>
             <w:pPr>
@@ -5893,6 +7735,12 @@
         <w:tc>
           <w:tcPr>
             <w:tcW w:w="1504" w:type="dxa"/>
+            <w:tcBorders>
+              <w:top w:val="single" w:sz="4" w:space="0" w:color="auto"/>
+              <w:left w:val="single" w:sz="4" w:space="0" w:color="auto"/>
+              <w:bottom w:val="single" w:sz="4" w:space="0" w:color="auto"/>
+              <w:right w:val="single" w:sz="4" w:space="0" w:color="auto"/>
+            </w:tcBorders>
           </w:tcPr>
           <w:p>
             <w:pPr>
@@ -5907,12 +7755,18 @@
       </w:tr>
       <w:tr>
         <w:trPr>
-          <w:trHeight w:val="320" w:hRule="atLeast"/>
           <w:cantSplit/>
+          <w:trHeight w:val="58"/>
         </w:trPr>
         <w:tc>
           <w:tcPr>
             <w:tcW w:w="1165" w:type="dxa"/>
+            <w:tcBorders>
+              <w:top w:val="single" w:sz="4" w:space="0" w:color="auto"/>
+              <w:left w:val="single" w:sz="4" w:space="0" w:color="auto"/>
+              <w:bottom w:val="single" w:sz="4" w:space="0" w:color="auto"/>
+              <w:right w:val="single" w:sz="4" w:space="0" w:color="auto"/>
+            </w:tcBorders>
           </w:tcPr>
           <w:p>
             <w:pPr>
@@ -5927,6 +7781,12 @@
         <w:tc>
           <w:tcPr>
             <w:tcW w:w="2765" w:type="dxa"/>
+            <w:tcBorders>
+              <w:top w:val="single" w:sz="4" w:space="0" w:color="auto"/>
+              <w:left w:val="single" w:sz="4" w:space="0" w:color="auto"/>
+              <w:bottom w:val="single" w:sz="4" w:space="0" w:color="auto"/>
+              <w:right w:val="single" w:sz="4" w:space="0" w:color="auto"/>
+            </w:tcBorders>
           </w:tcPr>
           <w:p>
             <w:pPr>
@@ -5941,6 +7801,12 @@
         <w:tc>
           <w:tcPr>
             <w:tcW w:w="565" w:type="dxa"/>
+            <w:tcBorders>
+              <w:top w:val="single" w:sz="4" w:space="0" w:color="auto"/>
+              <w:left w:val="single" w:sz="4" w:space="0" w:color="auto"/>
+              <w:bottom w:val="single" w:sz="4" w:space="0" w:color="auto"/>
+              <w:right w:val="single" w:sz="4" w:space="0" w:color="auto"/>
+            </w:tcBorders>
           </w:tcPr>
           <w:p>
             <w:pPr>
@@ -5956,6 +7822,12 @@
         <w:tc>
           <w:tcPr>
             <w:tcW w:w="630" w:type="dxa"/>
+            <w:tcBorders>
+              <w:top w:val="single" w:sz="4" w:space="0" w:color="auto"/>
+              <w:left w:val="single" w:sz="4" w:space="0" w:color="auto"/>
+              <w:bottom w:val="single" w:sz="4" w:space="0" w:color="auto"/>
+              <w:right w:val="single" w:sz="4" w:space="0" w:color="auto"/>
+            </w:tcBorders>
           </w:tcPr>
           <w:p>
             <w:pPr>
@@ -5970,6 +7842,12 @@
         <w:tc>
           <w:tcPr>
             <w:tcW w:w="2390" w:type="dxa"/>
+            <w:tcBorders>
+              <w:top w:val="single" w:sz="4" w:space="0" w:color="auto"/>
+              <w:left w:val="single" w:sz="4" w:space="0" w:color="auto"/>
+              <w:bottom w:val="single" w:sz="4" w:space="0" w:color="auto"/>
+              <w:right w:val="single" w:sz="4" w:space="0" w:color="auto"/>
+            </w:tcBorders>
           </w:tcPr>
           <w:p>
             <w:pPr>
@@ -5984,6 +7862,12 @@
         <w:tc>
           <w:tcPr>
             <w:tcW w:w="1504" w:type="dxa"/>
+            <w:tcBorders>
+              <w:top w:val="single" w:sz="4" w:space="0" w:color="auto"/>
+              <w:left w:val="single" w:sz="4" w:space="0" w:color="auto"/>
+              <w:bottom w:val="single" w:sz="4" w:space="0" w:color="auto"/>
+              <w:right w:val="single" w:sz="4" w:space="0" w:color="auto"/>
+            </w:tcBorders>
           </w:tcPr>
           <w:p>
             <w:pPr>
@@ -5998,12 +7882,18 @@
       </w:tr>
       <w:tr>
         <w:trPr>
-          <w:trHeight w:val="320" w:hRule="atLeast"/>
           <w:cantSplit/>
+          <w:trHeight w:val="58"/>
         </w:trPr>
         <w:tc>
           <w:tcPr>
             <w:tcW w:w="1165" w:type="dxa"/>
+            <w:tcBorders>
+              <w:top w:val="single" w:sz="4" w:space="0" w:color="auto"/>
+              <w:left w:val="single" w:sz="4" w:space="0" w:color="auto"/>
+              <w:bottom w:val="single" w:sz="4" w:space="0" w:color="auto"/>
+              <w:right w:val="single" w:sz="4" w:space="0" w:color="auto"/>
+            </w:tcBorders>
           </w:tcPr>
           <w:p>
             <w:pPr>
@@ -6018,6 +7908,12 @@
         <w:tc>
           <w:tcPr>
             <w:tcW w:w="2765" w:type="dxa"/>
+            <w:tcBorders>
+              <w:top w:val="single" w:sz="4" w:space="0" w:color="auto"/>
+              <w:left w:val="single" w:sz="4" w:space="0" w:color="auto"/>
+              <w:bottom w:val="single" w:sz="4" w:space="0" w:color="auto"/>
+              <w:right w:val="single" w:sz="4" w:space="0" w:color="auto"/>
+            </w:tcBorders>
           </w:tcPr>
           <w:p>
             <w:pPr>
@@ -6032,6 +7928,12 @@
         <w:tc>
           <w:tcPr>
             <w:tcW w:w="565" w:type="dxa"/>
+            <w:tcBorders>
+              <w:top w:val="single" w:sz="4" w:space="0" w:color="auto"/>
+              <w:left w:val="single" w:sz="4" w:space="0" w:color="auto"/>
+              <w:bottom w:val="single" w:sz="4" w:space="0" w:color="auto"/>
+              <w:right w:val="single" w:sz="4" w:space="0" w:color="auto"/>
+            </w:tcBorders>
           </w:tcPr>
           <w:p>
             <w:pPr>
@@ -6047,6 +7949,12 @@
         <w:tc>
           <w:tcPr>
             <w:tcW w:w="630" w:type="dxa"/>
+            <w:tcBorders>
+              <w:top w:val="single" w:sz="4" w:space="0" w:color="auto"/>
+              <w:left w:val="single" w:sz="4" w:space="0" w:color="auto"/>
+              <w:bottom w:val="single" w:sz="4" w:space="0" w:color="auto"/>
+              <w:right w:val="single" w:sz="4" w:space="0" w:color="auto"/>
+            </w:tcBorders>
           </w:tcPr>
           <w:p>
             <w:pPr>
@@ -6061,6 +7969,12 @@
         <w:tc>
           <w:tcPr>
             <w:tcW w:w="2390" w:type="dxa"/>
+            <w:tcBorders>
+              <w:top w:val="single" w:sz="4" w:space="0" w:color="auto"/>
+              <w:left w:val="single" w:sz="4" w:space="0" w:color="auto"/>
+              <w:bottom w:val="single" w:sz="4" w:space="0" w:color="auto"/>
+              <w:right w:val="single" w:sz="4" w:space="0" w:color="auto"/>
+            </w:tcBorders>
           </w:tcPr>
           <w:p>
             <w:pPr>
@@ -6075,6 +7989,12 @@
         <w:tc>
           <w:tcPr>
             <w:tcW w:w="1504" w:type="dxa"/>
+            <w:tcBorders>
+              <w:top w:val="single" w:sz="4" w:space="0" w:color="auto"/>
+              <w:left w:val="single" w:sz="4" w:space="0" w:color="auto"/>
+              <w:bottom w:val="single" w:sz="4" w:space="0" w:color="auto"/>
+              <w:right w:val="single" w:sz="4" w:space="0" w:color="auto"/>
+            </w:tcBorders>
           </w:tcPr>
           <w:p>
             <w:pPr>
@@ -6089,12 +8009,18 @@
       </w:tr>
       <w:tr>
         <w:trPr>
-          <w:trHeight w:val="320" w:hRule="atLeast"/>
           <w:cantSplit/>
+          <w:trHeight w:val="58"/>
         </w:trPr>
         <w:tc>
           <w:tcPr>
             <w:tcW w:w="1165" w:type="dxa"/>
+            <w:tcBorders>
+              <w:top w:val="single" w:sz="4" w:space="0" w:color="auto"/>
+              <w:left w:val="single" w:sz="4" w:space="0" w:color="auto"/>
+              <w:bottom w:val="single" w:sz="4" w:space="0" w:color="auto"/>
+              <w:right w:val="single" w:sz="4" w:space="0" w:color="auto"/>
+            </w:tcBorders>
           </w:tcPr>
           <w:p>
             <w:pPr>
@@ -6109,6 +8035,12 @@
         <w:tc>
           <w:tcPr>
             <w:tcW w:w="2765" w:type="dxa"/>
+            <w:tcBorders>
+              <w:top w:val="single" w:sz="4" w:space="0" w:color="auto"/>
+              <w:left w:val="single" w:sz="4" w:space="0" w:color="auto"/>
+              <w:bottom w:val="single" w:sz="4" w:space="0" w:color="auto"/>
+              <w:right w:val="single" w:sz="4" w:space="0" w:color="auto"/>
+            </w:tcBorders>
           </w:tcPr>
           <w:p>
             <w:pPr>
@@ -6123,6 +8055,12 @@
         <w:tc>
           <w:tcPr>
             <w:tcW w:w="565" w:type="dxa"/>
+            <w:tcBorders>
+              <w:top w:val="single" w:sz="4" w:space="0" w:color="auto"/>
+              <w:left w:val="single" w:sz="4" w:space="0" w:color="auto"/>
+              <w:bottom w:val="single" w:sz="4" w:space="0" w:color="auto"/>
+              <w:right w:val="single" w:sz="4" w:space="0" w:color="auto"/>
+            </w:tcBorders>
           </w:tcPr>
           <w:p>
             <w:pPr>
@@ -6138,6 +8076,12 @@
         <w:tc>
           <w:tcPr>
             <w:tcW w:w="630" w:type="dxa"/>
+            <w:tcBorders>
+              <w:top w:val="single" w:sz="4" w:space="0" w:color="auto"/>
+              <w:left w:val="single" w:sz="4" w:space="0" w:color="auto"/>
+              <w:bottom w:val="single" w:sz="4" w:space="0" w:color="auto"/>
+              <w:right w:val="single" w:sz="4" w:space="0" w:color="auto"/>
+            </w:tcBorders>
           </w:tcPr>
           <w:p>
             <w:pPr>
@@ -6152,6 +8096,12 @@
         <w:tc>
           <w:tcPr>
             <w:tcW w:w="2390" w:type="dxa"/>
+            <w:tcBorders>
+              <w:top w:val="single" w:sz="4" w:space="0" w:color="auto"/>
+              <w:left w:val="single" w:sz="4" w:space="0" w:color="auto"/>
+              <w:bottom w:val="single" w:sz="4" w:space="0" w:color="auto"/>
+              <w:right w:val="single" w:sz="4" w:space="0" w:color="auto"/>
+            </w:tcBorders>
           </w:tcPr>
           <w:p>
             <w:pPr>
@@ -6166,6 +8116,12 @@
         <w:tc>
           <w:tcPr>
             <w:tcW w:w="1504" w:type="dxa"/>
+            <w:tcBorders>
+              <w:top w:val="single" w:sz="4" w:space="0" w:color="auto"/>
+              <w:left w:val="single" w:sz="4" w:space="0" w:color="auto"/>
+              <w:bottom w:val="single" w:sz="4" w:space="0" w:color="auto"/>
+              <w:right w:val="single" w:sz="4" w:space="0" w:color="auto"/>
+            </w:tcBorders>
           </w:tcPr>
           <w:p>
             <w:pPr>
@@ -6180,12 +8136,18 @@
       </w:tr>
       <w:tr>
         <w:trPr>
-          <w:trHeight w:val="320" w:hRule="atLeast"/>
           <w:cantSplit/>
+          <w:trHeight w:val="58"/>
         </w:trPr>
         <w:tc>
           <w:tcPr>
             <w:tcW w:w="1165" w:type="dxa"/>
+            <w:tcBorders>
+              <w:top w:val="single" w:sz="4" w:space="0" w:color="auto"/>
+              <w:left w:val="single" w:sz="4" w:space="0" w:color="auto"/>
+              <w:bottom w:val="single" w:sz="4" w:space="0" w:color="auto"/>
+              <w:right w:val="single" w:sz="4" w:space="0" w:color="auto"/>
+            </w:tcBorders>
           </w:tcPr>
           <w:p>
             <w:pPr>
@@ -6200,6 +8162,12 @@
         <w:tc>
           <w:tcPr>
             <w:tcW w:w="2765" w:type="dxa"/>
+            <w:tcBorders>
+              <w:top w:val="single" w:sz="4" w:space="0" w:color="auto"/>
+              <w:left w:val="single" w:sz="4" w:space="0" w:color="auto"/>
+              <w:bottom w:val="single" w:sz="4" w:space="0" w:color="auto"/>
+              <w:right w:val="single" w:sz="4" w:space="0" w:color="auto"/>
+            </w:tcBorders>
           </w:tcPr>
           <w:p>
             <w:pPr>
@@ -6214,6 +8182,12 @@
         <w:tc>
           <w:tcPr>
             <w:tcW w:w="565" w:type="dxa"/>
+            <w:tcBorders>
+              <w:top w:val="single" w:sz="4" w:space="0" w:color="auto"/>
+              <w:left w:val="single" w:sz="4" w:space="0" w:color="auto"/>
+              <w:bottom w:val="single" w:sz="4" w:space="0" w:color="auto"/>
+              <w:right w:val="single" w:sz="4" w:space="0" w:color="auto"/>
+            </w:tcBorders>
           </w:tcPr>
           <w:p>
             <w:pPr>
@@ -6229,6 +8203,12 @@
         <w:tc>
           <w:tcPr>
             <w:tcW w:w="630" w:type="dxa"/>
+            <w:tcBorders>
+              <w:top w:val="single" w:sz="4" w:space="0" w:color="auto"/>
+              <w:left w:val="single" w:sz="4" w:space="0" w:color="auto"/>
+              <w:bottom w:val="single" w:sz="4" w:space="0" w:color="auto"/>
+              <w:right w:val="single" w:sz="4" w:space="0" w:color="auto"/>
+            </w:tcBorders>
           </w:tcPr>
           <w:p>
             <w:pPr>
@@ -6243,6 +8223,12 @@
         <w:tc>
           <w:tcPr>
             <w:tcW w:w="2390" w:type="dxa"/>
+            <w:tcBorders>
+              <w:top w:val="single" w:sz="4" w:space="0" w:color="auto"/>
+              <w:left w:val="single" w:sz="4" w:space="0" w:color="auto"/>
+              <w:bottom w:val="single" w:sz="4" w:space="0" w:color="auto"/>
+              <w:right w:val="single" w:sz="4" w:space="0" w:color="auto"/>
+            </w:tcBorders>
           </w:tcPr>
           <w:p>
             <w:pPr>
@@ -6257,6 +8243,12 @@
         <w:tc>
           <w:tcPr>
             <w:tcW w:w="1504" w:type="dxa"/>
+            <w:tcBorders>
+              <w:top w:val="single" w:sz="4" w:space="0" w:color="auto"/>
+              <w:left w:val="single" w:sz="4" w:space="0" w:color="auto"/>
+              <w:bottom w:val="single" w:sz="4" w:space="0" w:color="auto"/>
+              <w:right w:val="single" w:sz="4" w:space="0" w:color="auto"/>
+            </w:tcBorders>
           </w:tcPr>
           <w:p>
             <w:pPr>
@@ -6271,12 +8263,18 @@
       </w:tr>
       <w:tr>
         <w:trPr>
-          <w:trHeight w:val="320" w:hRule="atLeast"/>
           <w:cantSplit/>
+          <w:trHeight w:val="58"/>
         </w:trPr>
         <w:tc>
           <w:tcPr>
             <w:tcW w:w="1165" w:type="dxa"/>
+            <w:tcBorders>
+              <w:top w:val="single" w:sz="4" w:space="0" w:color="auto"/>
+              <w:left w:val="single" w:sz="4" w:space="0" w:color="auto"/>
+              <w:bottom w:val="single" w:sz="4" w:space="0" w:color="auto"/>
+              <w:right w:val="single" w:sz="4" w:space="0" w:color="auto"/>
+            </w:tcBorders>
           </w:tcPr>
           <w:p>
             <w:pPr>
@@ -6291,6 +8289,12 @@
         <w:tc>
           <w:tcPr>
             <w:tcW w:w="2765" w:type="dxa"/>
+            <w:tcBorders>
+              <w:top w:val="single" w:sz="4" w:space="0" w:color="auto"/>
+              <w:left w:val="single" w:sz="4" w:space="0" w:color="auto"/>
+              <w:bottom w:val="single" w:sz="4" w:space="0" w:color="auto"/>
+              <w:right w:val="single" w:sz="4" w:space="0" w:color="auto"/>
+            </w:tcBorders>
           </w:tcPr>
           <w:p>
             <w:pPr>
@@ -6305,6 +8309,12 @@
         <w:tc>
           <w:tcPr>
             <w:tcW w:w="565" w:type="dxa"/>
+            <w:tcBorders>
+              <w:top w:val="single" w:sz="4" w:space="0" w:color="auto"/>
+              <w:left w:val="single" w:sz="4" w:space="0" w:color="auto"/>
+              <w:bottom w:val="single" w:sz="4" w:space="0" w:color="auto"/>
+              <w:right w:val="single" w:sz="4" w:space="0" w:color="auto"/>
+            </w:tcBorders>
           </w:tcPr>
           <w:p>
             <w:pPr>
@@ -6320,6 +8330,12 @@
         <w:tc>
           <w:tcPr>
             <w:tcW w:w="630" w:type="dxa"/>
+            <w:tcBorders>
+              <w:top w:val="single" w:sz="4" w:space="0" w:color="auto"/>
+              <w:left w:val="single" w:sz="4" w:space="0" w:color="auto"/>
+              <w:bottom w:val="single" w:sz="4" w:space="0" w:color="auto"/>
+              <w:right w:val="single" w:sz="4" w:space="0" w:color="auto"/>
+            </w:tcBorders>
           </w:tcPr>
           <w:p>
             <w:pPr>
@@ -6334,6 +8350,12 @@
         <w:tc>
           <w:tcPr>
             <w:tcW w:w="2390" w:type="dxa"/>
+            <w:tcBorders>
+              <w:top w:val="single" w:sz="4" w:space="0" w:color="auto"/>
+              <w:left w:val="single" w:sz="4" w:space="0" w:color="auto"/>
+              <w:bottom w:val="single" w:sz="4" w:space="0" w:color="auto"/>
+              <w:right w:val="single" w:sz="4" w:space="0" w:color="auto"/>
+            </w:tcBorders>
           </w:tcPr>
           <w:p>
             <w:pPr>
@@ -6348,6 +8370,12 @@
         <w:tc>
           <w:tcPr>
             <w:tcW w:w="1504" w:type="dxa"/>
+            <w:tcBorders>
+              <w:top w:val="single" w:sz="4" w:space="0" w:color="auto"/>
+              <w:left w:val="single" w:sz="4" w:space="0" w:color="auto"/>
+              <w:bottom w:val="single" w:sz="4" w:space="0" w:color="auto"/>
+              <w:right w:val="single" w:sz="4" w:space="0" w:color="auto"/>
+            </w:tcBorders>
           </w:tcPr>
           <w:p>
             <w:pPr>
@@ -6362,12 +8390,18 @@
       </w:tr>
       <w:tr>
         <w:trPr>
-          <w:trHeight w:val="320" w:hRule="atLeast"/>
           <w:cantSplit/>
+          <w:trHeight w:val="58"/>
         </w:trPr>
         <w:tc>
           <w:tcPr>
             <w:tcW w:w="1165" w:type="dxa"/>
+            <w:tcBorders>
+              <w:top w:val="single" w:sz="4" w:space="0" w:color="auto"/>
+              <w:left w:val="single" w:sz="4" w:space="0" w:color="auto"/>
+              <w:bottom w:val="single" w:sz="4" w:space="0" w:color="auto"/>
+              <w:right w:val="single" w:sz="4" w:space="0" w:color="auto"/>
+            </w:tcBorders>
           </w:tcPr>
           <w:p>
             <w:pPr>
@@ -6382,6 +8416,12 @@
         <w:tc>
           <w:tcPr>
             <w:tcW w:w="2765" w:type="dxa"/>
+            <w:tcBorders>
+              <w:top w:val="single" w:sz="4" w:space="0" w:color="auto"/>
+              <w:left w:val="single" w:sz="4" w:space="0" w:color="auto"/>
+              <w:bottom w:val="single" w:sz="4" w:space="0" w:color="auto"/>
+              <w:right w:val="single" w:sz="4" w:space="0" w:color="auto"/>
+            </w:tcBorders>
           </w:tcPr>
           <w:p>
             <w:pPr>
@@ -6396,6 +8436,12 @@
         <w:tc>
           <w:tcPr>
             <w:tcW w:w="565" w:type="dxa"/>
+            <w:tcBorders>
+              <w:top w:val="single" w:sz="4" w:space="0" w:color="auto"/>
+              <w:left w:val="single" w:sz="4" w:space="0" w:color="auto"/>
+              <w:bottom w:val="single" w:sz="4" w:space="0" w:color="auto"/>
+              <w:right w:val="single" w:sz="4" w:space="0" w:color="auto"/>
+            </w:tcBorders>
           </w:tcPr>
           <w:p>
             <w:pPr>
@@ -6411,6 +8457,12 @@
         <w:tc>
           <w:tcPr>
             <w:tcW w:w="630" w:type="dxa"/>
+            <w:tcBorders>
+              <w:top w:val="single" w:sz="4" w:space="0" w:color="auto"/>
+              <w:left w:val="single" w:sz="4" w:space="0" w:color="auto"/>
+              <w:bottom w:val="single" w:sz="4" w:space="0" w:color="auto"/>
+              <w:right w:val="single" w:sz="4" w:space="0" w:color="auto"/>
+            </w:tcBorders>
           </w:tcPr>
           <w:p>
             <w:pPr>
@@ -6425,6 +8477,12 @@
         <w:tc>
           <w:tcPr>
             <w:tcW w:w="2390" w:type="dxa"/>
+            <w:tcBorders>
+              <w:top w:val="single" w:sz="4" w:space="0" w:color="auto"/>
+              <w:left w:val="single" w:sz="4" w:space="0" w:color="auto"/>
+              <w:bottom w:val="single" w:sz="4" w:space="0" w:color="auto"/>
+              <w:right w:val="single" w:sz="4" w:space="0" w:color="auto"/>
+            </w:tcBorders>
           </w:tcPr>
           <w:p>
             <w:pPr>
@@ -6439,6 +8497,12 @@
         <w:tc>
           <w:tcPr>
             <w:tcW w:w="1504" w:type="dxa"/>
+            <w:tcBorders>
+              <w:top w:val="single" w:sz="4" w:space="0" w:color="auto"/>
+              <w:left w:val="single" w:sz="4" w:space="0" w:color="auto"/>
+              <w:bottom w:val="single" w:sz="4" w:space="0" w:color="auto"/>
+              <w:right w:val="single" w:sz="4" w:space="0" w:color="auto"/>
+            </w:tcBorders>
           </w:tcPr>
           <w:p>
             <w:pPr>
@@ -6453,12 +8517,18 @@
       </w:tr>
       <w:tr>
         <w:trPr>
-          <w:trHeight w:val="320" w:hRule="atLeast"/>
           <w:cantSplit/>
+          <w:trHeight w:val="58"/>
         </w:trPr>
         <w:tc>
           <w:tcPr>
             <w:tcW w:w="1165" w:type="dxa"/>
+            <w:tcBorders>
+              <w:top w:val="single" w:sz="4" w:space="0" w:color="auto"/>
+              <w:left w:val="single" w:sz="4" w:space="0" w:color="auto"/>
+              <w:bottom w:val="single" w:sz="4" w:space="0" w:color="auto"/>
+              <w:right w:val="single" w:sz="4" w:space="0" w:color="auto"/>
+            </w:tcBorders>
           </w:tcPr>
           <w:p>
             <w:pPr>
@@ -6473,6 +8543,12 @@
         <w:tc>
           <w:tcPr>
             <w:tcW w:w="2765" w:type="dxa"/>
+            <w:tcBorders>
+              <w:top w:val="single" w:sz="4" w:space="0" w:color="auto"/>
+              <w:left w:val="single" w:sz="4" w:space="0" w:color="auto"/>
+              <w:bottom w:val="single" w:sz="4" w:space="0" w:color="auto"/>
+              <w:right w:val="single" w:sz="4" w:space="0" w:color="auto"/>
+            </w:tcBorders>
           </w:tcPr>
           <w:p>
             <w:pPr>
@@ -6487,6 +8563,12 @@
         <w:tc>
           <w:tcPr>
             <w:tcW w:w="565" w:type="dxa"/>
+            <w:tcBorders>
+              <w:top w:val="single" w:sz="4" w:space="0" w:color="auto"/>
+              <w:left w:val="single" w:sz="4" w:space="0" w:color="auto"/>
+              <w:bottom w:val="single" w:sz="4" w:space="0" w:color="auto"/>
+              <w:right w:val="single" w:sz="4" w:space="0" w:color="auto"/>
+            </w:tcBorders>
           </w:tcPr>
           <w:p>
             <w:pPr>
@@ -6502,6 +8584,12 @@
         <w:tc>
           <w:tcPr>
             <w:tcW w:w="630" w:type="dxa"/>
+            <w:tcBorders>
+              <w:top w:val="single" w:sz="4" w:space="0" w:color="auto"/>
+              <w:left w:val="single" w:sz="4" w:space="0" w:color="auto"/>
+              <w:bottom w:val="single" w:sz="4" w:space="0" w:color="auto"/>
+              <w:right w:val="single" w:sz="4" w:space="0" w:color="auto"/>
+            </w:tcBorders>
           </w:tcPr>
           <w:p>
             <w:pPr>
@@ -6516,6 +8604,12 @@
         <w:tc>
           <w:tcPr>
             <w:tcW w:w="2390" w:type="dxa"/>
+            <w:tcBorders>
+              <w:top w:val="single" w:sz="4" w:space="0" w:color="auto"/>
+              <w:left w:val="single" w:sz="4" w:space="0" w:color="auto"/>
+              <w:bottom w:val="single" w:sz="4" w:space="0" w:color="auto"/>
+              <w:right w:val="single" w:sz="4" w:space="0" w:color="auto"/>
+            </w:tcBorders>
           </w:tcPr>
           <w:p>
             <w:pPr>
@@ -6530,6 +8624,12 @@
         <w:tc>
           <w:tcPr>
             <w:tcW w:w="1504" w:type="dxa"/>
+            <w:tcBorders>
+              <w:top w:val="single" w:sz="4" w:space="0" w:color="auto"/>
+              <w:left w:val="single" w:sz="4" w:space="0" w:color="auto"/>
+              <w:bottom w:val="single" w:sz="4" w:space="0" w:color="auto"/>
+              <w:right w:val="single" w:sz="4" w:space="0" w:color="auto"/>
+            </w:tcBorders>
           </w:tcPr>
           <w:p>
             <w:pPr>
@@ -6544,12 +8644,18 @@
       </w:tr>
       <w:tr>
         <w:trPr>
-          <w:trHeight w:val="320" w:hRule="atLeast"/>
           <w:cantSplit/>
+          <w:trHeight w:val="58"/>
         </w:trPr>
         <w:tc>
           <w:tcPr>
             <w:tcW w:w="1165" w:type="dxa"/>
+            <w:tcBorders>
+              <w:top w:val="single" w:sz="4" w:space="0" w:color="auto"/>
+              <w:left w:val="single" w:sz="4" w:space="0" w:color="auto"/>
+              <w:bottom w:val="single" w:sz="4" w:space="0" w:color="auto"/>
+              <w:right w:val="single" w:sz="4" w:space="0" w:color="auto"/>
+            </w:tcBorders>
           </w:tcPr>
           <w:p>
             <w:pPr>
@@ -6564,6 +8670,12 @@
         <w:tc>
           <w:tcPr>
             <w:tcW w:w="2765" w:type="dxa"/>
+            <w:tcBorders>
+              <w:top w:val="single" w:sz="4" w:space="0" w:color="auto"/>
+              <w:left w:val="single" w:sz="4" w:space="0" w:color="auto"/>
+              <w:bottom w:val="single" w:sz="4" w:space="0" w:color="auto"/>
+              <w:right w:val="single" w:sz="4" w:space="0" w:color="auto"/>
+            </w:tcBorders>
           </w:tcPr>
           <w:p>
             <w:pPr>
@@ -6578,6 +8690,12 @@
         <w:tc>
           <w:tcPr>
             <w:tcW w:w="565" w:type="dxa"/>
+            <w:tcBorders>
+              <w:top w:val="single" w:sz="4" w:space="0" w:color="auto"/>
+              <w:left w:val="single" w:sz="4" w:space="0" w:color="auto"/>
+              <w:bottom w:val="single" w:sz="4" w:space="0" w:color="auto"/>
+              <w:right w:val="single" w:sz="4" w:space="0" w:color="auto"/>
+            </w:tcBorders>
           </w:tcPr>
           <w:p>
             <w:pPr>
@@ -6593,6 +8711,12 @@
         <w:tc>
           <w:tcPr>
             <w:tcW w:w="630" w:type="dxa"/>
+            <w:tcBorders>
+              <w:top w:val="single" w:sz="4" w:space="0" w:color="auto"/>
+              <w:left w:val="single" w:sz="4" w:space="0" w:color="auto"/>
+              <w:bottom w:val="single" w:sz="4" w:space="0" w:color="auto"/>
+              <w:right w:val="single" w:sz="4" w:space="0" w:color="auto"/>
+            </w:tcBorders>
           </w:tcPr>
           <w:p>
             <w:pPr>
@@ -6607,6 +8731,12 @@
         <w:tc>
           <w:tcPr>
             <w:tcW w:w="2390" w:type="dxa"/>
+            <w:tcBorders>
+              <w:top w:val="single" w:sz="4" w:space="0" w:color="auto"/>
+              <w:left w:val="single" w:sz="4" w:space="0" w:color="auto"/>
+              <w:bottom w:val="single" w:sz="4" w:space="0" w:color="auto"/>
+              <w:right w:val="single" w:sz="4" w:space="0" w:color="auto"/>
+            </w:tcBorders>
           </w:tcPr>
           <w:p>
             <w:pPr>
@@ -6621,6 +8751,12 @@
         <w:tc>
           <w:tcPr>
             <w:tcW w:w="1504" w:type="dxa"/>
+            <w:tcBorders>
+              <w:top w:val="single" w:sz="4" w:space="0" w:color="auto"/>
+              <w:left w:val="single" w:sz="4" w:space="0" w:color="auto"/>
+              <w:bottom w:val="single" w:sz="4" w:space="0" w:color="auto"/>
+              <w:right w:val="single" w:sz="4" w:space="0" w:color="auto"/>
+            </w:tcBorders>
           </w:tcPr>
           <w:p>
             <w:pPr>
@@ -6635,12 +8771,18 @@
       </w:tr>
       <w:tr>
         <w:trPr>
-          <w:trHeight w:val="320" w:hRule="atLeast"/>
           <w:cantSplit/>
+          <w:trHeight w:val="58"/>
         </w:trPr>
         <w:tc>
           <w:tcPr>
             <w:tcW w:w="1165" w:type="dxa"/>
+            <w:tcBorders>
+              <w:top w:val="single" w:sz="4" w:space="0" w:color="auto"/>
+              <w:left w:val="single" w:sz="4" w:space="0" w:color="auto"/>
+              <w:bottom w:val="single" w:sz="4" w:space="0" w:color="auto"/>
+              <w:right w:val="single" w:sz="4" w:space="0" w:color="auto"/>
+            </w:tcBorders>
           </w:tcPr>
           <w:p>
             <w:pPr>
@@ -6654,6 +8796,13 @@
         <w:tc>
           <w:tcPr>
             <w:tcW w:w="2765" w:type="dxa"/>
+            <w:tcBorders>
+              <w:top w:val="single" w:sz="4" w:space="0" w:color="auto"/>
+              <w:left w:val="single" w:sz="4" w:space="0" w:color="auto"/>
+              <w:bottom w:val="single" w:sz="4" w:space="0" w:color="auto"/>
+              <w:right w:val="single" w:sz="4" w:space="0" w:color="auto"/>
+            </w:tcBorders>
+            <w:hideMark/>
           </w:tcPr>
           <w:p>
             <w:pPr>
@@ -6677,6 +8826,12 @@
         <w:tc>
           <w:tcPr>
             <w:tcW w:w="565" w:type="dxa"/>
+            <w:tcBorders>
+              <w:top w:val="single" w:sz="4" w:space="0" w:color="auto"/>
+              <w:left w:val="single" w:sz="4" w:space="0" w:color="auto"/>
+              <w:bottom w:val="single" w:sz="4" w:space="0" w:color="auto"/>
+              <w:right w:val="single" w:sz="4" w:space="0" w:color="auto"/>
+            </w:tcBorders>
           </w:tcPr>
           <w:p>
             <w:pPr>
@@ -6692,6 +8847,12 @@
         <w:tc>
           <w:tcPr>
             <w:tcW w:w="630" w:type="dxa"/>
+            <w:tcBorders>
+              <w:top w:val="single" w:sz="4" w:space="0" w:color="auto"/>
+              <w:left w:val="single" w:sz="4" w:space="0" w:color="auto"/>
+              <w:bottom w:val="single" w:sz="4" w:space="0" w:color="auto"/>
+              <w:right w:val="single" w:sz="4" w:space="0" w:color="auto"/>
+            </w:tcBorders>
           </w:tcPr>
           <w:p>
             <w:pPr>
@@ -6705,6 +8866,12 @@
         <w:tc>
           <w:tcPr>
             <w:tcW w:w="2390" w:type="dxa"/>
+            <w:tcBorders>
+              <w:top w:val="single" w:sz="4" w:space="0" w:color="auto"/>
+              <w:left w:val="single" w:sz="4" w:space="0" w:color="auto"/>
+              <w:bottom w:val="single" w:sz="4" w:space="0" w:color="auto"/>
+              <w:right w:val="single" w:sz="4" w:space="0" w:color="auto"/>
+            </w:tcBorders>
           </w:tcPr>
           <w:p>
             <w:pPr>
@@ -6718,6 +8885,12 @@
         <w:tc>
           <w:tcPr>
             <w:tcW w:w="1504" w:type="dxa"/>
+            <w:tcBorders>
+              <w:top w:val="single" w:sz="4" w:space="0" w:color="auto"/>
+              <w:left w:val="single" w:sz="4" w:space="0" w:color="auto"/>
+              <w:bottom w:val="single" w:sz="4" w:space="0" w:color="auto"/>
+              <w:right w:val="single" w:sz="4" w:space="0" w:color="auto"/>
+            </w:tcBorders>
           </w:tcPr>
           <w:p>
             <w:pPr>
@@ -6767,26 +8940,23 @@
       </w:pPr>
       <w:r>
         <w:rPr>
-          <w:b/>
           <w:noProof/>
-          <w:sz w:val="16"/>
-          <w:lang w:eastAsia="en-PH"/>
         </w:rPr>
         <mc:AlternateContent>
           <mc:Choice Requires="wps">
             <w:drawing>
-              <wp:anchor distT="0" distB="0" distL="114300" distR="114300" simplePos="0" relativeHeight="251665408" behindDoc="0" locked="0" layoutInCell="1" allowOverlap="1" wp14:anchorId="3A0E97DA" wp14:editId="5CE46A5F">
+              <wp:anchor distT="0" distB="0" distL="114300" distR="114300" simplePos="0" relativeHeight="251666432" behindDoc="0" locked="0" layoutInCell="1" allowOverlap="1" wp14:anchorId="4B6DC3FB" wp14:editId="3FFBCF10">
                 <wp:simplePos x="0" y="0"/>
                 <wp:positionH relativeFrom="column">
-                  <wp:posOffset>2337</wp:posOffset>
+                  <wp:posOffset>2540</wp:posOffset>
                 </wp:positionH>
                 <wp:positionV relativeFrom="paragraph">
-                  <wp:posOffset>129108</wp:posOffset>
+                  <wp:posOffset>128905</wp:posOffset>
                 </wp:positionV>
-                <wp:extent cx="5726628" cy="0"/>
-                <wp:effectExtent l="0" t="0" r="26670" b="19050"/>
+                <wp:extent cx="5726430" cy="0"/>
+                <wp:effectExtent l="0" t="0" r="0" b="0"/>
                 <wp:wrapNone/>
-                <wp:docPr id="6" name="Straight Connector 6"/>
+                <wp:docPr id="14" name="Straight Connector 14"/>
                 <wp:cNvGraphicFramePr/>
                 <a:graphic xmlns:a="http://schemas.openxmlformats.org/drawingml/2006/main">
                   <a:graphicData uri="http://schemas.microsoft.com/office/word/2010/wordprocessingShape">
@@ -6795,7 +8965,7 @@
                       <wps:spPr>
                         <a:xfrm>
                           <a:off x="0" y="0"/>
-                          <a:ext cx="5726628" cy="0"/>
+                          <a:ext cx="5726430" cy="0"/>
                         </a:xfrm>
                         <a:prstGeom prst="line">
                           <a:avLst/>
@@ -6823,12 +8993,15 @@
                 <wp14:sizeRelH relativeFrom="margin">
                   <wp14:pctWidth>0</wp14:pctWidth>
                 </wp14:sizeRelH>
+                <wp14:sizeRelV relativeFrom="page">
+                  <wp14:pctHeight>0</wp14:pctHeight>
+                </wp14:sizeRelV>
               </wp:anchor>
             </w:drawing>
           </mc:Choice>
           <mc:Fallback>
             <w:pict>
-              <v:line w14:anchorId="599AF949" id="Straight Connector 6" o:spid="_x0000_s1026" style="position:absolute;z-index:251665408;visibility:visible;mso-wrap-style:square;mso-width-percent:0;mso-wrap-distance-left:9pt;mso-wrap-distance-top:0;mso-wrap-distance-right:9pt;mso-wrap-distance-bottom:0;mso-position-horizontal:absolute;mso-position-horizontal-relative:text;mso-position-vertical:absolute;mso-position-vertical-relative:text;mso-width-percent:0;mso-width-relative:margin" from=".2pt,10.15pt" to="451.1pt,10.15pt" o:gfxdata="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" strokecolor="black [3200]">
+              <v:line w14:anchorId="637B5832" id="Straight Connector 14" o:spid="_x0000_s1026" style="position:absolute;z-index:251666432;visibility:visible;mso-wrap-style:square;mso-width-percent:0;mso-height-percent:0;mso-wrap-distance-left:9pt;mso-wrap-distance-top:0;mso-wrap-distance-right:9pt;mso-wrap-distance-bottom:0;mso-position-horizontal:absolute;mso-position-horizontal-relative:text;mso-position-vertical:absolute;mso-position-vertical-relative:text;mso-width-percent:0;mso-height-percent:0;mso-width-relative:margin;mso-height-relative:page" from=".2pt,10.15pt" to="451.1pt,10.15pt" o:gfxdata="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" strokecolor="black [3200]">
                 <v:stroke joinstyle="miter"/>
               </v:line>
             </w:pict>
@@ -6853,12 +9026,19 @@
       </w:tblGrid>
       <w:tr>
         <w:trPr>
-          <w:trHeight w:val="320" w:hRule="atLeast"/>
           <w:cantSplit/>
+          <w:trHeight w:val="58"/>
         </w:trPr>
         <w:tc>
           <w:tcPr>
             <w:tcW w:w="1165" w:type="dxa"/>
+            <w:tcBorders>
+              <w:top w:val="single" w:sz="4" w:space="0" w:color="auto"/>
+              <w:left w:val="single" w:sz="4" w:space="0" w:color="auto"/>
+              <w:bottom w:val="single" w:sz="4" w:space="0" w:color="auto"/>
+              <w:right w:val="single" w:sz="4" w:space="0" w:color="auto"/>
+            </w:tcBorders>
+            <w:hideMark/>
           </w:tcPr>
           <w:p>
             <w:pPr>
@@ -6883,6 +9063,13 @@
         <w:tc>
           <w:tcPr>
             <w:tcW w:w="2765" w:type="dxa"/>
+            <w:tcBorders>
+              <w:top w:val="single" w:sz="4" w:space="0" w:color="auto"/>
+              <w:left w:val="single" w:sz="4" w:space="0" w:color="auto"/>
+              <w:bottom w:val="single" w:sz="4" w:space="0" w:color="auto"/>
+              <w:right w:val="single" w:sz="4" w:space="0" w:color="auto"/>
+            </w:tcBorders>
+            <w:hideMark/>
           </w:tcPr>
           <w:p>
             <w:pPr>
@@ -6907,6 +9094,13 @@
         <w:tc>
           <w:tcPr>
             <w:tcW w:w="565" w:type="dxa"/>
+            <w:tcBorders>
+              <w:top w:val="single" w:sz="4" w:space="0" w:color="auto"/>
+              <w:left w:val="single" w:sz="4" w:space="0" w:color="auto"/>
+              <w:bottom w:val="single" w:sz="4" w:space="0" w:color="auto"/>
+              <w:right w:val="single" w:sz="4" w:space="0" w:color="auto"/>
+            </w:tcBorders>
+            <w:hideMark/>
           </w:tcPr>
           <w:p>
             <w:pPr>
@@ -6931,6 +9125,13 @@
         <w:tc>
           <w:tcPr>
             <w:tcW w:w="630" w:type="dxa"/>
+            <w:tcBorders>
+              <w:top w:val="single" w:sz="4" w:space="0" w:color="auto"/>
+              <w:left w:val="single" w:sz="4" w:space="0" w:color="auto"/>
+              <w:bottom w:val="single" w:sz="4" w:space="0" w:color="auto"/>
+              <w:right w:val="single" w:sz="4" w:space="0" w:color="auto"/>
+            </w:tcBorders>
+            <w:hideMark/>
           </w:tcPr>
           <w:p>
             <w:pPr>
@@ -6955,6 +9156,13 @@
         <w:tc>
           <w:tcPr>
             <w:tcW w:w="2390" w:type="dxa"/>
+            <w:tcBorders>
+              <w:top w:val="single" w:sz="4" w:space="0" w:color="auto"/>
+              <w:left w:val="single" w:sz="4" w:space="0" w:color="auto"/>
+              <w:bottom w:val="single" w:sz="4" w:space="0" w:color="auto"/>
+              <w:right w:val="single" w:sz="4" w:space="0" w:color="auto"/>
+            </w:tcBorders>
+            <w:hideMark/>
           </w:tcPr>
           <w:p>
             <w:pPr>
@@ -6979,6 +9187,13 @@
         <w:tc>
           <w:tcPr>
             <w:tcW w:w="1504" w:type="dxa"/>
+            <w:tcBorders>
+              <w:top w:val="single" w:sz="4" w:space="0" w:color="auto"/>
+              <w:left w:val="single" w:sz="4" w:space="0" w:color="auto"/>
+              <w:bottom w:val="single" w:sz="4" w:space="0" w:color="auto"/>
+              <w:right w:val="single" w:sz="4" w:space="0" w:color="auto"/>
+            </w:tcBorders>
+            <w:hideMark/>
           </w:tcPr>
           <w:p>
             <w:pPr>
@@ -7003,12 +9218,18 @@
       </w:tr>
       <w:tr>
         <w:trPr>
-          <w:trHeight w:val="320" w:hRule="atLeast"/>
           <w:cantSplit/>
+          <w:trHeight w:val="58"/>
         </w:trPr>
         <w:tc>
           <w:tcPr>
             <w:tcW w:w="1165" w:type="dxa"/>
+            <w:tcBorders>
+              <w:top w:val="single" w:sz="4" w:space="0" w:color="auto"/>
+              <w:left w:val="single" w:sz="4" w:space="0" w:color="auto"/>
+              <w:bottom w:val="single" w:sz="4" w:space="0" w:color="auto"/>
+              <w:right w:val="single" w:sz="4" w:space="0" w:color="auto"/>
+            </w:tcBorders>
           </w:tcPr>
           <w:p>
             <w:pPr>
@@ -7023,6 +9244,12 @@
         <w:tc>
           <w:tcPr>
             <w:tcW w:w="2765" w:type="dxa"/>
+            <w:tcBorders>
+              <w:top w:val="single" w:sz="4" w:space="0" w:color="auto"/>
+              <w:left w:val="single" w:sz="4" w:space="0" w:color="auto"/>
+              <w:bottom w:val="single" w:sz="4" w:space="0" w:color="auto"/>
+              <w:right w:val="single" w:sz="4" w:space="0" w:color="auto"/>
+            </w:tcBorders>
           </w:tcPr>
           <w:p>
             <w:pPr>
@@ -7037,6 +9264,12 @@
         <w:tc>
           <w:tcPr>
             <w:tcW w:w="565" w:type="dxa"/>
+            <w:tcBorders>
+              <w:top w:val="single" w:sz="4" w:space="0" w:color="auto"/>
+              <w:left w:val="single" w:sz="4" w:space="0" w:color="auto"/>
+              <w:bottom w:val="single" w:sz="4" w:space="0" w:color="auto"/>
+              <w:right w:val="single" w:sz="4" w:space="0" w:color="auto"/>
+            </w:tcBorders>
           </w:tcPr>
           <w:p>
             <w:pPr>
@@ -7052,6 +9285,12 @@
         <w:tc>
           <w:tcPr>
             <w:tcW w:w="630" w:type="dxa"/>
+            <w:tcBorders>
+              <w:top w:val="single" w:sz="4" w:space="0" w:color="auto"/>
+              <w:left w:val="single" w:sz="4" w:space="0" w:color="auto"/>
+              <w:bottom w:val="single" w:sz="4" w:space="0" w:color="auto"/>
+              <w:right w:val="single" w:sz="4" w:space="0" w:color="auto"/>
+            </w:tcBorders>
           </w:tcPr>
           <w:p>
             <w:pPr>
@@ -7066,6 +9305,12 @@
         <w:tc>
           <w:tcPr>
             <w:tcW w:w="2390" w:type="dxa"/>
+            <w:tcBorders>
+              <w:top w:val="single" w:sz="4" w:space="0" w:color="auto"/>
+              <w:left w:val="single" w:sz="4" w:space="0" w:color="auto"/>
+              <w:bottom w:val="single" w:sz="4" w:space="0" w:color="auto"/>
+              <w:right w:val="single" w:sz="4" w:space="0" w:color="auto"/>
+            </w:tcBorders>
           </w:tcPr>
           <w:p>
             <w:pPr>
@@ -7080,6 +9325,12 @@
         <w:tc>
           <w:tcPr>
             <w:tcW w:w="1504" w:type="dxa"/>
+            <w:tcBorders>
+              <w:top w:val="single" w:sz="4" w:space="0" w:color="auto"/>
+              <w:left w:val="single" w:sz="4" w:space="0" w:color="auto"/>
+              <w:bottom w:val="single" w:sz="4" w:space="0" w:color="auto"/>
+              <w:right w:val="single" w:sz="4" w:space="0" w:color="auto"/>
+            </w:tcBorders>
           </w:tcPr>
           <w:p>
             <w:pPr>
@@ -7094,12 +9345,18 @@
       </w:tr>
       <w:tr>
         <w:trPr>
-          <w:trHeight w:val="320" w:hRule="atLeast"/>
           <w:cantSplit/>
+          <w:trHeight w:val="58"/>
         </w:trPr>
         <w:tc>
           <w:tcPr>
             <w:tcW w:w="1165" w:type="dxa"/>
+            <w:tcBorders>
+              <w:top w:val="single" w:sz="4" w:space="0" w:color="auto"/>
+              <w:left w:val="single" w:sz="4" w:space="0" w:color="auto"/>
+              <w:bottom w:val="single" w:sz="4" w:space="0" w:color="auto"/>
+              <w:right w:val="single" w:sz="4" w:space="0" w:color="auto"/>
+            </w:tcBorders>
           </w:tcPr>
           <w:p>
             <w:pPr>
@@ -7114,6 +9371,12 @@
         <w:tc>
           <w:tcPr>
             <w:tcW w:w="2765" w:type="dxa"/>
+            <w:tcBorders>
+              <w:top w:val="single" w:sz="4" w:space="0" w:color="auto"/>
+              <w:left w:val="single" w:sz="4" w:space="0" w:color="auto"/>
+              <w:bottom w:val="single" w:sz="4" w:space="0" w:color="auto"/>
+              <w:right w:val="single" w:sz="4" w:space="0" w:color="auto"/>
+            </w:tcBorders>
           </w:tcPr>
           <w:p>
             <w:pPr>
@@ -7128,6 +9391,12 @@
         <w:tc>
           <w:tcPr>
             <w:tcW w:w="565" w:type="dxa"/>
+            <w:tcBorders>
+              <w:top w:val="single" w:sz="4" w:space="0" w:color="auto"/>
+              <w:left w:val="single" w:sz="4" w:space="0" w:color="auto"/>
+              <w:bottom w:val="single" w:sz="4" w:space="0" w:color="auto"/>
+              <w:right w:val="single" w:sz="4" w:space="0" w:color="auto"/>
+            </w:tcBorders>
           </w:tcPr>
           <w:p>
             <w:pPr>
@@ -7143,6 +9412,12 @@
         <w:tc>
           <w:tcPr>
             <w:tcW w:w="630" w:type="dxa"/>
+            <w:tcBorders>
+              <w:top w:val="single" w:sz="4" w:space="0" w:color="auto"/>
+              <w:left w:val="single" w:sz="4" w:space="0" w:color="auto"/>
+              <w:bottom w:val="single" w:sz="4" w:space="0" w:color="auto"/>
+              <w:right w:val="single" w:sz="4" w:space="0" w:color="auto"/>
+            </w:tcBorders>
           </w:tcPr>
           <w:p>
             <w:pPr>
@@ -7157,6 +9432,12 @@
         <w:tc>
           <w:tcPr>
             <w:tcW w:w="2390" w:type="dxa"/>
+            <w:tcBorders>
+              <w:top w:val="single" w:sz="4" w:space="0" w:color="auto"/>
+              <w:left w:val="single" w:sz="4" w:space="0" w:color="auto"/>
+              <w:bottom w:val="single" w:sz="4" w:space="0" w:color="auto"/>
+              <w:right w:val="single" w:sz="4" w:space="0" w:color="auto"/>
+            </w:tcBorders>
           </w:tcPr>
           <w:p>
             <w:pPr>
@@ -7171,6 +9452,12 @@
         <w:tc>
           <w:tcPr>
             <w:tcW w:w="1504" w:type="dxa"/>
+            <w:tcBorders>
+              <w:top w:val="single" w:sz="4" w:space="0" w:color="auto"/>
+              <w:left w:val="single" w:sz="4" w:space="0" w:color="auto"/>
+              <w:bottom w:val="single" w:sz="4" w:space="0" w:color="auto"/>
+              <w:right w:val="single" w:sz="4" w:space="0" w:color="auto"/>
+            </w:tcBorders>
           </w:tcPr>
           <w:p>
             <w:pPr>
@@ -7185,12 +9472,18 @@
       </w:tr>
       <w:tr>
         <w:trPr>
-          <w:trHeight w:val="320" w:hRule="atLeast"/>
           <w:cantSplit/>
+          <w:trHeight w:val="58"/>
         </w:trPr>
         <w:tc>
           <w:tcPr>
             <w:tcW w:w="1165" w:type="dxa"/>
+            <w:tcBorders>
+              <w:top w:val="single" w:sz="4" w:space="0" w:color="auto"/>
+              <w:left w:val="single" w:sz="4" w:space="0" w:color="auto"/>
+              <w:bottom w:val="single" w:sz="4" w:space="0" w:color="auto"/>
+              <w:right w:val="single" w:sz="4" w:space="0" w:color="auto"/>
+            </w:tcBorders>
           </w:tcPr>
           <w:p>
             <w:pPr>
@@ -7205,6 +9498,12 @@
         <w:tc>
           <w:tcPr>
             <w:tcW w:w="2765" w:type="dxa"/>
+            <w:tcBorders>
+              <w:top w:val="single" w:sz="4" w:space="0" w:color="auto"/>
+              <w:left w:val="single" w:sz="4" w:space="0" w:color="auto"/>
+              <w:bottom w:val="single" w:sz="4" w:space="0" w:color="auto"/>
+              <w:right w:val="single" w:sz="4" w:space="0" w:color="auto"/>
+            </w:tcBorders>
           </w:tcPr>
           <w:p>
             <w:pPr>
@@ -7219,6 +9518,12 @@
         <w:tc>
           <w:tcPr>
             <w:tcW w:w="565" w:type="dxa"/>
+            <w:tcBorders>
+              <w:top w:val="single" w:sz="4" w:space="0" w:color="auto"/>
+              <w:left w:val="single" w:sz="4" w:space="0" w:color="auto"/>
+              <w:bottom w:val="single" w:sz="4" w:space="0" w:color="auto"/>
+              <w:right w:val="single" w:sz="4" w:space="0" w:color="auto"/>
+            </w:tcBorders>
           </w:tcPr>
           <w:p>
             <w:pPr>
@@ -7234,6 +9539,12 @@
         <w:tc>
           <w:tcPr>
             <w:tcW w:w="630" w:type="dxa"/>
+            <w:tcBorders>
+              <w:top w:val="single" w:sz="4" w:space="0" w:color="auto"/>
+              <w:left w:val="single" w:sz="4" w:space="0" w:color="auto"/>
+              <w:bottom w:val="single" w:sz="4" w:space="0" w:color="auto"/>
+              <w:right w:val="single" w:sz="4" w:space="0" w:color="auto"/>
+            </w:tcBorders>
           </w:tcPr>
           <w:p>
             <w:pPr>
@@ -7248,6 +9559,12 @@
         <w:tc>
           <w:tcPr>
             <w:tcW w:w="2390" w:type="dxa"/>
+            <w:tcBorders>
+              <w:top w:val="single" w:sz="4" w:space="0" w:color="auto"/>
+              <w:left w:val="single" w:sz="4" w:space="0" w:color="auto"/>
+              <w:bottom w:val="single" w:sz="4" w:space="0" w:color="auto"/>
+              <w:right w:val="single" w:sz="4" w:space="0" w:color="auto"/>
+            </w:tcBorders>
           </w:tcPr>
           <w:p>
             <w:pPr>
@@ -7262,6 +9579,12 @@
         <w:tc>
           <w:tcPr>
             <w:tcW w:w="1504" w:type="dxa"/>
+            <w:tcBorders>
+              <w:top w:val="single" w:sz="4" w:space="0" w:color="auto"/>
+              <w:left w:val="single" w:sz="4" w:space="0" w:color="auto"/>
+              <w:bottom w:val="single" w:sz="4" w:space="0" w:color="auto"/>
+              <w:right w:val="single" w:sz="4" w:space="0" w:color="auto"/>
+            </w:tcBorders>
           </w:tcPr>
           <w:p>
             <w:pPr>
@@ -7276,12 +9599,18 @@
       </w:tr>
       <w:tr>
         <w:trPr>
-          <w:trHeight w:val="320" w:hRule="atLeast"/>
           <w:cantSplit/>
+          <w:trHeight w:val="58"/>
         </w:trPr>
         <w:tc>
           <w:tcPr>
             <w:tcW w:w="1165" w:type="dxa"/>
+            <w:tcBorders>
+              <w:top w:val="single" w:sz="4" w:space="0" w:color="auto"/>
+              <w:left w:val="single" w:sz="4" w:space="0" w:color="auto"/>
+              <w:bottom w:val="single" w:sz="4" w:space="0" w:color="auto"/>
+              <w:right w:val="single" w:sz="4" w:space="0" w:color="auto"/>
+            </w:tcBorders>
           </w:tcPr>
           <w:p>
             <w:pPr>
@@ -7296,6 +9625,12 @@
         <w:tc>
           <w:tcPr>
             <w:tcW w:w="2765" w:type="dxa"/>
+            <w:tcBorders>
+              <w:top w:val="single" w:sz="4" w:space="0" w:color="auto"/>
+              <w:left w:val="single" w:sz="4" w:space="0" w:color="auto"/>
+              <w:bottom w:val="single" w:sz="4" w:space="0" w:color="auto"/>
+              <w:right w:val="single" w:sz="4" w:space="0" w:color="auto"/>
+            </w:tcBorders>
           </w:tcPr>
           <w:p>
             <w:pPr>
@@ -7310,6 +9645,12 @@
         <w:tc>
           <w:tcPr>
             <w:tcW w:w="565" w:type="dxa"/>
+            <w:tcBorders>
+              <w:top w:val="single" w:sz="4" w:space="0" w:color="auto"/>
+              <w:left w:val="single" w:sz="4" w:space="0" w:color="auto"/>
+              <w:bottom w:val="single" w:sz="4" w:space="0" w:color="auto"/>
+              <w:right w:val="single" w:sz="4" w:space="0" w:color="auto"/>
+            </w:tcBorders>
           </w:tcPr>
           <w:p>
             <w:pPr>
@@ -7325,6 +9666,12 @@
         <w:tc>
           <w:tcPr>
             <w:tcW w:w="630" w:type="dxa"/>
+            <w:tcBorders>
+              <w:top w:val="single" w:sz="4" w:space="0" w:color="auto"/>
+              <w:left w:val="single" w:sz="4" w:space="0" w:color="auto"/>
+              <w:bottom w:val="single" w:sz="4" w:space="0" w:color="auto"/>
+              <w:right w:val="single" w:sz="4" w:space="0" w:color="auto"/>
+            </w:tcBorders>
           </w:tcPr>
           <w:p>
             <w:pPr>
@@ -7339,6 +9686,12 @@
         <w:tc>
           <w:tcPr>
             <w:tcW w:w="2390" w:type="dxa"/>
+            <w:tcBorders>
+              <w:top w:val="single" w:sz="4" w:space="0" w:color="auto"/>
+              <w:left w:val="single" w:sz="4" w:space="0" w:color="auto"/>
+              <w:bottom w:val="single" w:sz="4" w:space="0" w:color="auto"/>
+              <w:right w:val="single" w:sz="4" w:space="0" w:color="auto"/>
+            </w:tcBorders>
           </w:tcPr>
           <w:p>
             <w:pPr>
@@ -7353,6 +9706,12 @@
         <w:tc>
           <w:tcPr>
             <w:tcW w:w="1504" w:type="dxa"/>
+            <w:tcBorders>
+              <w:top w:val="single" w:sz="4" w:space="0" w:color="auto"/>
+              <w:left w:val="single" w:sz="4" w:space="0" w:color="auto"/>
+              <w:bottom w:val="single" w:sz="4" w:space="0" w:color="auto"/>
+              <w:right w:val="single" w:sz="4" w:space="0" w:color="auto"/>
+            </w:tcBorders>
           </w:tcPr>
           <w:p>
             <w:pPr>
@@ -7367,12 +9726,18 @@
       </w:tr>
       <w:tr>
         <w:trPr>
-          <w:trHeight w:val="320" w:hRule="atLeast"/>
           <w:cantSplit/>
+          <w:trHeight w:val="58"/>
         </w:trPr>
         <w:tc>
           <w:tcPr>
             <w:tcW w:w="1165" w:type="dxa"/>
+            <w:tcBorders>
+              <w:top w:val="single" w:sz="4" w:space="0" w:color="auto"/>
+              <w:left w:val="single" w:sz="4" w:space="0" w:color="auto"/>
+              <w:bottom w:val="single" w:sz="4" w:space="0" w:color="auto"/>
+              <w:right w:val="single" w:sz="4" w:space="0" w:color="auto"/>
+            </w:tcBorders>
           </w:tcPr>
           <w:p>
             <w:pPr>
@@ -7387,6 +9752,12 @@
         <w:tc>
           <w:tcPr>
             <w:tcW w:w="2765" w:type="dxa"/>
+            <w:tcBorders>
+              <w:top w:val="single" w:sz="4" w:space="0" w:color="auto"/>
+              <w:left w:val="single" w:sz="4" w:space="0" w:color="auto"/>
+              <w:bottom w:val="single" w:sz="4" w:space="0" w:color="auto"/>
+              <w:right w:val="single" w:sz="4" w:space="0" w:color="auto"/>
+            </w:tcBorders>
           </w:tcPr>
           <w:p>
             <w:pPr>
@@ -7401,6 +9772,12 @@
         <w:tc>
           <w:tcPr>
             <w:tcW w:w="565" w:type="dxa"/>
+            <w:tcBorders>
+              <w:top w:val="single" w:sz="4" w:space="0" w:color="auto"/>
+              <w:left w:val="single" w:sz="4" w:space="0" w:color="auto"/>
+              <w:bottom w:val="single" w:sz="4" w:space="0" w:color="auto"/>
+              <w:right w:val="single" w:sz="4" w:space="0" w:color="auto"/>
+            </w:tcBorders>
           </w:tcPr>
           <w:p>
             <w:pPr>
@@ -7416,6 +9793,12 @@
         <w:tc>
           <w:tcPr>
             <w:tcW w:w="630" w:type="dxa"/>
+            <w:tcBorders>
+              <w:top w:val="single" w:sz="4" w:space="0" w:color="auto"/>
+              <w:left w:val="single" w:sz="4" w:space="0" w:color="auto"/>
+              <w:bottom w:val="single" w:sz="4" w:space="0" w:color="auto"/>
+              <w:right w:val="single" w:sz="4" w:space="0" w:color="auto"/>
+            </w:tcBorders>
           </w:tcPr>
           <w:p>
             <w:pPr>
@@ -7430,6 +9813,12 @@
         <w:tc>
           <w:tcPr>
             <w:tcW w:w="2390" w:type="dxa"/>
+            <w:tcBorders>
+              <w:top w:val="single" w:sz="4" w:space="0" w:color="auto"/>
+              <w:left w:val="single" w:sz="4" w:space="0" w:color="auto"/>
+              <w:bottom w:val="single" w:sz="4" w:space="0" w:color="auto"/>
+              <w:right w:val="single" w:sz="4" w:space="0" w:color="auto"/>
+            </w:tcBorders>
           </w:tcPr>
           <w:p>
             <w:pPr>
@@ -7444,6 +9833,12 @@
         <w:tc>
           <w:tcPr>
             <w:tcW w:w="1504" w:type="dxa"/>
+            <w:tcBorders>
+              <w:top w:val="single" w:sz="4" w:space="0" w:color="auto"/>
+              <w:left w:val="single" w:sz="4" w:space="0" w:color="auto"/>
+              <w:bottom w:val="single" w:sz="4" w:space="0" w:color="auto"/>
+              <w:right w:val="single" w:sz="4" w:space="0" w:color="auto"/>
+            </w:tcBorders>
           </w:tcPr>
           <w:p>
             <w:pPr>
@@ -7458,12 +9853,18 @@
       </w:tr>
       <w:tr>
         <w:trPr>
-          <w:trHeight w:val="320" w:hRule="atLeast"/>
           <w:cantSplit/>
+          <w:trHeight w:val="58"/>
         </w:trPr>
         <w:tc>
           <w:tcPr>
             <w:tcW w:w="1165" w:type="dxa"/>
+            <w:tcBorders>
+              <w:top w:val="single" w:sz="4" w:space="0" w:color="auto"/>
+              <w:left w:val="single" w:sz="4" w:space="0" w:color="auto"/>
+              <w:bottom w:val="single" w:sz="4" w:space="0" w:color="auto"/>
+              <w:right w:val="single" w:sz="4" w:space="0" w:color="auto"/>
+            </w:tcBorders>
           </w:tcPr>
           <w:p>
             <w:pPr>
@@ -7478,6 +9879,12 @@
         <w:tc>
           <w:tcPr>
             <w:tcW w:w="2765" w:type="dxa"/>
+            <w:tcBorders>
+              <w:top w:val="single" w:sz="4" w:space="0" w:color="auto"/>
+              <w:left w:val="single" w:sz="4" w:space="0" w:color="auto"/>
+              <w:bottom w:val="single" w:sz="4" w:space="0" w:color="auto"/>
+              <w:right w:val="single" w:sz="4" w:space="0" w:color="auto"/>
+            </w:tcBorders>
           </w:tcPr>
           <w:p>
             <w:pPr>
@@ -7492,6 +9899,12 @@
         <w:tc>
           <w:tcPr>
             <w:tcW w:w="565" w:type="dxa"/>
+            <w:tcBorders>
+              <w:top w:val="single" w:sz="4" w:space="0" w:color="auto"/>
+              <w:left w:val="single" w:sz="4" w:space="0" w:color="auto"/>
+              <w:bottom w:val="single" w:sz="4" w:space="0" w:color="auto"/>
+              <w:right w:val="single" w:sz="4" w:space="0" w:color="auto"/>
+            </w:tcBorders>
           </w:tcPr>
           <w:p>
             <w:pPr>
@@ -7507,6 +9920,12 @@
         <w:tc>
           <w:tcPr>
             <w:tcW w:w="630" w:type="dxa"/>
+            <w:tcBorders>
+              <w:top w:val="single" w:sz="4" w:space="0" w:color="auto"/>
+              <w:left w:val="single" w:sz="4" w:space="0" w:color="auto"/>
+              <w:bottom w:val="single" w:sz="4" w:space="0" w:color="auto"/>
+              <w:right w:val="single" w:sz="4" w:space="0" w:color="auto"/>
+            </w:tcBorders>
           </w:tcPr>
           <w:p>
             <w:pPr>
@@ -7521,6 +9940,12 @@
         <w:tc>
           <w:tcPr>
             <w:tcW w:w="2390" w:type="dxa"/>
+            <w:tcBorders>
+              <w:top w:val="single" w:sz="4" w:space="0" w:color="auto"/>
+              <w:left w:val="single" w:sz="4" w:space="0" w:color="auto"/>
+              <w:bottom w:val="single" w:sz="4" w:space="0" w:color="auto"/>
+              <w:right w:val="single" w:sz="4" w:space="0" w:color="auto"/>
+            </w:tcBorders>
           </w:tcPr>
           <w:p>
             <w:pPr>
@@ -7535,6 +9960,12 @@
         <w:tc>
           <w:tcPr>
             <w:tcW w:w="1504" w:type="dxa"/>
+            <w:tcBorders>
+              <w:top w:val="single" w:sz="4" w:space="0" w:color="auto"/>
+              <w:left w:val="single" w:sz="4" w:space="0" w:color="auto"/>
+              <w:bottom w:val="single" w:sz="4" w:space="0" w:color="auto"/>
+              <w:right w:val="single" w:sz="4" w:space="0" w:color="auto"/>
+            </w:tcBorders>
           </w:tcPr>
           <w:p>
             <w:pPr>
@@ -7549,12 +9980,18 @@
       </w:tr>
       <w:tr>
         <w:trPr>
-          <w:trHeight w:val="320" w:hRule="atLeast"/>
           <w:cantSplit/>
+          <w:trHeight w:val="58"/>
         </w:trPr>
         <w:tc>
           <w:tcPr>
             <w:tcW w:w="1165" w:type="dxa"/>
+            <w:tcBorders>
+              <w:top w:val="single" w:sz="4" w:space="0" w:color="auto"/>
+              <w:left w:val="single" w:sz="4" w:space="0" w:color="auto"/>
+              <w:bottom w:val="single" w:sz="4" w:space="0" w:color="auto"/>
+              <w:right w:val="single" w:sz="4" w:space="0" w:color="auto"/>
+            </w:tcBorders>
           </w:tcPr>
           <w:p>
             <w:pPr>
@@ -7569,6 +10006,12 @@
         <w:tc>
           <w:tcPr>
             <w:tcW w:w="2765" w:type="dxa"/>
+            <w:tcBorders>
+              <w:top w:val="single" w:sz="4" w:space="0" w:color="auto"/>
+              <w:left w:val="single" w:sz="4" w:space="0" w:color="auto"/>
+              <w:bottom w:val="single" w:sz="4" w:space="0" w:color="auto"/>
+              <w:right w:val="single" w:sz="4" w:space="0" w:color="auto"/>
+            </w:tcBorders>
           </w:tcPr>
           <w:p>
             <w:pPr>
@@ -7583,6 +10026,12 @@
         <w:tc>
           <w:tcPr>
             <w:tcW w:w="565" w:type="dxa"/>
+            <w:tcBorders>
+              <w:top w:val="single" w:sz="4" w:space="0" w:color="auto"/>
+              <w:left w:val="single" w:sz="4" w:space="0" w:color="auto"/>
+              <w:bottom w:val="single" w:sz="4" w:space="0" w:color="auto"/>
+              <w:right w:val="single" w:sz="4" w:space="0" w:color="auto"/>
+            </w:tcBorders>
           </w:tcPr>
           <w:p>
             <w:pPr>
@@ -7598,6 +10047,12 @@
         <w:tc>
           <w:tcPr>
             <w:tcW w:w="630" w:type="dxa"/>
+            <w:tcBorders>
+              <w:top w:val="single" w:sz="4" w:space="0" w:color="auto"/>
+              <w:left w:val="single" w:sz="4" w:space="0" w:color="auto"/>
+              <w:bottom w:val="single" w:sz="4" w:space="0" w:color="auto"/>
+              <w:right w:val="single" w:sz="4" w:space="0" w:color="auto"/>
+            </w:tcBorders>
           </w:tcPr>
           <w:p>
             <w:pPr>
@@ -7612,6 +10067,12 @@
         <w:tc>
           <w:tcPr>
             <w:tcW w:w="2390" w:type="dxa"/>
+            <w:tcBorders>
+              <w:top w:val="single" w:sz="4" w:space="0" w:color="auto"/>
+              <w:left w:val="single" w:sz="4" w:space="0" w:color="auto"/>
+              <w:bottom w:val="single" w:sz="4" w:space="0" w:color="auto"/>
+              <w:right w:val="single" w:sz="4" w:space="0" w:color="auto"/>
+            </w:tcBorders>
           </w:tcPr>
           <w:p>
             <w:pPr>
@@ -7626,6 +10087,12 @@
         <w:tc>
           <w:tcPr>
             <w:tcW w:w="1504" w:type="dxa"/>
+            <w:tcBorders>
+              <w:top w:val="single" w:sz="4" w:space="0" w:color="auto"/>
+              <w:left w:val="single" w:sz="4" w:space="0" w:color="auto"/>
+              <w:bottom w:val="single" w:sz="4" w:space="0" w:color="auto"/>
+              <w:right w:val="single" w:sz="4" w:space="0" w:color="auto"/>
+            </w:tcBorders>
           </w:tcPr>
           <w:p>
             <w:pPr>
@@ -7640,12 +10107,18 @@
       </w:tr>
       <w:tr>
         <w:trPr>
-          <w:trHeight w:val="320" w:hRule="atLeast"/>
           <w:cantSplit/>
+          <w:trHeight w:val="58"/>
         </w:trPr>
         <w:tc>
           <w:tcPr>
             <w:tcW w:w="1165" w:type="dxa"/>
+            <w:tcBorders>
+              <w:top w:val="single" w:sz="4" w:space="0" w:color="auto"/>
+              <w:left w:val="single" w:sz="4" w:space="0" w:color="auto"/>
+              <w:bottom w:val="single" w:sz="4" w:space="0" w:color="auto"/>
+              <w:right w:val="single" w:sz="4" w:space="0" w:color="auto"/>
+            </w:tcBorders>
           </w:tcPr>
           <w:p>
             <w:pPr>
@@ -7660,6 +10133,12 @@
         <w:tc>
           <w:tcPr>
             <w:tcW w:w="2765" w:type="dxa"/>
+            <w:tcBorders>
+              <w:top w:val="single" w:sz="4" w:space="0" w:color="auto"/>
+              <w:left w:val="single" w:sz="4" w:space="0" w:color="auto"/>
+              <w:bottom w:val="single" w:sz="4" w:space="0" w:color="auto"/>
+              <w:right w:val="single" w:sz="4" w:space="0" w:color="auto"/>
+            </w:tcBorders>
           </w:tcPr>
           <w:p>
             <w:pPr>
@@ -7674,6 +10153,12 @@
         <w:tc>
           <w:tcPr>
             <w:tcW w:w="565" w:type="dxa"/>
+            <w:tcBorders>
+              <w:top w:val="single" w:sz="4" w:space="0" w:color="auto"/>
+              <w:left w:val="single" w:sz="4" w:space="0" w:color="auto"/>
+              <w:bottom w:val="single" w:sz="4" w:space="0" w:color="auto"/>
+              <w:right w:val="single" w:sz="4" w:space="0" w:color="auto"/>
+            </w:tcBorders>
           </w:tcPr>
           <w:p>
             <w:pPr>
@@ -7689,6 +10174,12 @@
         <w:tc>
           <w:tcPr>
             <w:tcW w:w="630" w:type="dxa"/>
+            <w:tcBorders>
+              <w:top w:val="single" w:sz="4" w:space="0" w:color="auto"/>
+              <w:left w:val="single" w:sz="4" w:space="0" w:color="auto"/>
+              <w:bottom w:val="single" w:sz="4" w:space="0" w:color="auto"/>
+              <w:right w:val="single" w:sz="4" w:space="0" w:color="auto"/>
+            </w:tcBorders>
           </w:tcPr>
           <w:p>
             <w:pPr>
@@ -7703,6 +10194,12 @@
         <w:tc>
           <w:tcPr>
             <w:tcW w:w="2390" w:type="dxa"/>
+            <w:tcBorders>
+              <w:top w:val="single" w:sz="4" w:space="0" w:color="auto"/>
+              <w:left w:val="single" w:sz="4" w:space="0" w:color="auto"/>
+              <w:bottom w:val="single" w:sz="4" w:space="0" w:color="auto"/>
+              <w:right w:val="single" w:sz="4" w:space="0" w:color="auto"/>
+            </w:tcBorders>
           </w:tcPr>
           <w:p>
             <w:pPr>
@@ -7717,6 +10214,12 @@
         <w:tc>
           <w:tcPr>
             <w:tcW w:w="1504" w:type="dxa"/>
+            <w:tcBorders>
+              <w:top w:val="single" w:sz="4" w:space="0" w:color="auto"/>
+              <w:left w:val="single" w:sz="4" w:space="0" w:color="auto"/>
+              <w:bottom w:val="single" w:sz="4" w:space="0" w:color="auto"/>
+              <w:right w:val="single" w:sz="4" w:space="0" w:color="auto"/>
+            </w:tcBorders>
           </w:tcPr>
           <w:p>
             <w:pPr>
@@ -7731,12 +10234,18 @@
       </w:tr>
       <w:tr>
         <w:trPr>
-          <w:trHeight w:val="320" w:hRule="atLeast"/>
           <w:cantSplit/>
+          <w:trHeight w:val="58"/>
         </w:trPr>
         <w:tc>
           <w:tcPr>
             <w:tcW w:w="1165" w:type="dxa"/>
+            <w:tcBorders>
+              <w:top w:val="single" w:sz="4" w:space="0" w:color="auto"/>
+              <w:left w:val="single" w:sz="4" w:space="0" w:color="auto"/>
+              <w:bottom w:val="single" w:sz="4" w:space="0" w:color="auto"/>
+              <w:right w:val="single" w:sz="4" w:space="0" w:color="auto"/>
+            </w:tcBorders>
           </w:tcPr>
           <w:p>
             <w:pPr>
@@ -7751,6 +10260,12 @@
         <w:tc>
           <w:tcPr>
             <w:tcW w:w="2765" w:type="dxa"/>
+            <w:tcBorders>
+              <w:top w:val="single" w:sz="4" w:space="0" w:color="auto"/>
+              <w:left w:val="single" w:sz="4" w:space="0" w:color="auto"/>
+              <w:bottom w:val="single" w:sz="4" w:space="0" w:color="auto"/>
+              <w:right w:val="single" w:sz="4" w:space="0" w:color="auto"/>
+            </w:tcBorders>
           </w:tcPr>
           <w:p>
             <w:pPr>
@@ -7765,6 +10280,12 @@
         <w:tc>
           <w:tcPr>
             <w:tcW w:w="565" w:type="dxa"/>
+            <w:tcBorders>
+              <w:top w:val="single" w:sz="4" w:space="0" w:color="auto"/>
+              <w:left w:val="single" w:sz="4" w:space="0" w:color="auto"/>
+              <w:bottom w:val="single" w:sz="4" w:space="0" w:color="auto"/>
+              <w:right w:val="single" w:sz="4" w:space="0" w:color="auto"/>
+            </w:tcBorders>
           </w:tcPr>
           <w:p>
             <w:pPr>
@@ -7780,6 +10301,12 @@
         <w:tc>
           <w:tcPr>
             <w:tcW w:w="630" w:type="dxa"/>
+            <w:tcBorders>
+              <w:top w:val="single" w:sz="4" w:space="0" w:color="auto"/>
+              <w:left w:val="single" w:sz="4" w:space="0" w:color="auto"/>
+              <w:bottom w:val="single" w:sz="4" w:space="0" w:color="auto"/>
+              <w:right w:val="single" w:sz="4" w:space="0" w:color="auto"/>
+            </w:tcBorders>
           </w:tcPr>
           <w:p>
             <w:pPr>
@@ -7794,6 +10321,12 @@
         <w:tc>
           <w:tcPr>
             <w:tcW w:w="2390" w:type="dxa"/>
+            <w:tcBorders>
+              <w:top w:val="single" w:sz="4" w:space="0" w:color="auto"/>
+              <w:left w:val="single" w:sz="4" w:space="0" w:color="auto"/>
+              <w:bottom w:val="single" w:sz="4" w:space="0" w:color="auto"/>
+              <w:right w:val="single" w:sz="4" w:space="0" w:color="auto"/>
+            </w:tcBorders>
           </w:tcPr>
           <w:p>
             <w:pPr>
@@ -7808,6 +10341,12 @@
         <w:tc>
           <w:tcPr>
             <w:tcW w:w="1504" w:type="dxa"/>
+            <w:tcBorders>
+              <w:top w:val="single" w:sz="4" w:space="0" w:color="auto"/>
+              <w:left w:val="single" w:sz="4" w:space="0" w:color="auto"/>
+              <w:bottom w:val="single" w:sz="4" w:space="0" w:color="auto"/>
+              <w:right w:val="single" w:sz="4" w:space="0" w:color="auto"/>
+            </w:tcBorders>
           </w:tcPr>
           <w:p>
             <w:pPr>
@@ -7822,12 +10361,18 @@
       </w:tr>
       <w:tr>
         <w:trPr>
-          <w:trHeight w:val="320" w:hRule="atLeast"/>
           <w:cantSplit/>
+          <w:trHeight w:val="58"/>
         </w:trPr>
         <w:tc>
           <w:tcPr>
             <w:tcW w:w="1165" w:type="dxa"/>
+            <w:tcBorders>
+              <w:top w:val="single" w:sz="4" w:space="0" w:color="auto"/>
+              <w:left w:val="single" w:sz="4" w:space="0" w:color="auto"/>
+              <w:bottom w:val="single" w:sz="4" w:space="0" w:color="auto"/>
+              <w:right w:val="single" w:sz="4" w:space="0" w:color="auto"/>
+            </w:tcBorders>
           </w:tcPr>
           <w:p>
             <w:pPr>
@@ -7842,6 +10387,12 @@
         <w:tc>
           <w:tcPr>
             <w:tcW w:w="2765" w:type="dxa"/>
+            <w:tcBorders>
+              <w:top w:val="single" w:sz="4" w:space="0" w:color="auto"/>
+              <w:left w:val="single" w:sz="4" w:space="0" w:color="auto"/>
+              <w:bottom w:val="single" w:sz="4" w:space="0" w:color="auto"/>
+              <w:right w:val="single" w:sz="4" w:space="0" w:color="auto"/>
+            </w:tcBorders>
           </w:tcPr>
           <w:p>
             <w:pPr>
@@ -7856,6 +10407,12 @@
         <w:tc>
           <w:tcPr>
             <w:tcW w:w="565" w:type="dxa"/>
+            <w:tcBorders>
+              <w:top w:val="single" w:sz="4" w:space="0" w:color="auto"/>
+              <w:left w:val="single" w:sz="4" w:space="0" w:color="auto"/>
+              <w:bottom w:val="single" w:sz="4" w:space="0" w:color="auto"/>
+              <w:right w:val="single" w:sz="4" w:space="0" w:color="auto"/>
+            </w:tcBorders>
           </w:tcPr>
           <w:p>
             <w:pPr>
@@ -7871,6 +10428,12 @@
         <w:tc>
           <w:tcPr>
             <w:tcW w:w="630" w:type="dxa"/>
+            <w:tcBorders>
+              <w:top w:val="single" w:sz="4" w:space="0" w:color="auto"/>
+              <w:left w:val="single" w:sz="4" w:space="0" w:color="auto"/>
+              <w:bottom w:val="single" w:sz="4" w:space="0" w:color="auto"/>
+              <w:right w:val="single" w:sz="4" w:space="0" w:color="auto"/>
+            </w:tcBorders>
           </w:tcPr>
           <w:p>
             <w:pPr>
@@ -7885,6 +10448,12 @@
         <w:tc>
           <w:tcPr>
             <w:tcW w:w="2390" w:type="dxa"/>
+            <w:tcBorders>
+              <w:top w:val="single" w:sz="4" w:space="0" w:color="auto"/>
+              <w:left w:val="single" w:sz="4" w:space="0" w:color="auto"/>
+              <w:bottom w:val="single" w:sz="4" w:space="0" w:color="auto"/>
+              <w:right w:val="single" w:sz="4" w:space="0" w:color="auto"/>
+            </w:tcBorders>
           </w:tcPr>
           <w:p>
             <w:pPr>
@@ -7899,6 +10468,12 @@
         <w:tc>
           <w:tcPr>
             <w:tcW w:w="1504" w:type="dxa"/>
+            <w:tcBorders>
+              <w:top w:val="single" w:sz="4" w:space="0" w:color="auto"/>
+              <w:left w:val="single" w:sz="4" w:space="0" w:color="auto"/>
+              <w:bottom w:val="single" w:sz="4" w:space="0" w:color="auto"/>
+              <w:right w:val="single" w:sz="4" w:space="0" w:color="auto"/>
+            </w:tcBorders>
           </w:tcPr>
           <w:p>
             <w:pPr>
@@ -7913,12 +10488,18 @@
       </w:tr>
       <w:tr>
         <w:trPr>
-          <w:trHeight w:val="320" w:hRule="atLeast"/>
           <w:cantSplit/>
+          <w:trHeight w:val="58"/>
         </w:trPr>
         <w:tc>
           <w:tcPr>
             <w:tcW w:w="1165" w:type="dxa"/>
+            <w:tcBorders>
+              <w:top w:val="single" w:sz="4" w:space="0" w:color="auto"/>
+              <w:left w:val="single" w:sz="4" w:space="0" w:color="auto"/>
+              <w:bottom w:val="single" w:sz="4" w:space="0" w:color="auto"/>
+              <w:right w:val="single" w:sz="4" w:space="0" w:color="auto"/>
+            </w:tcBorders>
           </w:tcPr>
           <w:p>
             <w:pPr>
@@ -7932,6 +10513,13 @@
         <w:tc>
           <w:tcPr>
             <w:tcW w:w="2765" w:type="dxa"/>
+            <w:tcBorders>
+              <w:top w:val="single" w:sz="4" w:space="0" w:color="auto"/>
+              <w:left w:val="single" w:sz="4" w:space="0" w:color="auto"/>
+              <w:bottom w:val="single" w:sz="4" w:space="0" w:color="auto"/>
+              <w:right w:val="single" w:sz="4" w:space="0" w:color="auto"/>
+            </w:tcBorders>
+            <w:hideMark/>
           </w:tcPr>
           <w:p>
             <w:pPr>
@@ -7955,6 +10543,12 @@
         <w:tc>
           <w:tcPr>
             <w:tcW w:w="565" w:type="dxa"/>
+            <w:tcBorders>
+              <w:top w:val="single" w:sz="4" w:space="0" w:color="auto"/>
+              <w:left w:val="single" w:sz="4" w:space="0" w:color="auto"/>
+              <w:bottom w:val="single" w:sz="4" w:space="0" w:color="auto"/>
+              <w:right w:val="single" w:sz="4" w:space="0" w:color="auto"/>
+            </w:tcBorders>
           </w:tcPr>
           <w:p>
             <w:pPr>
@@ -7970,6 +10564,12 @@
         <w:tc>
           <w:tcPr>
             <w:tcW w:w="630" w:type="dxa"/>
+            <w:tcBorders>
+              <w:top w:val="single" w:sz="4" w:space="0" w:color="auto"/>
+              <w:left w:val="single" w:sz="4" w:space="0" w:color="auto"/>
+              <w:bottom w:val="single" w:sz="4" w:space="0" w:color="auto"/>
+              <w:right w:val="single" w:sz="4" w:space="0" w:color="auto"/>
+            </w:tcBorders>
           </w:tcPr>
           <w:p>
             <w:pPr>
@@ -7983,6 +10583,12 @@
         <w:tc>
           <w:tcPr>
             <w:tcW w:w="2390" w:type="dxa"/>
+            <w:tcBorders>
+              <w:top w:val="single" w:sz="4" w:space="0" w:color="auto"/>
+              <w:left w:val="single" w:sz="4" w:space="0" w:color="auto"/>
+              <w:bottom w:val="single" w:sz="4" w:space="0" w:color="auto"/>
+              <w:right w:val="single" w:sz="4" w:space="0" w:color="auto"/>
+            </w:tcBorders>
           </w:tcPr>
           <w:p>
             <w:pPr>
@@ -7996,6 +10602,12 @@
         <w:tc>
           <w:tcPr>
             <w:tcW w:w="1504" w:type="dxa"/>
+            <w:tcBorders>
+              <w:top w:val="single" w:sz="4" w:space="0" w:color="auto"/>
+              <w:left w:val="single" w:sz="4" w:space="0" w:color="auto"/>
+              <w:bottom w:val="single" w:sz="4" w:space="0" w:color="auto"/>
+              <w:right w:val="single" w:sz="4" w:space="0" w:color="auto"/>
+            </w:tcBorders>
           </w:tcPr>
           <w:p>
             <w:pPr>
@@ -8054,15 +10666,12 @@
       </w:pPr>
       <w:r>
         <w:rPr>
-          <w:b/>
           <w:noProof/>
-          <w:sz w:val="16"/>
-          <w:lang w:eastAsia="en-PH"/>
         </w:rPr>
         <mc:AlternateContent>
           <mc:Choice Requires="wps">
             <w:drawing>
-              <wp:anchor distT="0" distB="0" distL="114300" distR="114300" simplePos="0" relativeHeight="251666432" behindDoc="0" locked="0" layoutInCell="1" allowOverlap="1" wp14:anchorId="41D1B918" wp14:editId="25B6ADDB">
+              <wp:anchor distT="0" distB="0" distL="114300" distR="114300" simplePos="0" relativeHeight="251667456" behindDoc="0" locked="0" layoutInCell="1" allowOverlap="1" wp14:anchorId="4D0453DE" wp14:editId="687297D3">
                 <wp:simplePos x="0" y="0"/>
                 <wp:positionH relativeFrom="column">
                   <wp:posOffset>6985</wp:posOffset>
@@ -8070,10 +10679,10 @@
                 <wp:positionV relativeFrom="paragraph">
                   <wp:posOffset>135890</wp:posOffset>
                 </wp:positionV>
-                <wp:extent cx="5726628" cy="0"/>
-                <wp:effectExtent l="0" t="0" r="26670" b="19050"/>
+                <wp:extent cx="5726430" cy="0"/>
+                <wp:effectExtent l="0" t="0" r="0" b="0"/>
                 <wp:wrapNone/>
-                <wp:docPr id="7" name="Straight Connector 7"/>
+                <wp:docPr id="13" name="Straight Connector 13"/>
                 <wp:cNvGraphicFramePr/>
                 <a:graphic xmlns:a="http://schemas.openxmlformats.org/drawingml/2006/main">
                   <a:graphicData uri="http://schemas.microsoft.com/office/word/2010/wordprocessingShape">
@@ -8082,7 +10691,7 @@
                       <wps:spPr>
                         <a:xfrm>
                           <a:off x="0" y="0"/>
-                          <a:ext cx="5726628" cy="0"/>
+                          <a:ext cx="5726430" cy="0"/>
                         </a:xfrm>
                         <a:prstGeom prst="line">
                           <a:avLst/>
@@ -8110,12 +10719,15 @@
                 <wp14:sizeRelH relativeFrom="margin">
                   <wp14:pctWidth>0</wp14:pctWidth>
                 </wp14:sizeRelH>
+                <wp14:sizeRelV relativeFrom="page">
+                  <wp14:pctHeight>0</wp14:pctHeight>
+                </wp14:sizeRelV>
               </wp:anchor>
             </w:drawing>
           </mc:Choice>
           <mc:Fallback>
             <w:pict>
-              <v:line w14:anchorId="26B1372D" id="Straight Connector 7" o:spid="_x0000_s1026" style="position:absolute;z-index:251666432;visibility:visible;mso-wrap-style:square;mso-width-percent:0;mso-wrap-distance-left:9pt;mso-wrap-distance-top:0;mso-wrap-distance-right:9pt;mso-wrap-distance-bottom:0;mso-position-horizontal:absolute;mso-position-horizontal-relative:text;mso-position-vertical:absolute;mso-position-vertical-relative:text;mso-width-percent:0;mso-width-relative:margin" from=".55pt,10.7pt" to="451.45pt,10.7pt" o:gfxdata="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" strokecolor="black [3200]">
+              <v:line w14:anchorId="44CDF297" id="Straight Connector 13" o:spid="_x0000_s1026" style="position:absolute;z-index:251667456;visibility:visible;mso-wrap-style:square;mso-width-percent:0;mso-height-percent:0;mso-wrap-distance-left:9pt;mso-wrap-distance-top:0;mso-wrap-distance-right:9pt;mso-wrap-distance-bottom:0;mso-position-horizontal:absolute;mso-position-horizontal-relative:text;mso-position-vertical:absolute;mso-position-vertical-relative:text;mso-width-percent:0;mso-height-percent:0;mso-width-relative:margin;mso-height-relative:page" from=".55pt,10.7pt" to="451.45pt,10.7pt" o:gfxdata="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" strokecolor="black [3200]">
                 <v:stroke joinstyle="miter"/>
               </v:line>
             </w:pict>
@@ -8127,14 +10739,7 @@
           <w:b/>
           <w:sz w:val="20"/>
         </w:rPr>
-        <w:t>MID</w:t>
-      </w:r>
-      <w:r>
-        <w:rPr>
-          <w:b/>
-          <w:sz w:val="20"/>
-        </w:rPr>
-        <w:t xml:space="preserve"> YEAR</w:t>
+        <w:t>MID YEAR</w:t>
       </w:r>
     </w:p>
     <w:tbl>
@@ -8154,12 +10759,19 @@
       </w:tblGrid>
       <w:tr>
         <w:trPr>
-          <w:trHeight w:val="320" w:hRule="atLeast"/>
           <w:cantSplit/>
+          <w:trHeight w:val="58"/>
         </w:trPr>
         <w:tc>
           <w:tcPr>
             <w:tcW w:w="1165" w:type="dxa"/>
+            <w:tcBorders>
+              <w:top w:val="single" w:sz="4" w:space="0" w:color="auto"/>
+              <w:left w:val="single" w:sz="4" w:space="0" w:color="auto"/>
+              <w:bottom w:val="single" w:sz="4" w:space="0" w:color="auto"/>
+              <w:right w:val="single" w:sz="4" w:space="0" w:color="auto"/>
+            </w:tcBorders>
+            <w:hideMark/>
           </w:tcPr>
           <w:p>
             <w:pPr>
@@ -8184,6 +10796,13 @@
         <w:tc>
           <w:tcPr>
             <w:tcW w:w="2765" w:type="dxa"/>
+            <w:tcBorders>
+              <w:top w:val="single" w:sz="4" w:space="0" w:color="auto"/>
+              <w:left w:val="single" w:sz="4" w:space="0" w:color="auto"/>
+              <w:bottom w:val="single" w:sz="4" w:space="0" w:color="auto"/>
+              <w:right w:val="single" w:sz="4" w:space="0" w:color="auto"/>
+            </w:tcBorders>
+            <w:hideMark/>
           </w:tcPr>
           <w:p>
             <w:pPr>
@@ -8208,6 +10827,13 @@
         <w:tc>
           <w:tcPr>
             <w:tcW w:w="565" w:type="dxa"/>
+            <w:tcBorders>
+              <w:top w:val="single" w:sz="4" w:space="0" w:color="auto"/>
+              <w:left w:val="single" w:sz="4" w:space="0" w:color="auto"/>
+              <w:bottom w:val="single" w:sz="4" w:space="0" w:color="auto"/>
+              <w:right w:val="single" w:sz="4" w:space="0" w:color="auto"/>
+            </w:tcBorders>
+            <w:hideMark/>
           </w:tcPr>
           <w:p>
             <w:pPr>
@@ -8232,6 +10858,13 @@
         <w:tc>
           <w:tcPr>
             <w:tcW w:w="630" w:type="dxa"/>
+            <w:tcBorders>
+              <w:top w:val="single" w:sz="4" w:space="0" w:color="auto"/>
+              <w:left w:val="single" w:sz="4" w:space="0" w:color="auto"/>
+              <w:bottom w:val="single" w:sz="4" w:space="0" w:color="auto"/>
+              <w:right w:val="single" w:sz="4" w:space="0" w:color="auto"/>
+            </w:tcBorders>
+            <w:hideMark/>
           </w:tcPr>
           <w:p>
             <w:pPr>
@@ -8256,6 +10889,13 @@
         <w:tc>
           <w:tcPr>
             <w:tcW w:w="2390" w:type="dxa"/>
+            <w:tcBorders>
+              <w:top w:val="single" w:sz="4" w:space="0" w:color="auto"/>
+              <w:left w:val="single" w:sz="4" w:space="0" w:color="auto"/>
+              <w:bottom w:val="single" w:sz="4" w:space="0" w:color="auto"/>
+              <w:right w:val="single" w:sz="4" w:space="0" w:color="auto"/>
+            </w:tcBorders>
+            <w:hideMark/>
           </w:tcPr>
           <w:p>
             <w:pPr>
@@ -8280,6 +10920,13 @@
         <w:tc>
           <w:tcPr>
             <w:tcW w:w="1504" w:type="dxa"/>
+            <w:tcBorders>
+              <w:top w:val="single" w:sz="4" w:space="0" w:color="auto"/>
+              <w:left w:val="single" w:sz="4" w:space="0" w:color="auto"/>
+              <w:bottom w:val="single" w:sz="4" w:space="0" w:color="auto"/>
+              <w:right w:val="single" w:sz="4" w:space="0" w:color="auto"/>
+            </w:tcBorders>
+            <w:hideMark/>
           </w:tcPr>
           <w:p>
             <w:pPr>
@@ -8304,12 +10951,18 @@
       </w:tr>
       <w:tr>
         <w:trPr>
-          <w:trHeight w:val="320" w:hRule="atLeast"/>
           <w:cantSplit/>
+          <w:trHeight w:val="58"/>
         </w:trPr>
         <w:tc>
           <w:tcPr>
             <w:tcW w:w="1165" w:type="dxa"/>
+            <w:tcBorders>
+              <w:top w:val="single" w:sz="4" w:space="0" w:color="auto"/>
+              <w:left w:val="single" w:sz="4" w:space="0" w:color="auto"/>
+              <w:bottom w:val="single" w:sz="4" w:space="0" w:color="auto"/>
+              <w:right w:val="single" w:sz="4" w:space="0" w:color="auto"/>
+            </w:tcBorders>
           </w:tcPr>
           <w:p>
             <w:pPr>
@@ -8324,6 +10977,12 @@
         <w:tc>
           <w:tcPr>
             <w:tcW w:w="2765" w:type="dxa"/>
+            <w:tcBorders>
+              <w:top w:val="single" w:sz="4" w:space="0" w:color="auto"/>
+              <w:left w:val="single" w:sz="4" w:space="0" w:color="auto"/>
+              <w:bottom w:val="single" w:sz="4" w:space="0" w:color="auto"/>
+              <w:right w:val="single" w:sz="4" w:space="0" w:color="auto"/>
+            </w:tcBorders>
           </w:tcPr>
           <w:p>
             <w:pPr>
@@ -8338,6 +10997,12 @@
         <w:tc>
           <w:tcPr>
             <w:tcW w:w="565" w:type="dxa"/>
+            <w:tcBorders>
+              <w:top w:val="single" w:sz="4" w:space="0" w:color="auto"/>
+              <w:left w:val="single" w:sz="4" w:space="0" w:color="auto"/>
+              <w:bottom w:val="single" w:sz="4" w:space="0" w:color="auto"/>
+              <w:right w:val="single" w:sz="4" w:space="0" w:color="auto"/>
+            </w:tcBorders>
           </w:tcPr>
           <w:p>
             <w:pPr>
@@ -8353,6 +11018,12 @@
         <w:tc>
           <w:tcPr>
             <w:tcW w:w="630" w:type="dxa"/>
+            <w:tcBorders>
+              <w:top w:val="single" w:sz="4" w:space="0" w:color="auto"/>
+              <w:left w:val="single" w:sz="4" w:space="0" w:color="auto"/>
+              <w:bottom w:val="single" w:sz="4" w:space="0" w:color="auto"/>
+              <w:right w:val="single" w:sz="4" w:space="0" w:color="auto"/>
+            </w:tcBorders>
           </w:tcPr>
           <w:p>
             <w:pPr>
@@ -8367,6 +11038,12 @@
         <w:tc>
           <w:tcPr>
             <w:tcW w:w="2390" w:type="dxa"/>
+            <w:tcBorders>
+              <w:top w:val="single" w:sz="4" w:space="0" w:color="auto"/>
+              <w:left w:val="single" w:sz="4" w:space="0" w:color="auto"/>
+              <w:bottom w:val="single" w:sz="4" w:space="0" w:color="auto"/>
+              <w:right w:val="single" w:sz="4" w:space="0" w:color="auto"/>
+            </w:tcBorders>
           </w:tcPr>
           <w:p>
             <w:pPr>
@@ -8381,6 +11058,12 @@
         <w:tc>
           <w:tcPr>
             <w:tcW w:w="1504" w:type="dxa"/>
+            <w:tcBorders>
+              <w:top w:val="single" w:sz="4" w:space="0" w:color="auto"/>
+              <w:left w:val="single" w:sz="4" w:space="0" w:color="auto"/>
+              <w:bottom w:val="single" w:sz="4" w:space="0" w:color="auto"/>
+              <w:right w:val="single" w:sz="4" w:space="0" w:color="auto"/>
+            </w:tcBorders>
           </w:tcPr>
           <w:p>
             <w:pPr>
@@ -8395,12 +11078,18 @@
       </w:tr>
       <w:tr>
         <w:trPr>
-          <w:trHeight w:val="320" w:hRule="atLeast"/>
           <w:cantSplit/>
+          <w:trHeight w:val="58"/>
         </w:trPr>
         <w:tc>
           <w:tcPr>
             <w:tcW w:w="1165" w:type="dxa"/>
+            <w:tcBorders>
+              <w:top w:val="single" w:sz="4" w:space="0" w:color="auto"/>
+              <w:left w:val="single" w:sz="4" w:space="0" w:color="auto"/>
+              <w:bottom w:val="single" w:sz="4" w:space="0" w:color="auto"/>
+              <w:right w:val="single" w:sz="4" w:space="0" w:color="auto"/>
+            </w:tcBorders>
           </w:tcPr>
           <w:p>
             <w:pPr>
@@ -8415,6 +11104,12 @@
         <w:tc>
           <w:tcPr>
             <w:tcW w:w="2765" w:type="dxa"/>
+            <w:tcBorders>
+              <w:top w:val="single" w:sz="4" w:space="0" w:color="auto"/>
+              <w:left w:val="single" w:sz="4" w:space="0" w:color="auto"/>
+              <w:bottom w:val="single" w:sz="4" w:space="0" w:color="auto"/>
+              <w:right w:val="single" w:sz="4" w:space="0" w:color="auto"/>
+            </w:tcBorders>
           </w:tcPr>
           <w:p>
             <w:pPr>
@@ -8429,6 +11124,12 @@
         <w:tc>
           <w:tcPr>
             <w:tcW w:w="565" w:type="dxa"/>
+            <w:tcBorders>
+              <w:top w:val="single" w:sz="4" w:space="0" w:color="auto"/>
+              <w:left w:val="single" w:sz="4" w:space="0" w:color="auto"/>
+              <w:bottom w:val="single" w:sz="4" w:space="0" w:color="auto"/>
+              <w:right w:val="single" w:sz="4" w:space="0" w:color="auto"/>
+            </w:tcBorders>
           </w:tcPr>
           <w:p>
             <w:pPr>
@@ -8444,6 +11145,12 @@
         <w:tc>
           <w:tcPr>
             <w:tcW w:w="630" w:type="dxa"/>
+            <w:tcBorders>
+              <w:top w:val="single" w:sz="4" w:space="0" w:color="auto"/>
+              <w:left w:val="single" w:sz="4" w:space="0" w:color="auto"/>
+              <w:bottom w:val="single" w:sz="4" w:space="0" w:color="auto"/>
+              <w:right w:val="single" w:sz="4" w:space="0" w:color="auto"/>
+            </w:tcBorders>
           </w:tcPr>
           <w:p>
             <w:pPr>
@@ -8458,6 +11165,12 @@
         <w:tc>
           <w:tcPr>
             <w:tcW w:w="2390" w:type="dxa"/>
+            <w:tcBorders>
+              <w:top w:val="single" w:sz="4" w:space="0" w:color="auto"/>
+              <w:left w:val="single" w:sz="4" w:space="0" w:color="auto"/>
+              <w:bottom w:val="single" w:sz="4" w:space="0" w:color="auto"/>
+              <w:right w:val="single" w:sz="4" w:space="0" w:color="auto"/>
+            </w:tcBorders>
           </w:tcPr>
           <w:p>
             <w:pPr>
@@ -8472,6 +11185,12 @@
         <w:tc>
           <w:tcPr>
             <w:tcW w:w="1504" w:type="dxa"/>
+            <w:tcBorders>
+              <w:top w:val="single" w:sz="4" w:space="0" w:color="auto"/>
+              <w:left w:val="single" w:sz="4" w:space="0" w:color="auto"/>
+              <w:bottom w:val="single" w:sz="4" w:space="0" w:color="auto"/>
+              <w:right w:val="single" w:sz="4" w:space="0" w:color="auto"/>
+            </w:tcBorders>
           </w:tcPr>
           <w:p>
             <w:pPr>
@@ -8486,12 +11205,18 @@
       </w:tr>
       <w:tr>
         <w:trPr>
-          <w:trHeight w:val="320" w:hRule="atLeast"/>
           <w:cantSplit/>
+          <w:trHeight w:val="58"/>
         </w:trPr>
         <w:tc>
           <w:tcPr>
             <w:tcW w:w="1165" w:type="dxa"/>
+            <w:tcBorders>
+              <w:top w:val="single" w:sz="4" w:space="0" w:color="auto"/>
+              <w:left w:val="single" w:sz="4" w:space="0" w:color="auto"/>
+              <w:bottom w:val="single" w:sz="4" w:space="0" w:color="auto"/>
+              <w:right w:val="single" w:sz="4" w:space="0" w:color="auto"/>
+            </w:tcBorders>
           </w:tcPr>
           <w:p>
             <w:pPr>
@@ -8506,6 +11231,12 @@
         <w:tc>
           <w:tcPr>
             <w:tcW w:w="2765" w:type="dxa"/>
+            <w:tcBorders>
+              <w:top w:val="single" w:sz="4" w:space="0" w:color="auto"/>
+              <w:left w:val="single" w:sz="4" w:space="0" w:color="auto"/>
+              <w:bottom w:val="single" w:sz="4" w:space="0" w:color="auto"/>
+              <w:right w:val="single" w:sz="4" w:space="0" w:color="auto"/>
+            </w:tcBorders>
           </w:tcPr>
           <w:p>
             <w:pPr>
@@ -8520,6 +11251,12 @@
         <w:tc>
           <w:tcPr>
             <w:tcW w:w="565" w:type="dxa"/>
+            <w:tcBorders>
+              <w:top w:val="single" w:sz="4" w:space="0" w:color="auto"/>
+              <w:left w:val="single" w:sz="4" w:space="0" w:color="auto"/>
+              <w:bottom w:val="single" w:sz="4" w:space="0" w:color="auto"/>
+              <w:right w:val="single" w:sz="4" w:space="0" w:color="auto"/>
+            </w:tcBorders>
           </w:tcPr>
           <w:p>
             <w:pPr>
@@ -8535,6 +11272,12 @@
         <w:tc>
           <w:tcPr>
             <w:tcW w:w="630" w:type="dxa"/>
+            <w:tcBorders>
+              <w:top w:val="single" w:sz="4" w:space="0" w:color="auto"/>
+              <w:left w:val="single" w:sz="4" w:space="0" w:color="auto"/>
+              <w:bottom w:val="single" w:sz="4" w:space="0" w:color="auto"/>
+              <w:right w:val="single" w:sz="4" w:space="0" w:color="auto"/>
+            </w:tcBorders>
           </w:tcPr>
           <w:p>
             <w:pPr>
@@ -8549,6 +11292,12 @@
         <w:tc>
           <w:tcPr>
             <w:tcW w:w="2390" w:type="dxa"/>
+            <w:tcBorders>
+              <w:top w:val="single" w:sz="4" w:space="0" w:color="auto"/>
+              <w:left w:val="single" w:sz="4" w:space="0" w:color="auto"/>
+              <w:bottom w:val="single" w:sz="4" w:space="0" w:color="auto"/>
+              <w:right w:val="single" w:sz="4" w:space="0" w:color="auto"/>
+            </w:tcBorders>
           </w:tcPr>
           <w:p>
             <w:pPr>
@@ -8563,6 +11312,12 @@
         <w:tc>
           <w:tcPr>
             <w:tcW w:w="1504" w:type="dxa"/>
+            <w:tcBorders>
+              <w:top w:val="single" w:sz="4" w:space="0" w:color="auto"/>
+              <w:left w:val="single" w:sz="4" w:space="0" w:color="auto"/>
+              <w:bottom w:val="single" w:sz="4" w:space="0" w:color="auto"/>
+              <w:right w:val="single" w:sz="4" w:space="0" w:color="auto"/>
+            </w:tcBorders>
           </w:tcPr>
           <w:p>
             <w:pPr>
@@ -8577,12 +11332,18 @@
       </w:tr>
       <w:tr>
         <w:trPr>
-          <w:trHeight w:val="320" w:hRule="atLeast"/>
           <w:cantSplit/>
+          <w:trHeight w:val="58"/>
         </w:trPr>
         <w:tc>
           <w:tcPr>
             <w:tcW w:w="1165" w:type="dxa"/>
+            <w:tcBorders>
+              <w:top w:val="single" w:sz="4" w:space="0" w:color="auto"/>
+              <w:left w:val="single" w:sz="4" w:space="0" w:color="auto"/>
+              <w:bottom w:val="single" w:sz="4" w:space="0" w:color="auto"/>
+              <w:right w:val="single" w:sz="4" w:space="0" w:color="auto"/>
+            </w:tcBorders>
           </w:tcPr>
           <w:p>
             <w:pPr>
@@ -8596,6 +11357,13 @@
         <w:tc>
           <w:tcPr>
             <w:tcW w:w="2765" w:type="dxa"/>
+            <w:tcBorders>
+              <w:top w:val="single" w:sz="4" w:space="0" w:color="auto"/>
+              <w:left w:val="single" w:sz="4" w:space="0" w:color="auto"/>
+              <w:bottom w:val="single" w:sz="4" w:space="0" w:color="auto"/>
+              <w:right w:val="single" w:sz="4" w:space="0" w:color="auto"/>
+            </w:tcBorders>
+            <w:hideMark/>
           </w:tcPr>
           <w:p>
             <w:pPr>
@@ -8619,6 +11387,12 @@
         <w:tc>
           <w:tcPr>
             <w:tcW w:w="565" w:type="dxa"/>
+            <w:tcBorders>
+              <w:top w:val="single" w:sz="4" w:space="0" w:color="auto"/>
+              <w:left w:val="single" w:sz="4" w:space="0" w:color="auto"/>
+              <w:bottom w:val="single" w:sz="4" w:space="0" w:color="auto"/>
+              <w:right w:val="single" w:sz="4" w:space="0" w:color="auto"/>
+            </w:tcBorders>
           </w:tcPr>
           <w:p>
             <w:pPr>
@@ -8634,6 +11408,12 @@
         <w:tc>
           <w:tcPr>
             <w:tcW w:w="630" w:type="dxa"/>
+            <w:tcBorders>
+              <w:top w:val="single" w:sz="4" w:space="0" w:color="auto"/>
+              <w:left w:val="single" w:sz="4" w:space="0" w:color="auto"/>
+              <w:bottom w:val="single" w:sz="4" w:space="0" w:color="auto"/>
+              <w:right w:val="single" w:sz="4" w:space="0" w:color="auto"/>
+            </w:tcBorders>
           </w:tcPr>
           <w:p>
             <w:pPr>
@@ -8647,6 +11427,12 @@
         <w:tc>
           <w:tcPr>
             <w:tcW w:w="2390" w:type="dxa"/>
+            <w:tcBorders>
+              <w:top w:val="single" w:sz="4" w:space="0" w:color="auto"/>
+              <w:left w:val="single" w:sz="4" w:space="0" w:color="auto"/>
+              <w:bottom w:val="single" w:sz="4" w:space="0" w:color="auto"/>
+              <w:right w:val="single" w:sz="4" w:space="0" w:color="auto"/>
+            </w:tcBorders>
           </w:tcPr>
           <w:p>
             <w:pPr>
@@ -8660,6 +11446,12 @@
         <w:tc>
           <w:tcPr>
             <w:tcW w:w="1504" w:type="dxa"/>
+            <w:tcBorders>
+              <w:top w:val="single" w:sz="4" w:space="0" w:color="auto"/>
+              <w:left w:val="single" w:sz="4" w:space="0" w:color="auto"/>
+              <w:bottom w:val="single" w:sz="4" w:space="0" w:color="auto"/>
+              <w:right w:val="single" w:sz="4" w:space="0" w:color="auto"/>
+            </w:tcBorders>
           </w:tcPr>
           <w:p>
             <w:pPr>
@@ -8718,16 +11510,13 @@
       </w:pPr>
       <w:r>
         <w:rPr>
-          <w:b/>
           <w:noProof/>
-          <w:sz w:val="16"/>
-          <w:lang w:eastAsia="en-PH"/>
         </w:rPr>
         <w:lastRenderedPageBreak/>
         <mc:AlternateContent>
           <mc:Choice Requires="wps">
             <w:drawing>
-              <wp:anchor distT="0" distB="0" distL="114300" distR="114300" simplePos="0" relativeHeight="251667456" behindDoc="0" locked="0" layoutInCell="1" allowOverlap="1" wp14:anchorId="6C385FC1" wp14:editId="49BE6DF7">
+              <wp:anchor distT="0" distB="0" distL="114300" distR="114300" simplePos="0" relativeHeight="251668480" behindDoc="0" locked="0" layoutInCell="1" allowOverlap="1" wp14:anchorId="3A1243C4" wp14:editId="4E190D8F">
                 <wp:simplePos x="0" y="0"/>
                 <wp:positionH relativeFrom="column">
                   <wp:posOffset>6985</wp:posOffset>
@@ -8735,10 +11524,10 @@
                 <wp:positionV relativeFrom="paragraph">
                   <wp:posOffset>135890</wp:posOffset>
                 </wp:positionV>
-                <wp:extent cx="5726628" cy="0"/>
-                <wp:effectExtent l="0" t="0" r="26670" b="19050"/>
+                <wp:extent cx="5726430" cy="0"/>
+                <wp:effectExtent l="0" t="0" r="0" b="0"/>
                 <wp:wrapNone/>
-                <wp:docPr id="10" name="Straight Connector 10"/>
+                <wp:docPr id="12" name="Straight Connector 12"/>
                 <wp:cNvGraphicFramePr/>
                 <a:graphic xmlns:a="http://schemas.openxmlformats.org/drawingml/2006/main">
                   <a:graphicData uri="http://schemas.microsoft.com/office/word/2010/wordprocessingShape">
@@ -8747,7 +11536,7 @@
                       <wps:spPr>
                         <a:xfrm>
                           <a:off x="0" y="0"/>
-                          <a:ext cx="5726628" cy="0"/>
+                          <a:ext cx="5726430" cy="0"/>
                         </a:xfrm>
                         <a:prstGeom prst="line">
                           <a:avLst/>
@@ -8775,12 +11564,15 @@
                 <wp14:sizeRelH relativeFrom="margin">
                   <wp14:pctWidth>0</wp14:pctWidth>
                 </wp14:sizeRelH>
+                <wp14:sizeRelV relativeFrom="page">
+                  <wp14:pctHeight>0</wp14:pctHeight>
+                </wp14:sizeRelV>
               </wp:anchor>
             </w:drawing>
           </mc:Choice>
           <mc:Fallback>
             <w:pict>
-              <v:line w14:anchorId="6F4697DD" id="Straight Connector 10" o:spid="_x0000_s1026" style="position:absolute;z-index:251667456;visibility:visible;mso-wrap-style:square;mso-width-percent:0;mso-wrap-distance-left:9pt;mso-wrap-distance-top:0;mso-wrap-distance-right:9pt;mso-wrap-distance-bottom:0;mso-position-horizontal:absolute;mso-position-horizontal-relative:text;mso-position-vertical:absolute;mso-position-vertical-relative:text;mso-width-percent:0;mso-width-relative:margin" from=".55pt,10.7pt" to="451.45pt,10.7pt" o:gfxdata="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" strokecolor="black [3200]">
+              <v:line w14:anchorId="04DA5E1F" id="Straight Connector 12" o:spid="_x0000_s1026" style="position:absolute;z-index:251668480;visibility:visible;mso-wrap-style:square;mso-width-percent:0;mso-height-percent:0;mso-wrap-distance-left:9pt;mso-wrap-distance-top:0;mso-wrap-distance-right:9pt;mso-wrap-distance-bottom:0;mso-position-horizontal:absolute;mso-position-horizontal-relative:text;mso-position-vertical:absolute;mso-position-vertical-relative:text;mso-width-percent:0;mso-height-percent:0;mso-width-relative:margin;mso-height-relative:page" from=".55pt,10.7pt" to="451.45pt,10.7pt" o:gfxdata="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" strokecolor="black [3200]">
                 <v:stroke joinstyle="miter"/>
               </v:line>
             </w:pict>
@@ -8792,14 +11584,7 @@
           <w:b/>
           <w:sz w:val="20"/>
         </w:rPr>
-        <w:t>FOURTH</w:t>
-      </w:r>
-      <w:r>
-        <w:rPr>
-          <w:b/>
-          <w:sz w:val="20"/>
-        </w:rPr>
-        <w:t xml:space="preserve"> YEAR</w:t>
+        <w:t>FOURTH YEAR</w:t>
       </w:r>
     </w:p>
     <w:tbl>
@@ -8819,12 +11604,19 @@
       </w:tblGrid>
       <w:tr>
         <w:trPr>
-          <w:trHeight w:val="320" w:hRule="atLeast"/>
           <w:cantSplit/>
+          <w:trHeight w:val="58"/>
         </w:trPr>
         <w:tc>
           <w:tcPr>
             <w:tcW w:w="1165" w:type="dxa"/>
+            <w:tcBorders>
+              <w:top w:val="single" w:sz="4" w:space="0" w:color="auto"/>
+              <w:left w:val="single" w:sz="4" w:space="0" w:color="auto"/>
+              <w:bottom w:val="single" w:sz="4" w:space="0" w:color="auto"/>
+              <w:right w:val="single" w:sz="4" w:space="0" w:color="auto"/>
+            </w:tcBorders>
+            <w:hideMark/>
           </w:tcPr>
           <w:p>
             <w:pPr>
@@ -8849,6 +11641,13 @@
         <w:tc>
           <w:tcPr>
             <w:tcW w:w="2765" w:type="dxa"/>
+            <w:tcBorders>
+              <w:top w:val="single" w:sz="4" w:space="0" w:color="auto"/>
+              <w:left w:val="single" w:sz="4" w:space="0" w:color="auto"/>
+              <w:bottom w:val="single" w:sz="4" w:space="0" w:color="auto"/>
+              <w:right w:val="single" w:sz="4" w:space="0" w:color="auto"/>
+            </w:tcBorders>
+            <w:hideMark/>
           </w:tcPr>
           <w:p>
             <w:pPr>
@@ -8873,6 +11672,13 @@
         <w:tc>
           <w:tcPr>
             <w:tcW w:w="565" w:type="dxa"/>
+            <w:tcBorders>
+              <w:top w:val="single" w:sz="4" w:space="0" w:color="auto"/>
+              <w:left w:val="single" w:sz="4" w:space="0" w:color="auto"/>
+              <w:bottom w:val="single" w:sz="4" w:space="0" w:color="auto"/>
+              <w:right w:val="single" w:sz="4" w:space="0" w:color="auto"/>
+            </w:tcBorders>
+            <w:hideMark/>
           </w:tcPr>
           <w:p>
             <w:pPr>
@@ -8897,6 +11703,13 @@
         <w:tc>
           <w:tcPr>
             <w:tcW w:w="630" w:type="dxa"/>
+            <w:tcBorders>
+              <w:top w:val="single" w:sz="4" w:space="0" w:color="auto"/>
+              <w:left w:val="single" w:sz="4" w:space="0" w:color="auto"/>
+              <w:bottom w:val="single" w:sz="4" w:space="0" w:color="auto"/>
+              <w:right w:val="single" w:sz="4" w:space="0" w:color="auto"/>
+            </w:tcBorders>
+            <w:hideMark/>
           </w:tcPr>
           <w:p>
             <w:pPr>
@@ -8921,6 +11734,13 @@
         <w:tc>
           <w:tcPr>
             <w:tcW w:w="2390" w:type="dxa"/>
+            <w:tcBorders>
+              <w:top w:val="single" w:sz="4" w:space="0" w:color="auto"/>
+              <w:left w:val="single" w:sz="4" w:space="0" w:color="auto"/>
+              <w:bottom w:val="single" w:sz="4" w:space="0" w:color="auto"/>
+              <w:right w:val="single" w:sz="4" w:space="0" w:color="auto"/>
+            </w:tcBorders>
+            <w:hideMark/>
           </w:tcPr>
           <w:p>
             <w:pPr>
@@ -8945,6 +11765,13 @@
         <w:tc>
           <w:tcPr>
             <w:tcW w:w="1504" w:type="dxa"/>
+            <w:tcBorders>
+              <w:top w:val="single" w:sz="4" w:space="0" w:color="auto"/>
+              <w:left w:val="single" w:sz="4" w:space="0" w:color="auto"/>
+              <w:bottom w:val="single" w:sz="4" w:space="0" w:color="auto"/>
+              <w:right w:val="single" w:sz="4" w:space="0" w:color="auto"/>
+            </w:tcBorders>
+            <w:hideMark/>
           </w:tcPr>
           <w:p>
             <w:pPr>
@@ -8969,12 +11796,18 @@
       </w:tr>
       <w:tr>
         <w:trPr>
-          <w:trHeight w:val="320" w:hRule="atLeast"/>
           <w:cantSplit/>
+          <w:trHeight w:val="58"/>
         </w:trPr>
         <w:tc>
           <w:tcPr>
             <w:tcW w:w="1165" w:type="dxa"/>
+            <w:tcBorders>
+              <w:top w:val="single" w:sz="4" w:space="0" w:color="auto"/>
+              <w:left w:val="single" w:sz="4" w:space="0" w:color="auto"/>
+              <w:bottom w:val="single" w:sz="4" w:space="0" w:color="auto"/>
+              <w:right w:val="single" w:sz="4" w:space="0" w:color="auto"/>
+            </w:tcBorders>
           </w:tcPr>
           <w:p>
             <w:pPr>
@@ -8989,6 +11822,12 @@
         <w:tc>
           <w:tcPr>
             <w:tcW w:w="2765" w:type="dxa"/>
+            <w:tcBorders>
+              <w:top w:val="single" w:sz="4" w:space="0" w:color="auto"/>
+              <w:left w:val="single" w:sz="4" w:space="0" w:color="auto"/>
+              <w:bottom w:val="single" w:sz="4" w:space="0" w:color="auto"/>
+              <w:right w:val="single" w:sz="4" w:space="0" w:color="auto"/>
+            </w:tcBorders>
           </w:tcPr>
           <w:p>
             <w:pPr>
@@ -9003,6 +11842,12 @@
         <w:tc>
           <w:tcPr>
             <w:tcW w:w="565" w:type="dxa"/>
+            <w:tcBorders>
+              <w:top w:val="single" w:sz="4" w:space="0" w:color="auto"/>
+              <w:left w:val="single" w:sz="4" w:space="0" w:color="auto"/>
+              <w:bottom w:val="single" w:sz="4" w:space="0" w:color="auto"/>
+              <w:right w:val="single" w:sz="4" w:space="0" w:color="auto"/>
+            </w:tcBorders>
           </w:tcPr>
           <w:p>
             <w:pPr>
@@ -9018,6 +11863,12 @@
         <w:tc>
           <w:tcPr>
             <w:tcW w:w="630" w:type="dxa"/>
+            <w:tcBorders>
+              <w:top w:val="single" w:sz="4" w:space="0" w:color="auto"/>
+              <w:left w:val="single" w:sz="4" w:space="0" w:color="auto"/>
+              <w:bottom w:val="single" w:sz="4" w:space="0" w:color="auto"/>
+              <w:right w:val="single" w:sz="4" w:space="0" w:color="auto"/>
+            </w:tcBorders>
           </w:tcPr>
           <w:p>
             <w:pPr>
@@ -9032,6 +11883,12 @@
         <w:tc>
           <w:tcPr>
             <w:tcW w:w="2390" w:type="dxa"/>
+            <w:tcBorders>
+              <w:top w:val="single" w:sz="4" w:space="0" w:color="auto"/>
+              <w:left w:val="single" w:sz="4" w:space="0" w:color="auto"/>
+              <w:bottom w:val="single" w:sz="4" w:space="0" w:color="auto"/>
+              <w:right w:val="single" w:sz="4" w:space="0" w:color="auto"/>
+            </w:tcBorders>
           </w:tcPr>
           <w:p>
             <w:pPr>
@@ -9046,6 +11903,12 @@
         <w:tc>
           <w:tcPr>
             <w:tcW w:w="1504" w:type="dxa"/>
+            <w:tcBorders>
+              <w:top w:val="single" w:sz="4" w:space="0" w:color="auto"/>
+              <w:left w:val="single" w:sz="4" w:space="0" w:color="auto"/>
+              <w:bottom w:val="single" w:sz="4" w:space="0" w:color="auto"/>
+              <w:right w:val="single" w:sz="4" w:space="0" w:color="auto"/>
+            </w:tcBorders>
           </w:tcPr>
           <w:p>
             <w:pPr>
@@ -9060,12 +11923,18 @@
       </w:tr>
       <w:tr>
         <w:trPr>
-          <w:trHeight w:val="320" w:hRule="atLeast"/>
           <w:cantSplit/>
+          <w:trHeight w:val="58"/>
         </w:trPr>
         <w:tc>
           <w:tcPr>
             <w:tcW w:w="1165" w:type="dxa"/>
+            <w:tcBorders>
+              <w:top w:val="single" w:sz="4" w:space="0" w:color="auto"/>
+              <w:left w:val="single" w:sz="4" w:space="0" w:color="auto"/>
+              <w:bottom w:val="single" w:sz="4" w:space="0" w:color="auto"/>
+              <w:right w:val="single" w:sz="4" w:space="0" w:color="auto"/>
+            </w:tcBorders>
           </w:tcPr>
           <w:p>
             <w:pPr>
@@ -9080,6 +11949,12 @@
         <w:tc>
           <w:tcPr>
             <w:tcW w:w="2765" w:type="dxa"/>
+            <w:tcBorders>
+              <w:top w:val="single" w:sz="4" w:space="0" w:color="auto"/>
+              <w:left w:val="single" w:sz="4" w:space="0" w:color="auto"/>
+              <w:bottom w:val="single" w:sz="4" w:space="0" w:color="auto"/>
+              <w:right w:val="single" w:sz="4" w:space="0" w:color="auto"/>
+            </w:tcBorders>
           </w:tcPr>
           <w:p>
             <w:pPr>
@@ -9094,6 +11969,12 @@
         <w:tc>
           <w:tcPr>
             <w:tcW w:w="565" w:type="dxa"/>
+            <w:tcBorders>
+              <w:top w:val="single" w:sz="4" w:space="0" w:color="auto"/>
+              <w:left w:val="single" w:sz="4" w:space="0" w:color="auto"/>
+              <w:bottom w:val="single" w:sz="4" w:space="0" w:color="auto"/>
+              <w:right w:val="single" w:sz="4" w:space="0" w:color="auto"/>
+            </w:tcBorders>
           </w:tcPr>
           <w:p>
             <w:pPr>
@@ -9109,6 +11990,12 @@
         <w:tc>
           <w:tcPr>
             <w:tcW w:w="630" w:type="dxa"/>
+            <w:tcBorders>
+              <w:top w:val="single" w:sz="4" w:space="0" w:color="auto"/>
+              <w:left w:val="single" w:sz="4" w:space="0" w:color="auto"/>
+              <w:bottom w:val="single" w:sz="4" w:space="0" w:color="auto"/>
+              <w:right w:val="single" w:sz="4" w:space="0" w:color="auto"/>
+            </w:tcBorders>
           </w:tcPr>
           <w:p>
             <w:pPr>
@@ -9123,6 +12010,12 @@
         <w:tc>
           <w:tcPr>
             <w:tcW w:w="2390" w:type="dxa"/>
+            <w:tcBorders>
+              <w:top w:val="single" w:sz="4" w:space="0" w:color="auto"/>
+              <w:left w:val="single" w:sz="4" w:space="0" w:color="auto"/>
+              <w:bottom w:val="single" w:sz="4" w:space="0" w:color="auto"/>
+              <w:right w:val="single" w:sz="4" w:space="0" w:color="auto"/>
+            </w:tcBorders>
           </w:tcPr>
           <w:p>
             <w:pPr>
@@ -9137,6 +12030,12 @@
         <w:tc>
           <w:tcPr>
             <w:tcW w:w="1504" w:type="dxa"/>
+            <w:tcBorders>
+              <w:top w:val="single" w:sz="4" w:space="0" w:color="auto"/>
+              <w:left w:val="single" w:sz="4" w:space="0" w:color="auto"/>
+              <w:bottom w:val="single" w:sz="4" w:space="0" w:color="auto"/>
+              <w:right w:val="single" w:sz="4" w:space="0" w:color="auto"/>
+            </w:tcBorders>
           </w:tcPr>
           <w:p>
             <w:pPr>
@@ -9151,12 +12050,18 @@
       </w:tr>
       <w:tr>
         <w:trPr>
-          <w:trHeight w:val="320" w:hRule="atLeast"/>
           <w:cantSplit/>
+          <w:trHeight w:val="58"/>
         </w:trPr>
         <w:tc>
           <w:tcPr>
             <w:tcW w:w="1165" w:type="dxa"/>
+            <w:tcBorders>
+              <w:top w:val="single" w:sz="4" w:space="0" w:color="auto"/>
+              <w:left w:val="single" w:sz="4" w:space="0" w:color="auto"/>
+              <w:bottom w:val="single" w:sz="4" w:space="0" w:color="auto"/>
+              <w:right w:val="single" w:sz="4" w:space="0" w:color="auto"/>
+            </w:tcBorders>
           </w:tcPr>
           <w:p>
             <w:pPr>
@@ -9171,6 +12076,12 @@
         <w:tc>
           <w:tcPr>
             <w:tcW w:w="2765" w:type="dxa"/>
+            <w:tcBorders>
+              <w:top w:val="single" w:sz="4" w:space="0" w:color="auto"/>
+              <w:left w:val="single" w:sz="4" w:space="0" w:color="auto"/>
+              <w:bottom w:val="single" w:sz="4" w:space="0" w:color="auto"/>
+              <w:right w:val="single" w:sz="4" w:space="0" w:color="auto"/>
+            </w:tcBorders>
           </w:tcPr>
           <w:p>
             <w:pPr>
@@ -9185,6 +12096,12 @@
         <w:tc>
           <w:tcPr>
             <w:tcW w:w="565" w:type="dxa"/>
+            <w:tcBorders>
+              <w:top w:val="single" w:sz="4" w:space="0" w:color="auto"/>
+              <w:left w:val="single" w:sz="4" w:space="0" w:color="auto"/>
+              <w:bottom w:val="single" w:sz="4" w:space="0" w:color="auto"/>
+              <w:right w:val="single" w:sz="4" w:space="0" w:color="auto"/>
+            </w:tcBorders>
           </w:tcPr>
           <w:p>
             <w:pPr>
@@ -9200,6 +12117,12 @@
         <w:tc>
           <w:tcPr>
             <w:tcW w:w="630" w:type="dxa"/>
+            <w:tcBorders>
+              <w:top w:val="single" w:sz="4" w:space="0" w:color="auto"/>
+              <w:left w:val="single" w:sz="4" w:space="0" w:color="auto"/>
+              <w:bottom w:val="single" w:sz="4" w:space="0" w:color="auto"/>
+              <w:right w:val="single" w:sz="4" w:space="0" w:color="auto"/>
+            </w:tcBorders>
           </w:tcPr>
           <w:p>
             <w:pPr>
@@ -9214,6 +12137,12 @@
         <w:tc>
           <w:tcPr>
             <w:tcW w:w="2390" w:type="dxa"/>
+            <w:tcBorders>
+              <w:top w:val="single" w:sz="4" w:space="0" w:color="auto"/>
+              <w:left w:val="single" w:sz="4" w:space="0" w:color="auto"/>
+              <w:bottom w:val="single" w:sz="4" w:space="0" w:color="auto"/>
+              <w:right w:val="single" w:sz="4" w:space="0" w:color="auto"/>
+            </w:tcBorders>
           </w:tcPr>
           <w:p>
             <w:pPr>
@@ -9228,6 +12157,12 @@
         <w:tc>
           <w:tcPr>
             <w:tcW w:w="1504" w:type="dxa"/>
+            <w:tcBorders>
+              <w:top w:val="single" w:sz="4" w:space="0" w:color="auto"/>
+              <w:left w:val="single" w:sz="4" w:space="0" w:color="auto"/>
+              <w:bottom w:val="single" w:sz="4" w:space="0" w:color="auto"/>
+              <w:right w:val="single" w:sz="4" w:space="0" w:color="auto"/>
+            </w:tcBorders>
           </w:tcPr>
           <w:p>
             <w:pPr>
@@ -9242,12 +12177,18 @@
       </w:tr>
       <w:tr>
         <w:trPr>
-          <w:trHeight w:val="320" w:hRule="atLeast"/>
           <w:cantSplit/>
+          <w:trHeight w:val="58"/>
         </w:trPr>
         <w:tc>
           <w:tcPr>
             <w:tcW w:w="1165" w:type="dxa"/>
+            <w:tcBorders>
+              <w:top w:val="single" w:sz="4" w:space="0" w:color="auto"/>
+              <w:left w:val="single" w:sz="4" w:space="0" w:color="auto"/>
+              <w:bottom w:val="single" w:sz="4" w:space="0" w:color="auto"/>
+              <w:right w:val="single" w:sz="4" w:space="0" w:color="auto"/>
+            </w:tcBorders>
           </w:tcPr>
           <w:p>
             <w:pPr>
@@ -9261,6 +12202,13 @@
         <w:tc>
           <w:tcPr>
             <w:tcW w:w="2765" w:type="dxa"/>
+            <w:tcBorders>
+              <w:top w:val="single" w:sz="4" w:space="0" w:color="auto"/>
+              <w:left w:val="single" w:sz="4" w:space="0" w:color="auto"/>
+              <w:bottom w:val="single" w:sz="4" w:space="0" w:color="auto"/>
+              <w:right w:val="single" w:sz="4" w:space="0" w:color="auto"/>
+            </w:tcBorders>
+            <w:hideMark/>
           </w:tcPr>
           <w:p>
             <w:pPr>
@@ -9284,6 +12232,12 @@
         <w:tc>
           <w:tcPr>
             <w:tcW w:w="565" w:type="dxa"/>
+            <w:tcBorders>
+              <w:top w:val="single" w:sz="4" w:space="0" w:color="auto"/>
+              <w:left w:val="single" w:sz="4" w:space="0" w:color="auto"/>
+              <w:bottom w:val="single" w:sz="4" w:space="0" w:color="auto"/>
+              <w:right w:val="single" w:sz="4" w:space="0" w:color="auto"/>
+            </w:tcBorders>
           </w:tcPr>
           <w:p>
             <w:pPr>
@@ -9299,6 +12253,12 @@
         <w:tc>
           <w:tcPr>
             <w:tcW w:w="630" w:type="dxa"/>
+            <w:tcBorders>
+              <w:top w:val="single" w:sz="4" w:space="0" w:color="auto"/>
+              <w:left w:val="single" w:sz="4" w:space="0" w:color="auto"/>
+              <w:bottom w:val="single" w:sz="4" w:space="0" w:color="auto"/>
+              <w:right w:val="single" w:sz="4" w:space="0" w:color="auto"/>
+            </w:tcBorders>
           </w:tcPr>
           <w:p>
             <w:pPr>
@@ -9312,6 +12272,12 @@
         <w:tc>
           <w:tcPr>
             <w:tcW w:w="2390" w:type="dxa"/>
+            <w:tcBorders>
+              <w:top w:val="single" w:sz="4" w:space="0" w:color="auto"/>
+              <w:left w:val="single" w:sz="4" w:space="0" w:color="auto"/>
+              <w:bottom w:val="single" w:sz="4" w:space="0" w:color="auto"/>
+              <w:right w:val="single" w:sz="4" w:space="0" w:color="auto"/>
+            </w:tcBorders>
           </w:tcPr>
           <w:p>
             <w:pPr>
@@ -9325,6 +12291,12 @@
         <w:tc>
           <w:tcPr>
             <w:tcW w:w="1504" w:type="dxa"/>
+            <w:tcBorders>
+              <w:top w:val="single" w:sz="4" w:space="0" w:color="auto"/>
+              <w:left w:val="single" w:sz="4" w:space="0" w:color="auto"/>
+              <w:bottom w:val="single" w:sz="4" w:space="0" w:color="auto"/>
+              <w:right w:val="single" w:sz="4" w:space="0" w:color="auto"/>
+            </w:tcBorders>
           </w:tcPr>
           <w:p>
             <w:pPr>
@@ -9374,26 +12346,23 @@
       </w:pPr>
       <w:r>
         <w:rPr>
-          <w:b/>
           <w:noProof/>
-          <w:sz w:val="16"/>
-          <w:lang w:eastAsia="en-PH"/>
         </w:rPr>
         <mc:AlternateContent>
           <mc:Choice Requires="wps">
             <w:drawing>
-              <wp:anchor distT="0" distB="0" distL="114300" distR="114300" simplePos="0" relativeHeight="251668480" behindDoc="0" locked="0" layoutInCell="1" allowOverlap="1" wp14:anchorId="298D8A81" wp14:editId="36072E50">
+              <wp:anchor distT="0" distB="0" distL="114300" distR="114300" simplePos="0" relativeHeight="251669504" behindDoc="0" locked="0" layoutInCell="1" allowOverlap="1" wp14:anchorId="69BE810E" wp14:editId="280A6EA9">
                 <wp:simplePos x="0" y="0"/>
                 <wp:positionH relativeFrom="column">
-                  <wp:posOffset>2337</wp:posOffset>
+                  <wp:posOffset>2540</wp:posOffset>
                 </wp:positionH>
                 <wp:positionV relativeFrom="paragraph">
-                  <wp:posOffset>129108</wp:posOffset>
+                  <wp:posOffset>128905</wp:posOffset>
                 </wp:positionV>
-                <wp:extent cx="5726628" cy="0"/>
-                <wp:effectExtent l="0" t="0" r="26670" b="19050"/>
+                <wp:extent cx="5726430" cy="0"/>
+                <wp:effectExtent l="0" t="0" r="0" b="0"/>
                 <wp:wrapNone/>
-                <wp:docPr id="11" name="Straight Connector 11"/>
+                <wp:docPr id="8" name="Straight Connector 8"/>
                 <wp:cNvGraphicFramePr/>
                 <a:graphic xmlns:a="http://schemas.openxmlformats.org/drawingml/2006/main">
                   <a:graphicData uri="http://schemas.microsoft.com/office/word/2010/wordprocessingShape">
@@ -9402,7 +12371,7 @@
                       <wps:spPr>
                         <a:xfrm>
                           <a:off x="0" y="0"/>
-                          <a:ext cx="5726628" cy="0"/>
+                          <a:ext cx="5726430" cy="0"/>
                         </a:xfrm>
                         <a:prstGeom prst="line">
                           <a:avLst/>
@@ -9430,12 +12399,15 @@
                 <wp14:sizeRelH relativeFrom="margin">
                   <wp14:pctWidth>0</wp14:pctWidth>
                 </wp14:sizeRelH>
+                <wp14:sizeRelV relativeFrom="page">
+                  <wp14:pctHeight>0</wp14:pctHeight>
+                </wp14:sizeRelV>
               </wp:anchor>
             </w:drawing>
           </mc:Choice>
           <mc:Fallback>
             <w:pict>
-              <v:line w14:anchorId="652B4A8B" id="Straight Connector 11" o:spid="_x0000_s1026" style="position:absolute;z-index:251668480;visibility:visible;mso-wrap-style:square;mso-width-percent:0;mso-wrap-distance-left:9pt;mso-wrap-distance-top:0;mso-wrap-distance-right:9pt;mso-wrap-distance-bottom:0;mso-position-horizontal:absolute;mso-position-horizontal-relative:text;mso-position-vertical:absolute;mso-position-vertical-relative:text;mso-width-percent:0;mso-width-relative:margin" from=".2pt,10.15pt" to="451.1pt,10.15pt" o:gfxdata="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" strokecolor="black [3200]">
+              <v:line w14:anchorId="0B265EBD" id="Straight Connector 8" o:spid="_x0000_s1026" style="position:absolute;z-index:251669504;visibility:visible;mso-wrap-style:square;mso-width-percent:0;mso-height-percent:0;mso-wrap-distance-left:9pt;mso-wrap-distance-top:0;mso-wrap-distance-right:9pt;mso-wrap-distance-bottom:0;mso-position-horizontal:absolute;mso-position-horizontal-relative:text;mso-position-vertical:absolute;mso-position-vertical-relative:text;mso-width-percent:0;mso-height-percent:0;mso-width-relative:margin;mso-height-relative:page" from=".2pt,10.15pt" to="451.1pt,10.15pt" o:gfxdata="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" strokecolor="black [3200]">
                 <v:stroke joinstyle="miter"/>
               </v:line>
             </w:pict>
@@ -9460,12 +12432,19 @@
       </w:tblGrid>
       <w:tr>
         <w:trPr>
-          <w:trHeight w:val="320" w:hRule="atLeast"/>
           <w:cantSplit/>
+          <w:trHeight w:val="58"/>
         </w:trPr>
         <w:tc>
           <w:tcPr>
             <w:tcW w:w="1165" w:type="dxa"/>
+            <w:tcBorders>
+              <w:top w:val="single" w:sz="4" w:space="0" w:color="auto"/>
+              <w:left w:val="single" w:sz="4" w:space="0" w:color="auto"/>
+              <w:bottom w:val="single" w:sz="4" w:space="0" w:color="auto"/>
+              <w:right w:val="single" w:sz="4" w:space="0" w:color="auto"/>
+            </w:tcBorders>
+            <w:hideMark/>
           </w:tcPr>
           <w:p>
             <w:pPr>
@@ -9490,6 +12469,13 @@
         <w:tc>
           <w:tcPr>
             <w:tcW w:w="2765" w:type="dxa"/>
+            <w:tcBorders>
+              <w:top w:val="single" w:sz="4" w:space="0" w:color="auto"/>
+              <w:left w:val="single" w:sz="4" w:space="0" w:color="auto"/>
+              <w:bottom w:val="single" w:sz="4" w:space="0" w:color="auto"/>
+              <w:right w:val="single" w:sz="4" w:space="0" w:color="auto"/>
+            </w:tcBorders>
+            <w:hideMark/>
           </w:tcPr>
           <w:p>
             <w:pPr>
@@ -9514,6 +12500,13 @@
         <w:tc>
           <w:tcPr>
             <w:tcW w:w="565" w:type="dxa"/>
+            <w:tcBorders>
+              <w:top w:val="single" w:sz="4" w:space="0" w:color="auto"/>
+              <w:left w:val="single" w:sz="4" w:space="0" w:color="auto"/>
+              <w:bottom w:val="single" w:sz="4" w:space="0" w:color="auto"/>
+              <w:right w:val="single" w:sz="4" w:space="0" w:color="auto"/>
+            </w:tcBorders>
+            <w:hideMark/>
           </w:tcPr>
           <w:p>
             <w:pPr>
@@ -9538,6 +12531,13 @@
         <w:tc>
           <w:tcPr>
             <w:tcW w:w="630" w:type="dxa"/>
+            <w:tcBorders>
+              <w:top w:val="single" w:sz="4" w:space="0" w:color="auto"/>
+              <w:left w:val="single" w:sz="4" w:space="0" w:color="auto"/>
+              <w:bottom w:val="single" w:sz="4" w:space="0" w:color="auto"/>
+              <w:right w:val="single" w:sz="4" w:space="0" w:color="auto"/>
+            </w:tcBorders>
+            <w:hideMark/>
           </w:tcPr>
           <w:p>
             <w:pPr>
@@ -9562,6 +12562,13 @@
         <w:tc>
           <w:tcPr>
             <w:tcW w:w="2390" w:type="dxa"/>
+            <w:tcBorders>
+              <w:top w:val="single" w:sz="4" w:space="0" w:color="auto"/>
+              <w:left w:val="single" w:sz="4" w:space="0" w:color="auto"/>
+              <w:bottom w:val="single" w:sz="4" w:space="0" w:color="auto"/>
+              <w:right w:val="single" w:sz="4" w:space="0" w:color="auto"/>
+            </w:tcBorders>
+            <w:hideMark/>
           </w:tcPr>
           <w:p>
             <w:pPr>
@@ -9586,6 +12593,13 @@
         <w:tc>
           <w:tcPr>
             <w:tcW w:w="1504" w:type="dxa"/>
+            <w:tcBorders>
+              <w:top w:val="single" w:sz="4" w:space="0" w:color="auto"/>
+              <w:left w:val="single" w:sz="4" w:space="0" w:color="auto"/>
+              <w:bottom w:val="single" w:sz="4" w:space="0" w:color="auto"/>
+              <w:right w:val="single" w:sz="4" w:space="0" w:color="auto"/>
+            </w:tcBorders>
+            <w:hideMark/>
           </w:tcPr>
           <w:p>
             <w:pPr>
@@ -9610,12 +12624,18 @@
       </w:tr>
       <w:tr>
         <w:trPr>
-          <w:trHeight w:val="320" w:hRule="atLeast"/>
           <w:cantSplit/>
+          <w:trHeight w:val="58"/>
         </w:trPr>
         <w:tc>
           <w:tcPr>
             <w:tcW w:w="1165" w:type="dxa"/>
+            <w:tcBorders>
+              <w:top w:val="single" w:sz="4" w:space="0" w:color="auto"/>
+              <w:left w:val="single" w:sz="4" w:space="0" w:color="auto"/>
+              <w:bottom w:val="single" w:sz="4" w:space="0" w:color="auto"/>
+              <w:right w:val="single" w:sz="4" w:space="0" w:color="auto"/>
+            </w:tcBorders>
           </w:tcPr>
           <w:p>
             <w:pPr>
@@ -9630,6 +12650,12 @@
         <w:tc>
           <w:tcPr>
             <w:tcW w:w="2765" w:type="dxa"/>
+            <w:tcBorders>
+              <w:top w:val="single" w:sz="4" w:space="0" w:color="auto"/>
+              <w:left w:val="single" w:sz="4" w:space="0" w:color="auto"/>
+              <w:bottom w:val="single" w:sz="4" w:space="0" w:color="auto"/>
+              <w:right w:val="single" w:sz="4" w:space="0" w:color="auto"/>
+            </w:tcBorders>
           </w:tcPr>
           <w:p>
             <w:pPr>
@@ -9644,6 +12670,12 @@
         <w:tc>
           <w:tcPr>
             <w:tcW w:w="565" w:type="dxa"/>
+            <w:tcBorders>
+              <w:top w:val="single" w:sz="4" w:space="0" w:color="auto"/>
+              <w:left w:val="single" w:sz="4" w:space="0" w:color="auto"/>
+              <w:bottom w:val="single" w:sz="4" w:space="0" w:color="auto"/>
+              <w:right w:val="single" w:sz="4" w:space="0" w:color="auto"/>
+            </w:tcBorders>
           </w:tcPr>
           <w:p>
             <w:pPr>
@@ -9659,6 +12691,12 @@
         <w:tc>
           <w:tcPr>
             <w:tcW w:w="630" w:type="dxa"/>
+            <w:tcBorders>
+              <w:top w:val="single" w:sz="4" w:space="0" w:color="auto"/>
+              <w:left w:val="single" w:sz="4" w:space="0" w:color="auto"/>
+              <w:bottom w:val="single" w:sz="4" w:space="0" w:color="auto"/>
+              <w:right w:val="single" w:sz="4" w:space="0" w:color="auto"/>
+            </w:tcBorders>
           </w:tcPr>
           <w:p>
             <w:pPr>
@@ -9673,6 +12711,12 @@
         <w:tc>
           <w:tcPr>
             <w:tcW w:w="2390" w:type="dxa"/>
+            <w:tcBorders>
+              <w:top w:val="single" w:sz="4" w:space="0" w:color="auto"/>
+              <w:left w:val="single" w:sz="4" w:space="0" w:color="auto"/>
+              <w:bottom w:val="single" w:sz="4" w:space="0" w:color="auto"/>
+              <w:right w:val="single" w:sz="4" w:space="0" w:color="auto"/>
+            </w:tcBorders>
           </w:tcPr>
           <w:p>
             <w:pPr>
@@ -9687,6 +12731,12 @@
         <w:tc>
           <w:tcPr>
             <w:tcW w:w="1504" w:type="dxa"/>
+            <w:tcBorders>
+              <w:top w:val="single" w:sz="4" w:space="0" w:color="auto"/>
+              <w:left w:val="single" w:sz="4" w:space="0" w:color="auto"/>
+              <w:bottom w:val="single" w:sz="4" w:space="0" w:color="auto"/>
+              <w:right w:val="single" w:sz="4" w:space="0" w:color="auto"/>
+            </w:tcBorders>
           </w:tcPr>
           <w:p>
             <w:pPr>
@@ -9701,12 +12751,18 @@
       </w:tr>
       <w:tr>
         <w:trPr>
-          <w:trHeight w:val="320" w:hRule="atLeast"/>
           <w:cantSplit/>
+          <w:trHeight w:val="58"/>
         </w:trPr>
         <w:tc>
           <w:tcPr>
             <w:tcW w:w="1165" w:type="dxa"/>
+            <w:tcBorders>
+              <w:top w:val="single" w:sz="4" w:space="0" w:color="auto"/>
+              <w:left w:val="single" w:sz="4" w:space="0" w:color="auto"/>
+              <w:bottom w:val="single" w:sz="4" w:space="0" w:color="auto"/>
+              <w:right w:val="single" w:sz="4" w:space="0" w:color="auto"/>
+            </w:tcBorders>
           </w:tcPr>
           <w:p>
             <w:pPr>
@@ -9721,6 +12777,12 @@
         <w:tc>
           <w:tcPr>
             <w:tcW w:w="2765" w:type="dxa"/>
+            <w:tcBorders>
+              <w:top w:val="single" w:sz="4" w:space="0" w:color="auto"/>
+              <w:left w:val="single" w:sz="4" w:space="0" w:color="auto"/>
+              <w:bottom w:val="single" w:sz="4" w:space="0" w:color="auto"/>
+              <w:right w:val="single" w:sz="4" w:space="0" w:color="auto"/>
+            </w:tcBorders>
           </w:tcPr>
           <w:p>
             <w:pPr>
@@ -9735,6 +12797,12 @@
         <w:tc>
           <w:tcPr>
             <w:tcW w:w="565" w:type="dxa"/>
+            <w:tcBorders>
+              <w:top w:val="single" w:sz="4" w:space="0" w:color="auto"/>
+              <w:left w:val="single" w:sz="4" w:space="0" w:color="auto"/>
+              <w:bottom w:val="single" w:sz="4" w:space="0" w:color="auto"/>
+              <w:right w:val="single" w:sz="4" w:space="0" w:color="auto"/>
+            </w:tcBorders>
           </w:tcPr>
           <w:p>
             <w:pPr>
@@ -9750,6 +12818,12 @@
         <w:tc>
           <w:tcPr>
             <w:tcW w:w="630" w:type="dxa"/>
+            <w:tcBorders>
+              <w:top w:val="single" w:sz="4" w:space="0" w:color="auto"/>
+              <w:left w:val="single" w:sz="4" w:space="0" w:color="auto"/>
+              <w:bottom w:val="single" w:sz="4" w:space="0" w:color="auto"/>
+              <w:right w:val="single" w:sz="4" w:space="0" w:color="auto"/>
+            </w:tcBorders>
           </w:tcPr>
           <w:p>
             <w:pPr>
@@ -9764,6 +12838,12 @@
         <w:tc>
           <w:tcPr>
             <w:tcW w:w="2390" w:type="dxa"/>
+            <w:tcBorders>
+              <w:top w:val="single" w:sz="4" w:space="0" w:color="auto"/>
+              <w:left w:val="single" w:sz="4" w:space="0" w:color="auto"/>
+              <w:bottom w:val="single" w:sz="4" w:space="0" w:color="auto"/>
+              <w:right w:val="single" w:sz="4" w:space="0" w:color="auto"/>
+            </w:tcBorders>
           </w:tcPr>
           <w:p>
             <w:pPr>
@@ -9778,6 +12858,12 @@
         <w:tc>
           <w:tcPr>
             <w:tcW w:w="1504" w:type="dxa"/>
+            <w:tcBorders>
+              <w:top w:val="single" w:sz="4" w:space="0" w:color="auto"/>
+              <w:left w:val="single" w:sz="4" w:space="0" w:color="auto"/>
+              <w:bottom w:val="single" w:sz="4" w:space="0" w:color="auto"/>
+              <w:right w:val="single" w:sz="4" w:space="0" w:color="auto"/>
+            </w:tcBorders>
           </w:tcPr>
           <w:p>
             <w:pPr>
@@ -9792,12 +12878,18 @@
       </w:tr>
       <w:tr>
         <w:trPr>
-          <w:trHeight w:val="320" w:hRule="atLeast"/>
           <w:cantSplit/>
+          <w:trHeight w:val="58"/>
         </w:trPr>
         <w:tc>
           <w:tcPr>
             <w:tcW w:w="1165" w:type="dxa"/>
+            <w:tcBorders>
+              <w:top w:val="single" w:sz="4" w:space="0" w:color="auto"/>
+              <w:left w:val="single" w:sz="4" w:space="0" w:color="auto"/>
+              <w:bottom w:val="single" w:sz="4" w:space="0" w:color="auto"/>
+              <w:right w:val="single" w:sz="4" w:space="0" w:color="auto"/>
+            </w:tcBorders>
           </w:tcPr>
           <w:p>
             <w:pPr>
@@ -9812,6 +12904,12 @@
         <w:tc>
           <w:tcPr>
             <w:tcW w:w="2765" w:type="dxa"/>
+            <w:tcBorders>
+              <w:top w:val="single" w:sz="4" w:space="0" w:color="auto"/>
+              <w:left w:val="single" w:sz="4" w:space="0" w:color="auto"/>
+              <w:bottom w:val="single" w:sz="4" w:space="0" w:color="auto"/>
+              <w:right w:val="single" w:sz="4" w:space="0" w:color="auto"/>
+            </w:tcBorders>
           </w:tcPr>
           <w:p>
             <w:pPr>
@@ -9826,6 +12924,12 @@
         <w:tc>
           <w:tcPr>
             <w:tcW w:w="565" w:type="dxa"/>
+            <w:tcBorders>
+              <w:top w:val="single" w:sz="4" w:space="0" w:color="auto"/>
+              <w:left w:val="single" w:sz="4" w:space="0" w:color="auto"/>
+              <w:bottom w:val="single" w:sz="4" w:space="0" w:color="auto"/>
+              <w:right w:val="single" w:sz="4" w:space="0" w:color="auto"/>
+            </w:tcBorders>
           </w:tcPr>
           <w:p>
             <w:pPr>
@@ -9841,6 +12945,12 @@
         <w:tc>
           <w:tcPr>
             <w:tcW w:w="630" w:type="dxa"/>
+            <w:tcBorders>
+              <w:top w:val="single" w:sz="4" w:space="0" w:color="auto"/>
+              <w:left w:val="single" w:sz="4" w:space="0" w:color="auto"/>
+              <w:bottom w:val="single" w:sz="4" w:space="0" w:color="auto"/>
+              <w:right w:val="single" w:sz="4" w:space="0" w:color="auto"/>
+            </w:tcBorders>
           </w:tcPr>
           <w:p>
             <w:pPr>
@@ -9855,6 +12965,12 @@
         <w:tc>
           <w:tcPr>
             <w:tcW w:w="2390" w:type="dxa"/>
+            <w:tcBorders>
+              <w:top w:val="single" w:sz="4" w:space="0" w:color="auto"/>
+              <w:left w:val="single" w:sz="4" w:space="0" w:color="auto"/>
+              <w:bottom w:val="single" w:sz="4" w:space="0" w:color="auto"/>
+              <w:right w:val="single" w:sz="4" w:space="0" w:color="auto"/>
+            </w:tcBorders>
           </w:tcPr>
           <w:p>
             <w:pPr>
@@ -9869,6 +12985,12 @@
         <w:tc>
           <w:tcPr>
             <w:tcW w:w="1504" w:type="dxa"/>
+            <w:tcBorders>
+              <w:top w:val="single" w:sz="4" w:space="0" w:color="auto"/>
+              <w:left w:val="single" w:sz="4" w:space="0" w:color="auto"/>
+              <w:bottom w:val="single" w:sz="4" w:space="0" w:color="auto"/>
+              <w:right w:val="single" w:sz="4" w:space="0" w:color="auto"/>
+            </w:tcBorders>
           </w:tcPr>
           <w:p>
             <w:pPr>
@@ -9883,12 +13005,18 @@
       </w:tr>
       <w:tr>
         <w:trPr>
-          <w:trHeight w:val="320" w:hRule="atLeast"/>
           <w:cantSplit/>
+          <w:trHeight w:val="58"/>
         </w:trPr>
         <w:tc>
           <w:tcPr>
             <w:tcW w:w="1165" w:type="dxa"/>
+            <w:tcBorders>
+              <w:top w:val="single" w:sz="4" w:space="0" w:color="auto"/>
+              <w:left w:val="single" w:sz="4" w:space="0" w:color="auto"/>
+              <w:bottom w:val="single" w:sz="4" w:space="0" w:color="auto"/>
+              <w:right w:val="single" w:sz="4" w:space="0" w:color="auto"/>
+            </w:tcBorders>
           </w:tcPr>
           <w:p>
             <w:pPr>
@@ -9902,6 +13030,13 @@
         <w:tc>
           <w:tcPr>
             <w:tcW w:w="2765" w:type="dxa"/>
+            <w:tcBorders>
+              <w:top w:val="single" w:sz="4" w:space="0" w:color="auto"/>
+              <w:left w:val="single" w:sz="4" w:space="0" w:color="auto"/>
+              <w:bottom w:val="single" w:sz="4" w:space="0" w:color="auto"/>
+              <w:right w:val="single" w:sz="4" w:space="0" w:color="auto"/>
+            </w:tcBorders>
+            <w:hideMark/>
           </w:tcPr>
           <w:p>
             <w:pPr>
@@ -9925,6 +13060,12 @@
         <w:tc>
           <w:tcPr>
             <w:tcW w:w="565" w:type="dxa"/>
+            <w:tcBorders>
+              <w:top w:val="single" w:sz="4" w:space="0" w:color="auto"/>
+              <w:left w:val="single" w:sz="4" w:space="0" w:color="auto"/>
+              <w:bottom w:val="single" w:sz="4" w:space="0" w:color="auto"/>
+              <w:right w:val="single" w:sz="4" w:space="0" w:color="auto"/>
+            </w:tcBorders>
           </w:tcPr>
           <w:p>
             <w:pPr>
@@ -9940,6 +13081,12 @@
         <w:tc>
           <w:tcPr>
             <w:tcW w:w="630" w:type="dxa"/>
+            <w:tcBorders>
+              <w:top w:val="single" w:sz="4" w:space="0" w:color="auto"/>
+              <w:left w:val="single" w:sz="4" w:space="0" w:color="auto"/>
+              <w:bottom w:val="single" w:sz="4" w:space="0" w:color="auto"/>
+              <w:right w:val="single" w:sz="4" w:space="0" w:color="auto"/>
+            </w:tcBorders>
           </w:tcPr>
           <w:p>
             <w:pPr>
@@ -9953,6 +13100,12 @@
         <w:tc>
           <w:tcPr>
             <w:tcW w:w="2390" w:type="dxa"/>
+            <w:tcBorders>
+              <w:top w:val="single" w:sz="4" w:space="0" w:color="auto"/>
+              <w:left w:val="single" w:sz="4" w:space="0" w:color="auto"/>
+              <w:bottom w:val="single" w:sz="4" w:space="0" w:color="auto"/>
+              <w:right w:val="single" w:sz="4" w:space="0" w:color="auto"/>
+            </w:tcBorders>
           </w:tcPr>
           <w:p>
             <w:pPr>
@@ -9966,6 +13119,12 @@
         <w:tc>
           <w:tcPr>
             <w:tcW w:w="1504" w:type="dxa"/>
+            <w:tcBorders>
+              <w:top w:val="single" w:sz="4" w:space="0" w:color="auto"/>
+              <w:left w:val="single" w:sz="4" w:space="0" w:color="auto"/>
+              <w:bottom w:val="single" w:sz="4" w:space="0" w:color="auto"/>
+              <w:right w:val="single" w:sz="4" w:space="0" w:color="auto"/>
+            </w:tcBorders>
           </w:tcPr>
           <w:p>
             <w:pPr>

--- a/templates_docx/Appraisal_Sheet_BSCS.docx
+++ b/templates_docx/Appraisal_Sheet_BSCS.docx
@@ -2060,7 +2060,6 @@
     <w:tbl>
       <w:tblPr>
         <w:tblStyle w:val="TableGrid"/>
-        <w:tblpPr w:leftFromText="180" w:rightFromText="180" w:vertAnchor="text" w:horzAnchor="margin" w:tblpY="332"/>
         <w:tblW w:w="0" w:type="auto"/>
         <w:tblLook w:val="04A0" w:firstRow="1" w:lastRow="0" w:firstColumn="1" w:lastColumn="0" w:noHBand="0" w:noVBand="1"/>
       </w:tblPr>
@@ -3806,7 +3805,6 @@
     <w:tbl>
       <w:tblPr>
         <w:tblStyle w:val="TableGrid"/>
-        <w:tblpPr w:leftFromText="180" w:rightFromText="180" w:vertAnchor="text" w:horzAnchor="margin" w:tblpY="296"/>
         <w:tblW w:w="0" w:type="auto"/>
         <w:tblLook w:val="04A0" w:firstRow="1" w:lastRow="0" w:firstColumn="1" w:lastColumn="0" w:noHBand="0" w:noVBand="1"/>
       </w:tblPr>
@@ -5562,7 +5560,6 @@
     <w:tbl>
       <w:tblPr>
         <w:tblStyle w:val="TableGrid"/>
-        <w:tblpPr w:leftFromText="180" w:rightFromText="180" w:vertAnchor="text" w:horzAnchor="margin" w:tblpY="322"/>
         <w:tblW w:w="0" w:type="auto"/>
         <w:tblLook w:val="04A0" w:firstRow="1" w:lastRow="0" w:firstColumn="1" w:lastColumn="0" w:noHBand="0" w:noVBand="1"/>
       </w:tblPr>
@@ -7295,7 +7292,6 @@
     <w:tbl>
       <w:tblPr>
         <w:tblStyle w:val="TableGrid"/>
-        <w:tblpPr w:leftFromText="180" w:rightFromText="180" w:vertAnchor="text" w:horzAnchor="margin" w:tblpY="296"/>
         <w:tblW w:w="0" w:type="auto"/>
         <w:tblLook w:val="04A0" w:firstRow="1" w:lastRow="0" w:firstColumn="1" w:lastColumn="0" w:noHBand="0" w:noVBand="1"/>
       </w:tblPr>
@@ -9012,7 +9008,6 @@
     <w:tbl>
       <w:tblPr>
         <w:tblStyle w:val="TableGrid"/>
-        <w:tblpPr w:leftFromText="180" w:rightFromText="180" w:vertAnchor="text" w:horzAnchor="margin" w:tblpY="322"/>
         <w:tblW w:w="0" w:type="auto"/>
         <w:tblLook w:val="04A0" w:firstRow="1" w:lastRow="0" w:firstColumn="1" w:lastColumn="0" w:noHBand="0" w:noVBand="1"/>
       </w:tblPr>
@@ -10745,7 +10740,6 @@
     <w:tbl>
       <w:tblPr>
         <w:tblStyle w:val="TableGrid"/>
-        <w:tblpPr w:leftFromText="180" w:rightFromText="180" w:vertAnchor="text" w:horzAnchor="margin" w:tblpY="296"/>
         <w:tblW w:w="0" w:type="auto"/>
         <w:tblLook w:val="04A0" w:firstRow="1" w:lastRow="0" w:firstColumn="1" w:lastColumn="0" w:noHBand="0" w:noVBand="1"/>
       </w:tblPr>
@@ -11590,7 +11584,6 @@
     <w:tbl>
       <w:tblPr>
         <w:tblStyle w:val="TableGrid"/>
-        <w:tblpPr w:leftFromText="180" w:rightFromText="180" w:vertAnchor="text" w:horzAnchor="margin" w:tblpY="296"/>
         <w:tblW w:w="0" w:type="auto"/>
         <w:tblLook w:val="04A0" w:firstRow="1" w:lastRow="0" w:firstColumn="1" w:lastColumn="0" w:noHBand="0" w:noVBand="1"/>
       </w:tblPr>
@@ -12418,7 +12411,6 @@
     <w:tbl>
       <w:tblPr>
         <w:tblStyle w:val="TableGrid"/>
-        <w:tblpPr w:leftFromText="180" w:rightFromText="180" w:vertAnchor="text" w:horzAnchor="margin" w:tblpY="322"/>
         <w:tblW w:w="0" w:type="auto"/>
         <w:tblLook w:val="04A0" w:firstRow="1" w:lastRow="0" w:firstColumn="1" w:lastColumn="0" w:noHBand="0" w:noVBand="1"/>
       </w:tblPr>

--- a/templates_docx/Appraisal_Sheet_BSCS.docx
+++ b/templates_docx/Appraisal_Sheet_BSCS.docx
@@ -2060,6 +2060,7 @@
     <w:tbl>
       <w:tblPr>
         <w:tblStyle w:val="TableGrid"/>
+        <w:tblpPr w:leftFromText="180" w:rightFromText="180" w:vertAnchor="text" w:horzAnchor="margin" w:tblpY="332"/>
         <w:tblW w:w="0" w:type="auto"/>
         <w:tblLook w:val="04A0" w:firstRow="1" w:lastRow="0" w:firstColumn="1" w:lastColumn="0" w:noHBand="0" w:noVBand="1"/>
       </w:tblPr>
@@ -3805,6 +3806,7 @@
     <w:tbl>
       <w:tblPr>
         <w:tblStyle w:val="TableGrid"/>
+        <w:tblpPr w:leftFromText="180" w:rightFromText="180" w:vertAnchor="text" w:horzAnchor="margin" w:tblpY="296"/>
         <w:tblW w:w="0" w:type="auto"/>
         <w:tblLook w:val="04A0" w:firstRow="1" w:lastRow="0" w:firstColumn="1" w:lastColumn="0" w:noHBand="0" w:noVBand="1"/>
       </w:tblPr>
@@ -5560,6 +5562,7 @@
     <w:tbl>
       <w:tblPr>
         <w:tblStyle w:val="TableGrid"/>
+        <w:tblpPr w:leftFromText="180" w:rightFromText="180" w:vertAnchor="text" w:horzAnchor="margin" w:tblpY="322"/>
         <w:tblW w:w="0" w:type="auto"/>
         <w:tblLook w:val="04A0" w:firstRow="1" w:lastRow="0" w:firstColumn="1" w:lastColumn="0" w:noHBand="0" w:noVBand="1"/>
       </w:tblPr>
@@ -7292,6 +7295,7 @@
     <w:tbl>
       <w:tblPr>
         <w:tblStyle w:val="TableGrid"/>
+        <w:tblpPr w:leftFromText="180" w:rightFromText="180" w:vertAnchor="text" w:horzAnchor="margin" w:tblpY="296"/>
         <w:tblW w:w="0" w:type="auto"/>
         <w:tblLook w:val="04A0" w:firstRow="1" w:lastRow="0" w:firstColumn="1" w:lastColumn="0" w:noHBand="0" w:noVBand="1"/>
       </w:tblPr>
@@ -9008,6 +9012,7 @@
     <w:tbl>
       <w:tblPr>
         <w:tblStyle w:val="TableGrid"/>
+        <w:tblpPr w:leftFromText="180" w:rightFromText="180" w:vertAnchor="text" w:horzAnchor="margin" w:tblpY="322"/>
         <w:tblW w:w="0" w:type="auto"/>
         <w:tblLook w:val="04A0" w:firstRow="1" w:lastRow="0" w:firstColumn="1" w:lastColumn="0" w:noHBand="0" w:noVBand="1"/>
       </w:tblPr>
@@ -10740,6 +10745,7 @@
     <w:tbl>
       <w:tblPr>
         <w:tblStyle w:val="TableGrid"/>
+        <w:tblpPr w:leftFromText="180" w:rightFromText="180" w:vertAnchor="text" w:horzAnchor="margin" w:tblpY="296"/>
         <w:tblW w:w="0" w:type="auto"/>
         <w:tblLook w:val="04A0" w:firstRow="1" w:lastRow="0" w:firstColumn="1" w:lastColumn="0" w:noHBand="0" w:noVBand="1"/>
       </w:tblPr>
@@ -11584,6 +11590,7 @@
     <w:tbl>
       <w:tblPr>
         <w:tblStyle w:val="TableGrid"/>
+        <w:tblpPr w:leftFromText="180" w:rightFromText="180" w:vertAnchor="text" w:horzAnchor="margin" w:tblpY="296"/>
         <w:tblW w:w="0" w:type="auto"/>
         <w:tblLook w:val="04A0" w:firstRow="1" w:lastRow="0" w:firstColumn="1" w:lastColumn="0" w:noHBand="0" w:noVBand="1"/>
       </w:tblPr>
@@ -12411,6 +12418,7 @@
     <w:tbl>
       <w:tblPr>
         <w:tblStyle w:val="TableGrid"/>
+        <w:tblpPr w:leftFromText="180" w:rightFromText="180" w:vertAnchor="text" w:horzAnchor="margin" w:tblpY="322"/>
         <w:tblW w:w="0" w:type="auto"/>
         <w:tblLook w:val="04A0" w:firstRow="1" w:lastRow="0" w:firstColumn="1" w:lastColumn="0" w:noHBand="0" w:noVBand="1"/>
       </w:tblPr>
